--- a/DOC/Documentação.docx
+++ b/DOC/Documentação.docx
@@ -36,7 +36,7 @@
                     <pic:cNvPicPr preferRelativeResize="0"/>
                   </pic:nvPicPr>
                   <pic:blipFill>
-                    <a:blip r:embed="rId4"/>
+                    <a:blip r:embed="rId7"/>
                     <a:srcRect/>
                     <a:stretch>
                       <a:fillRect/>
@@ -148,157 +148,12 @@
           <w:sz w:val="28"/>
           <w:szCs w:val="28"/>
         </w:rPr>
-        <w:t>CURSO TÉCNICO EM DESENVOLVIMENTO DE SISTEMAS</w:t>
-      </w:r>
-    </w:p>
-    <w:p>
-      <w:pPr>
-        <w:spacing w:after="160"/>
-        <w:rPr>
-          <w:b/>
-          <w:bCs/>
-        </w:rPr>
-      </w:pPr>
-    </w:p>
-    <w:p>
-      <w:pPr>
-        <w:spacing w:after="160"/>
-        <w:rPr>
-          <w:b/>
-          <w:bCs/>
-        </w:rPr>
-      </w:pPr>
-    </w:p>
-    <w:p>
-      <w:pPr>
-        <w:spacing w:after="160"/>
-        <w:rPr>
-          <w:b/>
-          <w:bCs/>
-        </w:rPr>
-      </w:pPr>
-    </w:p>
-    <w:p>
-      <w:pPr>
-        <w:spacing w:after="160"/>
-        <w:rPr>
-          <w:b/>
-          <w:bCs/>
-        </w:rPr>
-      </w:pPr>
-    </w:p>
-    <w:p>
-      <w:pPr>
-        <w:jc w:val="center"/>
-        <w:rPr>
-          <w:sz w:val="24"/>
-          <w:szCs w:val="24"/>
-        </w:rPr>
-      </w:pPr>
-      <w:r>
-        <w:rPr>
-          <w:sz w:val="24"/>
-          <w:szCs w:val="24"/>
-        </w:rPr>
-        <w:t>ENZO SAURIN PIOTO</w:t>
-      </w:r>
-    </w:p>
-    <w:p>
-      <w:pPr>
-        <w:jc w:val="center"/>
-        <w:rPr>
-          <w:sz w:val="24"/>
-          <w:szCs w:val="24"/>
-        </w:rPr>
-      </w:pPr>
-      <w:r>
-        <w:rPr>
-          <w:sz w:val="24"/>
-          <w:szCs w:val="24"/>
-        </w:rPr>
-        <w:t>JÚLIA OLIVEIRA DOS SANTOS ROLDÃO SORIANI</w:t>
-      </w:r>
-    </w:p>
-    <w:p>
-      <w:pPr>
-        <w:jc w:val="center"/>
-        <w:rPr>
-          <w:sz w:val="24"/>
-          <w:szCs w:val="24"/>
-        </w:rPr>
-      </w:pPr>
-      <w:r>
-        <w:rPr>
-          <w:sz w:val="24"/>
-          <w:szCs w:val="24"/>
-        </w:rPr>
-        <w:t>MARIA CLARA MATIAS CARDOSO</w:t>
-      </w:r>
-    </w:p>
-    <w:p>
-      <w:pPr>
-        <w:jc w:val="center"/>
-        <w:rPr>
-          <w:sz w:val="24"/>
-          <w:szCs w:val="24"/>
-        </w:rPr>
-      </w:pPr>
-      <w:r>
-        <w:rPr>
-          <w:sz w:val="24"/>
-          <w:szCs w:val="24"/>
-        </w:rPr>
-        <w:t>MARIAH RODRIGUES DE OLIVEIRA</w:t>
-      </w:r>
-    </w:p>
-    <w:p>
-      <w:pPr>
-        <w:spacing w:after="160"/>
-        <w:rPr>
-          <w:b/>
-          <w:bCs/>
-        </w:rPr>
-      </w:pPr>
-    </w:p>
-    <w:p>
-      <w:pPr>
-        <w:spacing w:after="160"/>
-        <w:rPr>
-          <w:b/>
-          <w:bCs/>
-        </w:rPr>
-      </w:pPr>
-    </w:p>
-    <w:p>
-      <w:pPr>
-        <w:spacing w:after="160"/>
-        <w:rPr>
-          <w:b/>
-          <w:bCs/>
-        </w:rPr>
-      </w:pPr>
-    </w:p>
-    <w:p>
-      <w:pPr>
-        <w:spacing w:after="160"/>
-        <w:rPr>
-          <w:b/>
-          <w:bCs/>
-        </w:rPr>
-      </w:pPr>
-    </w:p>
-    <w:p>
-      <w:pPr>
-        <w:spacing w:after="160"/>
-        <w:rPr>
-          <w:b/>
-          <w:bCs/>
-        </w:rPr>
-      </w:pPr>
-    </w:p>
-    <w:p>
-      <w:pPr>
-        <w:spacing w:after="160"/>
+        <w:t xml:space="preserve">CURSO TÉCNICO EM </w:t>
+      </w:r>
+    </w:p>
+    <w:p>
+      <w:pPr>
+        <w:spacing w:line="240" w:lineRule="auto"/>
         <w:jc w:val="center"/>
         <w:rPr>
           <w:b/>
@@ -314,6 +169,172 @@
           <w:sz w:val="28"/>
           <w:szCs w:val="28"/>
         </w:rPr>
+        <w:t>DESENVOLVIMENTO DE SISTEMAS</w:t>
+      </w:r>
+    </w:p>
+    <w:p>
+      <w:pPr>
+        <w:spacing w:after="160"/>
+        <w:rPr>
+          <w:b/>
+          <w:bCs/>
+        </w:rPr>
+      </w:pPr>
+    </w:p>
+    <w:p>
+      <w:pPr>
+        <w:spacing w:after="160"/>
+        <w:rPr>
+          <w:b/>
+          <w:bCs/>
+        </w:rPr>
+      </w:pPr>
+    </w:p>
+    <w:p>
+      <w:pPr>
+        <w:spacing w:after="160"/>
+        <w:rPr>
+          <w:b/>
+          <w:bCs/>
+        </w:rPr>
+      </w:pPr>
+    </w:p>
+    <w:p>
+      <w:pPr>
+        <w:spacing w:after="160"/>
+        <w:rPr>
+          <w:b/>
+          <w:bCs/>
+        </w:rPr>
+      </w:pPr>
+    </w:p>
+    <w:p>
+      <w:pPr>
+        <w:jc w:val="center"/>
+        <w:rPr>
+          <w:sz w:val="24"/>
+          <w:szCs w:val="24"/>
+        </w:rPr>
+      </w:pPr>
+      <w:r>
+        <w:rPr>
+          <w:sz w:val="24"/>
+          <w:szCs w:val="24"/>
+        </w:rPr>
+        <w:t>ENZO SAURIN PIOTO</w:t>
+      </w:r>
+    </w:p>
+    <w:p>
+      <w:pPr>
+        <w:jc w:val="center"/>
+        <w:rPr>
+          <w:sz w:val="24"/>
+          <w:szCs w:val="24"/>
+        </w:rPr>
+      </w:pPr>
+      <w:r>
+        <w:rPr>
+          <w:sz w:val="24"/>
+          <w:szCs w:val="24"/>
+        </w:rPr>
+        <w:t>JÚLIA OLIVEIRA DOS SANTOS ROLDÃO SORIANI</w:t>
+      </w:r>
+    </w:p>
+    <w:p>
+      <w:pPr>
+        <w:jc w:val="center"/>
+        <w:rPr>
+          <w:sz w:val="24"/>
+          <w:szCs w:val="24"/>
+        </w:rPr>
+      </w:pPr>
+      <w:r>
+        <w:rPr>
+          <w:sz w:val="24"/>
+          <w:szCs w:val="24"/>
+        </w:rPr>
+        <w:t>MARIA CLARA MATIAS CARDOSO</w:t>
+      </w:r>
+    </w:p>
+    <w:p>
+      <w:pPr>
+        <w:jc w:val="center"/>
+        <w:rPr>
+          <w:sz w:val="24"/>
+          <w:szCs w:val="24"/>
+        </w:rPr>
+      </w:pPr>
+      <w:r>
+        <w:rPr>
+          <w:sz w:val="24"/>
+          <w:szCs w:val="24"/>
+        </w:rPr>
+        <w:t>MARIAH RODRIGUES DE OLIVEIRA</w:t>
+      </w:r>
+    </w:p>
+    <w:p>
+      <w:pPr>
+        <w:spacing w:after="160"/>
+        <w:rPr>
+          <w:b/>
+          <w:bCs/>
+        </w:rPr>
+      </w:pPr>
+    </w:p>
+    <w:p>
+      <w:pPr>
+        <w:spacing w:after="160"/>
+        <w:rPr>
+          <w:b/>
+          <w:bCs/>
+        </w:rPr>
+      </w:pPr>
+    </w:p>
+    <w:p>
+      <w:pPr>
+        <w:spacing w:after="160"/>
+        <w:rPr>
+          <w:b/>
+          <w:bCs/>
+        </w:rPr>
+      </w:pPr>
+    </w:p>
+    <w:p>
+      <w:pPr>
+        <w:spacing w:after="160"/>
+        <w:rPr>
+          <w:b/>
+          <w:bCs/>
+        </w:rPr>
+      </w:pPr>
+    </w:p>
+    <w:p>
+      <w:pPr>
+        <w:spacing w:after="160"/>
+        <w:rPr>
+          <w:b/>
+          <w:bCs/>
+        </w:rPr>
+      </w:pPr>
+    </w:p>
+    <w:p>
+      <w:pPr>
+        <w:spacing w:after="160"/>
+        <w:jc w:val="center"/>
+        <w:rPr>
+          <w:b/>
+          <w:bCs/>
+          <w:sz w:val="28"/>
+          <w:szCs w:val="28"/>
+        </w:rPr>
+      </w:pPr>
+      <w:r>
+        <w:rPr>
+          <w:b/>
+          <w:bCs/>
+          <w:sz w:val="28"/>
+          <w:szCs w:val="28"/>
+        </w:rPr>
         <w:t>PATINHAS FELIZES</w:t>
       </w:r>
     </w:p>
@@ -391,75 +412,97 @@
     </w:p>
     <w:p>
       <w:pPr>
-        <w:spacing w:after="160"/>
-        <w:rPr>
-          <w:b/>
-          <w:bCs/>
-        </w:rPr>
-      </w:pPr>
-    </w:p>
-    <w:p>
-      <w:pPr>
-        <w:jc w:val="center"/>
-        <w:rPr>
-          <w:b/>
-          <w:bCs/>
-        </w:rPr>
-      </w:pPr>
-    </w:p>
-    <w:p>
-      <w:pPr>
-        <w:rPr>
-          <w:b/>
-          <w:bCs/>
-        </w:rPr>
-      </w:pPr>
-    </w:p>
-    <w:p>
-      <w:pPr>
-        <w:rPr>
-          <w:b/>
-          <w:bCs/>
-        </w:rPr>
-      </w:pPr>
-    </w:p>
-    <w:p>
-      <w:pPr>
-        <w:jc w:val="center"/>
-        <w:rPr>
-          <w:b/>
-          <w:bCs/>
-          <w:sz w:val="24"/>
-          <w:szCs w:val="24"/>
-        </w:rPr>
-      </w:pPr>
-      <w:r>
-        <w:rPr>
-          <w:b/>
-          <w:bCs/>
-          <w:sz w:val="24"/>
-          <w:szCs w:val="24"/>
-        </w:rPr>
-        <w:t>GARÇA</w:t>
-      </w:r>
-    </w:p>
-    <w:p>
-      <w:pPr>
-        <w:jc w:val="center"/>
-        <w:rPr>
-          <w:sz w:val="24"/>
-          <w:szCs w:val="24"/>
-        </w:rPr>
-      </w:pPr>
-      <w:r>
-        <w:rPr>
-          <w:b/>
-          <w:bCs/>
-          <w:sz w:val="24"/>
-          <w:szCs w:val="24"/>
-        </w:rPr>
-        <w:t>2026</w:t>
-      </w:r>
+        <w:jc w:val="center"/>
+        <w:rPr>
+          <w:b/>
+          <w:bCs/>
+        </w:rPr>
+      </w:pPr>
+    </w:p>
+    <w:p>
+      <w:pPr>
+        <w:rPr>
+          <w:b/>
+          <w:bCs/>
+        </w:rPr>
+      </w:pPr>
+    </w:p>
+    <w:p>
+      <w:pPr>
+        <w:rPr>
+          <w:b/>
+          <w:bCs/>
+        </w:rPr>
+      </w:pPr>
+    </w:p>
+    <w:p>
+      <w:pPr>
+        <w:jc w:val="center"/>
+        <w:rPr>
+          <w:b/>
+          <w:bCs/>
+          <w:sz w:val="24"/>
+          <w:szCs w:val="24"/>
+        </w:rPr>
+      </w:pPr>
+      <w:r>
+        <w:rPr>
+          <w:b/>
+          <w:bCs/>
+          <w:sz w:val="24"/>
+          <w:szCs w:val="24"/>
+        </w:rPr>
+        <w:t>GARÇ</w:t>
+      </w:r>
+      <w:r>
+        <w:rPr>
+          <w:b/>
+          <w:bCs/>
+          <w:sz w:val="24"/>
+          <w:szCs w:val="24"/>
+        </w:rPr>
+        <w:t>A</w:t>
+      </w:r>
+    </w:p>
+    <w:p>
+      <w:pPr>
+        <w:jc w:val="center"/>
+        <w:rPr>
+          <w:b/>
+          <w:bCs/>
+          <w:sz w:val="24"/>
+          <w:szCs w:val="24"/>
+        </w:rPr>
+      </w:pPr>
+      <w:r>
+        <w:rPr>
+          <w:b/>
+          <w:bCs/>
+          <w:sz w:val="24"/>
+          <w:szCs w:val="24"/>
+        </w:rPr>
+        <w:t>202</w:t>
+      </w:r>
+      <w:r>
+        <w:rPr>
+          <w:b/>
+          <w:bCs/>
+          <w:sz w:val="24"/>
+          <w:szCs w:val="24"/>
+        </w:rPr>
+        <w:t>6</w:t>
+      </w:r>
+    </w:p>
+    <w:p>
+      <w:pPr>
+        <w:jc w:val="center"/>
+        <w:rPr>
+          <w:b/>
+          <w:bCs/>
+          <w:sz w:val="24"/>
+          <w:szCs w:val="24"/>
+        </w:rPr>
+      </w:pPr>
     </w:p>
     <w:p>
       <w:pPr>
@@ -711,39 +754,68 @@
       <w:pPr>
         <w:jc w:val="center"/>
         <w:rPr>
-          <w:sz w:val="24"/>
-          <w:szCs w:val="24"/>
-        </w:rPr>
-      </w:pPr>
-      <w:r>
-        <w:rPr>
-          <w:sz w:val="24"/>
-          <w:szCs w:val="24"/>
-        </w:rPr>
-        <w:t>TÍTULO DO TRABALHO</w:t>
-      </w:r>
-    </w:p>
-    <w:p>
-      <w:pPr>
-        <w:jc w:val="center"/>
-        <w:rPr>
-          <w:sz w:val="24"/>
-          <w:szCs w:val="24"/>
-        </w:rPr>
-      </w:pPr>
-    </w:p>
-    <w:p>
-      <w:pPr>
-        <w:jc w:val="center"/>
-        <w:rPr>
-          <w:sz w:val="24"/>
-          <w:szCs w:val="24"/>
-        </w:rPr>
-      </w:pPr>
-    </w:p>
-    <w:p>
-      <w:pPr>
-        <w:jc w:val="center"/>
+          <w:b/>
+          <w:bCs/>
+          <w:sz w:val="28"/>
+          <w:szCs w:val="28"/>
+        </w:rPr>
+      </w:pPr>
+      <w:r>
+        <w:rPr>
+          <w:b/>
+          <w:bCs/>
+          <w:sz w:val="28"/>
+          <w:szCs w:val="28"/>
+        </w:rPr>
+        <w:t>PATINHAS FELIZES</w:t>
+      </w:r>
+    </w:p>
+    <w:p>
+      <w:pPr>
+        <w:jc w:val="center"/>
+        <w:rPr>
+          <w:b/>
+          <w:bCs/>
+          <w:sz w:val="28"/>
+          <w:szCs w:val="28"/>
+        </w:rPr>
+      </w:pPr>
+    </w:p>
+    <w:p>
+      <w:pPr>
+        <w:jc w:val="center"/>
+        <w:rPr>
+          <w:b/>
+          <w:bCs/>
+          <w:sz w:val="28"/>
+          <w:szCs w:val="28"/>
+        </w:rPr>
+      </w:pPr>
+    </w:p>
+    <w:p>
+      <w:pPr>
+        <w:jc w:val="center"/>
+        <w:rPr>
+          <w:b/>
+          <w:bCs/>
+          <w:sz w:val="28"/>
+          <w:szCs w:val="28"/>
+        </w:rPr>
+      </w:pPr>
+    </w:p>
+    <w:p>
+      <w:pPr>
+        <w:jc w:val="center"/>
+        <w:rPr>
+          <w:sz w:val="28"/>
+          <w:szCs w:val="28"/>
+        </w:rPr>
+      </w:pPr>
+    </w:p>
+    <w:p>
+      <w:pPr>
+        <w:ind w:left="3600"/>
+        <w:jc w:val="both"/>
         <w:rPr>
           <w:sz w:val="24"/>
           <w:szCs w:val="24"/>
@@ -775,28 +847,27 @@
     </w:p>
     <w:p>
       <w:pPr>
-        <w:jc w:val="center"/>
-        <w:rPr>
-          <w:sz w:val="24"/>
-          <w:szCs w:val="24"/>
-        </w:rPr>
-      </w:pPr>
-      <w:r>
-        <w:rPr>
-          <w:sz w:val="24"/>
-          <w:szCs w:val="24"/>
-        </w:rPr>
-        <w:t xml:space="preserve">Orientadores: </w:t>
-      </w:r>
-    </w:p>
-    <w:p>
-      <w:pPr>
-        <w:jc w:val="center"/>
-        <w:rPr>
-          <w:sz w:val="24"/>
-          <w:szCs w:val="24"/>
-        </w:rPr>
-      </w:pPr>
+        <w:ind w:left="3600"/>
+        <w:jc w:val="both"/>
+        <w:rPr>
+          <w:sz w:val="24"/>
+          <w:szCs w:val="24"/>
+        </w:rPr>
+      </w:pPr>
+      <w:r>
+        <w:rPr>
+          <w:sz w:val="24"/>
+          <w:szCs w:val="24"/>
+        </w:rPr>
+        <w:t>Orientadores:</w:t>
+      </w:r>
+      <w:r>
+        <w:rPr>
+          <w:sz w:val="24"/>
+          <w:szCs w:val="24"/>
+        </w:rPr>
+        <w:t xml:space="preserve"> </w:t>
+      </w:r>
       <w:r>
         <w:rPr>
           <w:sz w:val="24"/>
@@ -804,49 +875,44 @@
         </w:rPr>
         <w:t>Prof.</w:t>
       </w:r>
-    </w:p>
-    <w:p>
-      <w:pPr>
-        <w:jc w:val="center"/>
-        <w:rPr>
-          <w:sz w:val="24"/>
-          <w:szCs w:val="24"/>
-        </w:rPr>
-      </w:pPr>
-      <w:r>
-        <w:rPr>
-          <w:sz w:val="24"/>
-          <w:szCs w:val="24"/>
-        </w:rPr>
-        <w:t>Prof.</w:t>
-      </w:r>
-    </w:p>
-    <w:p>
-      <w:pPr>
-        <w:jc w:val="center"/>
-        <w:rPr>
-          <w:sz w:val="24"/>
-          <w:szCs w:val="24"/>
-        </w:rPr>
-      </w:pPr>
-    </w:p>
-    <w:p>
-      <w:pPr>
-        <w:jc w:val="center"/>
-        <w:rPr>
-          <w:sz w:val="24"/>
-          <w:szCs w:val="24"/>
-        </w:rPr>
-      </w:pPr>
-    </w:p>
-    <w:p>
-      <w:pPr>
-        <w:jc w:val="center"/>
-        <w:rPr>
-          <w:sz w:val="24"/>
-          <w:szCs w:val="24"/>
-        </w:rPr>
-      </w:pPr>
+      <w:r>
+        <w:rPr>
+          <w:sz w:val="24"/>
+          <w:szCs w:val="24"/>
+        </w:rPr>
+        <w:t xml:space="preserve"> Robson Ram</w:t>
+      </w:r>
+      <w:r>
+        <w:rPr>
+          <w:sz w:val="24"/>
+          <w:szCs w:val="24"/>
+        </w:rPr>
+        <w:t>os</w:t>
+      </w:r>
+    </w:p>
+    <w:p>
+      <w:pPr>
+        <w:ind w:left="3600"/>
+        <w:jc w:val="both"/>
+        <w:rPr>
+          <w:sz w:val="24"/>
+          <w:szCs w:val="24"/>
+        </w:rPr>
+      </w:pPr>
+      <w:r>
+        <w:rPr>
+          <w:sz w:val="24"/>
+          <w:szCs w:val="24"/>
+        </w:rPr>
+        <w:t xml:space="preserve">                       </w:t>
+      </w:r>
+      <w:r>
+        <w:rPr>
+          <w:sz w:val="24"/>
+          <w:szCs w:val="24"/>
+        </w:rPr>
+        <w:t>Prof. Ricardo Fonseca</w:t>
+      </w:r>
     </w:p>
     <w:p>
       <w:pPr>
@@ -1009,352 +1075,145 @@
     </w:p>
     <w:p>
       <w:pPr>
-        <w:rPr>
-          <w:b/>
-          <w:bCs/>
-        </w:rPr>
-      </w:pPr>
-    </w:p>
-    <w:p>
-      <w:pPr>
-        <w:rPr>
-          <w:b/>
-          <w:bCs/>
-        </w:rPr>
-      </w:pPr>
-    </w:p>
-    <w:p>
-      <w:pPr>
-        <w:rPr>
-          <w:b/>
-          <w:bCs/>
-        </w:rPr>
-      </w:pPr>
-    </w:p>
-    <w:p>
-      <w:pPr>
-        <w:rPr>
-          <w:b/>
-          <w:bCs/>
-        </w:rPr>
-      </w:pPr>
-    </w:p>
-    <w:p>
-      <w:pPr>
-        <w:rPr>
-          <w:b/>
-          <w:bCs/>
-        </w:rPr>
-      </w:pPr>
-    </w:p>
-    <w:p>
-      <w:pPr>
-        <w:rPr>
-          <w:b/>
-          <w:bCs/>
-        </w:rPr>
-      </w:pPr>
-    </w:p>
-    <w:p>
-      <w:pPr>
-        <w:rPr>
-          <w:b/>
-          <w:bCs/>
-        </w:rPr>
-      </w:pPr>
-    </w:p>
-    <w:p>
-      <w:pPr>
-        <w:rPr>
-          <w:b/>
-          <w:bCs/>
-        </w:rPr>
-      </w:pPr>
-    </w:p>
-    <w:p>
-      <w:pPr>
-        <w:rPr>
-          <w:b/>
-          <w:bCs/>
-        </w:rPr>
-      </w:pPr>
-    </w:p>
-    <w:p>
-      <w:pPr>
-        <w:rPr>
-          <w:b/>
-          <w:bCs/>
-        </w:rPr>
-      </w:pPr>
-    </w:p>
-    <w:p>
-      <w:pPr>
-        <w:rPr>
-          <w:b/>
-          <w:bCs/>
-        </w:rPr>
-      </w:pPr>
-    </w:p>
-    <w:p>
-      <w:pPr>
-        <w:rPr>
-          <w:b/>
-          <w:bCs/>
-        </w:rPr>
-      </w:pPr>
-    </w:p>
-    <w:p>
-      <w:pPr>
-        <w:rPr>
-          <w:b/>
-          <w:bCs/>
-        </w:rPr>
-      </w:pPr>
-    </w:p>
-    <w:p>
-      <w:pPr>
-        <w:rPr>
-          <w:b/>
-          <w:bCs/>
-        </w:rPr>
-      </w:pPr>
-    </w:p>
-    <w:p>
-      <w:pPr>
-        <w:rPr>
-          <w:b/>
-          <w:bCs/>
-        </w:rPr>
-      </w:pPr>
-    </w:p>
-    <w:p>
-      <w:pPr>
-        <w:rPr>
-          <w:b/>
-          <w:bCs/>
-        </w:rPr>
-      </w:pPr>
-    </w:p>
-    <w:p>
-      <w:pPr>
-        <w:rPr>
-          <w:b/>
-          <w:bCs/>
-        </w:rPr>
-      </w:pPr>
-    </w:p>
-    <w:p>
-      <w:pPr>
-        <w:rPr>
-          <w:b/>
-          <w:bCs/>
-        </w:rPr>
-      </w:pPr>
-    </w:p>
-    <w:p>
-      <w:pPr>
-        <w:rPr>
-          <w:b/>
-          <w:bCs/>
-        </w:rPr>
-      </w:pPr>
-    </w:p>
-    <w:p>
-      <w:pPr>
-        <w:rPr>
-          <w:b/>
-          <w:bCs/>
-        </w:rPr>
-      </w:pPr>
-    </w:p>
-    <w:p>
-      <w:pPr>
-        <w:rPr>
-          <w:b/>
-          <w:bCs/>
-        </w:rPr>
-      </w:pPr>
-    </w:p>
-    <w:p>
-      <w:pPr>
-        <w:rPr>
-          <w:b/>
-          <w:bCs/>
-        </w:rPr>
-      </w:pPr>
-    </w:p>
-    <w:p>
-      <w:pPr>
-        <w:rPr>
-          <w:b/>
-          <w:bCs/>
-        </w:rPr>
-      </w:pPr>
-    </w:p>
-    <w:p>
-      <w:pPr>
-        <w:rPr>
-          <w:b/>
-          <w:bCs/>
-        </w:rPr>
-      </w:pPr>
-    </w:p>
-    <w:p>
-      <w:pPr>
-        <w:rPr>
-          <w:b/>
-          <w:bCs/>
-        </w:rPr>
-      </w:pPr>
-    </w:p>
-    <w:p>
-      <w:pPr>
-        <w:rPr>
-          <w:b/>
-          <w:bCs/>
-        </w:rPr>
-      </w:pPr>
-    </w:p>
-    <w:p>
-      <w:pPr>
-        <w:rPr>
-          <w:b/>
-          <w:bCs/>
-        </w:rPr>
-      </w:pPr>
-    </w:p>
-    <w:p>
-      <w:pPr>
-        <w:rPr>
-          <w:b/>
-          <w:bCs/>
-        </w:rPr>
-      </w:pPr>
-    </w:p>
-    <w:p>
-      <w:pPr>
-        <w:rPr>
-          <w:b/>
-          <w:bCs/>
-        </w:rPr>
-      </w:pPr>
-    </w:p>
-    <w:p>
-      <w:pPr>
-        <w:rPr>
-          <w:b/>
-          <w:bCs/>
-        </w:rPr>
-      </w:pPr>
-    </w:p>
-    <w:p>
-      <w:pPr>
-        <w:rPr>
-          <w:b/>
-          <w:bCs/>
-        </w:rPr>
-      </w:pPr>
-    </w:p>
-    <w:p>
-      <w:pPr>
-        <w:rPr>
-          <w:b/>
-          <w:bCs/>
-        </w:rPr>
-      </w:pPr>
-    </w:p>
-    <w:p>
-      <w:pPr>
-        <w:rPr>
-          <w:b/>
-          <w:bCs/>
-        </w:rPr>
-      </w:pPr>
-    </w:p>
-    <w:p>
-      <w:pPr>
-        <w:rPr>
-          <w:b/>
-          <w:bCs/>
-        </w:rPr>
-      </w:pPr>
-    </w:p>
-    <w:p>
-      <w:pPr>
-        <w:rPr>
-          <w:b/>
-          <w:bCs/>
-        </w:rPr>
-      </w:pPr>
-    </w:p>
-    <w:p>
-      <w:pPr>
-        <w:rPr>
-          <w:b/>
-          <w:bCs/>
-        </w:rPr>
-      </w:pPr>
-    </w:p>
-    <w:p>
-      <w:r>
-        <w:rPr>
-          <w:b/>
-          <w:bCs/>
-        </w:rPr>
-        <w:t xml:space="preserve">Palavras-chave: </w:t>
-      </w:r>
-      <w:r>
-        <w:t>Elaboração de resumos. Metodologia.</w:t>
-      </w:r>
-    </w:p>
-    <w:p>
-      <w:pPr>
-        <w:rPr>
-          <w:color w:val="FF0000"/>
-        </w:rPr>
-      </w:pPr>
-      <w:r>
-        <w:rPr>
-          <w:color w:val="FF0000"/>
-        </w:rPr>
-        <w:t xml:space="preserve">Arial ou times new </w:t>
-      </w:r>
-      <w:proofErr w:type="spellStart"/>
-      <w:r>
-        <w:rPr>
-          <w:color w:val="FF0000"/>
-        </w:rPr>
-        <w:t>roman</w:t>
-      </w:r>
-      <w:proofErr w:type="spellEnd"/>
-    </w:p>
-    <w:p>
-      <w:pPr>
-        <w:rPr>
-          <w:color w:val="FF0000"/>
-        </w:rPr>
-      </w:pPr>
-      <w:r>
-        <w:rPr>
-          <w:color w:val="FF0000"/>
-        </w:rPr>
-        <w:t>Espaço 1,5</w:t>
-      </w:r>
-    </w:p>
-    <w:p>
-      <w:pPr>
-        <w:rPr>
-          <w:color w:val="FF0000"/>
+        <w:spacing w:before="30" w:after="30"/>
+        <w:ind w:firstLine="851"/>
+        <w:rPr>
+          <w:b/>
+          <w:bCs/>
+        </w:rPr>
+      </w:pPr>
+    </w:p>
+    <w:p>
+      <w:pPr>
+        <w:spacing w:before="30" w:after="30" w:line="360" w:lineRule="auto"/>
+        <w:ind w:firstLine="851"/>
+        <w:jc w:val="both"/>
+        <w:rPr>
+          <w:b/>
+          <w:bCs/>
+          <w:sz w:val="24"/>
+          <w:szCs w:val="24"/>
+        </w:rPr>
+      </w:pPr>
+    </w:p>
+    <w:p>
+      <w:pPr>
+        <w:spacing w:before="30" w:after="30" w:line="360" w:lineRule="auto"/>
+        <w:ind w:firstLine="851"/>
+        <w:jc w:val="both"/>
+        <w:rPr>
+          <w:b/>
+          <w:bCs/>
+          <w:sz w:val="24"/>
+          <w:szCs w:val="24"/>
+        </w:rPr>
+      </w:pPr>
+      <w:r>
+        <w:rPr>
+          <w:sz w:val="24"/>
+          <w:szCs w:val="24"/>
+        </w:rPr>
+        <w:t>O nosso web site web consiste em um site integrado voltada ao E-commerce de artigos pet e à prestação de serviços de suporte veterinário remoto de urgência. O objetivo principal do projeto consiste em resolver as dificuldades enfrentadas por tutores de animais de estimação no acesso a atendimentos de urgência na madrugada e na aquisição ágil de medicamentos ou acessórios em horários não comerciais. Como método de abordagem, estruturamos uma página web que disponibiliza um chat virtual para atendimento online 24 horas por dia com um médico veterinário, além de um sistema seguro de vendas online que condiciona a venda de antimicrobianos e produtos de controle especial ao envio prévio de prescrição profissional. O sistema viabiliza uma resposta imediata a demandas críticas de saúde animal, otimizando o tempo de reação dos proprietários diante de intercorrências médicas domésticas. O web site demonstra que a centralização de serviços de saúde e comércio digital eleva a segurança no manejo de pets e democratiza o suporte veterinário qualificado a qualquer hora do dia. A solução tecnológica mostra-se viável, completa e informativa, estruturando um ecossistema digital que supera distâncias físicas e temporais para o bem-estar animal</w:t>
+      </w:r>
+      <w:r>
+        <w:rPr>
+          <w:sz w:val="24"/>
+          <w:szCs w:val="24"/>
+        </w:rPr>
+        <w:t>.</w:t>
+      </w:r>
+    </w:p>
+    <w:p>
+      <w:pPr>
+        <w:spacing w:before="30" w:after="30" w:line="360" w:lineRule="auto"/>
+        <w:ind w:firstLine="851"/>
+        <w:jc w:val="both"/>
+        <w:rPr>
+          <w:b/>
+          <w:bCs/>
+        </w:rPr>
+      </w:pPr>
+    </w:p>
+    <w:p>
+      <w:pPr>
+        <w:rPr>
+          <w:b/>
+          <w:bCs/>
+          <w:sz w:val="24"/>
+          <w:szCs w:val="24"/>
+        </w:rPr>
+      </w:pPr>
+    </w:p>
+    <w:p>
+      <w:pPr>
+        <w:spacing w:after="160" w:line="278" w:lineRule="auto"/>
+        <w:rPr>
+          <w:color w:val="000000" w:themeColor="text1"/>
+          <w:sz w:val="24"/>
+          <w:szCs w:val="24"/>
+        </w:rPr>
+      </w:pPr>
+      <w:r>
+        <w:rPr>
+          <w:b/>
+          <w:bCs/>
+          <w:sz w:val="24"/>
+          <w:szCs w:val="24"/>
+        </w:rPr>
+        <w:t>Palavras-chave:</w:t>
+      </w:r>
+      <w:r>
+        <w:rPr>
+          <w:b/>
+          <w:bCs/>
+          <w:sz w:val="24"/>
+          <w:szCs w:val="24"/>
+        </w:rPr>
+        <w:t xml:space="preserve"> </w:t>
+      </w:r>
+      <w:r>
+        <w:rPr>
+          <w:color w:val="000000" w:themeColor="text1"/>
+          <w:sz w:val="24"/>
+          <w:szCs w:val="24"/>
+        </w:rPr>
+        <w:t xml:space="preserve"> Web Site</w:t>
+      </w:r>
+      <w:r>
+        <w:rPr>
+          <w:color w:val="000000" w:themeColor="text1"/>
+          <w:sz w:val="24"/>
+          <w:szCs w:val="24"/>
+        </w:rPr>
+        <w:t>.</w:t>
+      </w:r>
+      <w:r>
+        <w:rPr>
+          <w:color w:val="000000" w:themeColor="text1"/>
+          <w:sz w:val="24"/>
+          <w:szCs w:val="24"/>
+        </w:rPr>
+        <w:t xml:space="preserve"> Atendimento veterinário 24h. E-commerce pet. Bem-estar animal. </w:t>
+      </w:r>
+    </w:p>
+    <w:p/>
+    <w:p>
+      <w:pPr>
+        <w:rPr>
+          <w:b/>
+          <w:bCs/>
           <w:lang w:val="en-US"/>
         </w:rPr>
       </w:pPr>
-      <w:r>
-        <w:rPr>
-          <w:color w:val="FF0000"/>
+    </w:p>
+    <w:p>
+      <w:pPr>
+        <w:rPr>
+          <w:b/>
+          <w:bCs/>
           <w:lang w:val="en-US"/>
         </w:rPr>
-        <w:t>Fonte 12</w:t>
-      </w:r>
+      </w:pPr>
     </w:p>
     <w:p>
       <w:pPr>
@@ -1421,20 +1280,118 @@
     </w:p>
     <w:p>
       <w:pPr>
-        <w:jc w:val="center"/>
         <w:rPr>
           <w:b/>
           <w:bCs/>
           <w:lang w:val="en-US"/>
         </w:rPr>
       </w:pPr>
-      <w:r>
+    </w:p>
+    <w:p>
+      <w:pPr>
         <w:rPr>
           <w:b/>
           <w:bCs/>
           <w:lang w:val="en-US"/>
         </w:rPr>
-        <w:lastRenderedPageBreak/>
+      </w:pPr>
+    </w:p>
+    <w:p>
+      <w:pPr>
+        <w:rPr>
+          <w:b/>
+          <w:bCs/>
+          <w:lang w:val="en-US"/>
+        </w:rPr>
+      </w:pPr>
+    </w:p>
+    <w:p>
+      <w:pPr>
+        <w:rPr>
+          <w:b/>
+          <w:bCs/>
+          <w:lang w:val="en-US"/>
+        </w:rPr>
+      </w:pPr>
+    </w:p>
+    <w:p>
+      <w:pPr>
+        <w:rPr>
+          <w:b/>
+          <w:bCs/>
+          <w:lang w:val="en-US"/>
+        </w:rPr>
+      </w:pPr>
+    </w:p>
+    <w:p>
+      <w:pPr>
+        <w:rPr>
+          <w:b/>
+          <w:bCs/>
+          <w:lang w:val="en-US"/>
+        </w:rPr>
+      </w:pPr>
+    </w:p>
+    <w:p>
+      <w:pPr>
+        <w:rPr>
+          <w:b/>
+          <w:bCs/>
+          <w:lang w:val="en-US"/>
+        </w:rPr>
+      </w:pPr>
+    </w:p>
+    <w:p>
+      <w:pPr>
+        <w:rPr>
+          <w:b/>
+          <w:bCs/>
+          <w:lang w:val="en-US"/>
+        </w:rPr>
+      </w:pPr>
+    </w:p>
+    <w:p>
+      <w:pPr>
+        <w:rPr>
+          <w:b/>
+          <w:bCs/>
+          <w:lang w:val="en-US"/>
+        </w:rPr>
+      </w:pPr>
+    </w:p>
+    <w:p>
+      <w:pPr>
+        <w:rPr>
+          <w:b/>
+          <w:bCs/>
+          <w:lang w:val="en-US"/>
+        </w:rPr>
+      </w:pPr>
+    </w:p>
+    <w:p>
+      <w:pPr>
+        <w:rPr>
+          <w:b/>
+          <w:bCs/>
+          <w:lang w:val="en-US"/>
+        </w:rPr>
+      </w:pPr>
+    </w:p>
+    <w:p>
+      <w:pPr>
+        <w:jc w:val="center"/>
+        <w:rPr>
+          <w:b/>
+          <w:bCs/>
+          <w:lang w:val="en-US"/>
+        </w:rPr>
+      </w:pPr>
+      <w:r>
+        <w:rPr>
+          <w:b/>
+          <w:bCs/>
+          <w:lang w:val="en-US"/>
+        </w:rPr>
         <w:t>ABSTRACT</w:t>
       </w:r>
     </w:p>
@@ -1449,27 +1406,30 @@
     </w:p>
     <w:p>
       <w:pPr>
-        <w:rPr>
-          <w:b/>
-          <w:bCs/>
+        <w:spacing w:line="360" w:lineRule="auto"/>
+        <w:jc w:val="both"/>
+        <w:rPr>
+          <w:sz w:val="24"/>
+          <w:szCs w:val="24"/>
           <w:lang w:val="en-US"/>
         </w:rPr>
       </w:pPr>
-    </w:p>
-    <w:p>
-      <w:pPr>
-        <w:rPr>
-          <w:b/>
-          <w:bCs/>
+      <w:r>
+        <w:rPr>
+          <w:sz w:val="24"/>
+          <w:szCs w:val="24"/>
           <w:lang w:val="en-US"/>
         </w:rPr>
-      </w:pPr>
-    </w:p>
-    <w:p>
-      <w:pPr>
-        <w:rPr>
-          <w:b/>
-          <w:bCs/>
+        <w:t>Our website is an integrated platform dedicated to the e-commerce of pet products and the provision of remote emergency veterinary support services. The project's primary goal is to address the challenges pet owners face in accessing emergency care during late-night hours and in quickly acquiring medications or accessories outside of standard business hours. Our approach involved creating a website that offers a 24-hour virtual chat for online consultations with a veterinarian, alongside a secure online sales system that requires the prior submission of a professional prescription for the purchase of antimicrobials and controlled products. The system enables an immediate response to critical animal health needs, optimizing owners' reaction times when dealing with medical issues at home. The website demonstrates that centralizing health services and digital commerce enhances safety in pet care and democratizes access to qualified veterinary support at any time of day. This technological solution proves to be viable, comprehensive, and informative, establishing a digital ecosystem that bridges physical and temporal gaps to ensure animal well-being.</w:t>
+      </w:r>
+    </w:p>
+    <w:p>
+      <w:pPr>
+        <w:spacing w:line="360" w:lineRule="auto"/>
+        <w:jc w:val="both"/>
+        <w:rPr>
+          <w:sz w:val="28"/>
+          <w:szCs w:val="28"/>
           <w:lang w:val="en-US"/>
         </w:rPr>
       </w:pPr>
@@ -1486,35 +1446,33 @@
     <w:p>
       <w:pPr>
         <w:rPr>
-          <w:b/>
-          <w:bCs/>
+          <w:sz w:val="24"/>
+          <w:szCs w:val="24"/>
           <w:lang w:val="en-US"/>
         </w:rPr>
       </w:pPr>
-    </w:p>
-    <w:p>
-      <w:pPr>
-        <w:rPr>
-          <w:b/>
-          <w:bCs/>
+      <w:r>
+        <w:rPr>
+          <w:b/>
+          <w:bCs/>
+          <w:sz w:val="24"/>
+          <w:szCs w:val="24"/>
           <w:lang w:val="en-US"/>
         </w:rPr>
-      </w:pPr>
-    </w:p>
-    <w:p>
-      <w:pPr>
-        <w:rPr>
-          <w:b/>
-          <w:bCs/>
+        <w:t xml:space="preserve">Keywords: </w:t>
+      </w:r>
+      <w:r>
+        <w:rPr>
+          <w:sz w:val="24"/>
+          <w:szCs w:val="24"/>
           <w:lang w:val="en-US"/>
         </w:rPr>
-      </w:pPr>
-    </w:p>
-    <w:p>
-      <w:pPr>
-        <w:rPr>
-          <w:b/>
-          <w:bCs/>
+        <w:t>Website. 24-hour veterinary care. Pet e-commerce. Animal welfare.</w:t>
+      </w:r>
+    </w:p>
+    <w:p>
+      <w:pPr>
+        <w:rPr>
           <w:lang w:val="en-US"/>
         </w:rPr>
       </w:pPr>
@@ -1608,264 +1566,6 @@
           <w:lang w:val="en-US"/>
         </w:rPr>
       </w:pPr>
-    </w:p>
-    <w:p>
-      <w:pPr>
-        <w:rPr>
-          <w:b/>
-          <w:bCs/>
-          <w:lang w:val="en-US"/>
-        </w:rPr>
-      </w:pPr>
-    </w:p>
-    <w:p>
-      <w:pPr>
-        <w:rPr>
-          <w:b/>
-          <w:bCs/>
-          <w:lang w:val="en-US"/>
-        </w:rPr>
-      </w:pPr>
-    </w:p>
-    <w:p>
-      <w:pPr>
-        <w:rPr>
-          <w:b/>
-          <w:bCs/>
-          <w:lang w:val="en-US"/>
-        </w:rPr>
-      </w:pPr>
-    </w:p>
-    <w:p>
-      <w:pPr>
-        <w:rPr>
-          <w:b/>
-          <w:bCs/>
-          <w:lang w:val="en-US"/>
-        </w:rPr>
-      </w:pPr>
-    </w:p>
-    <w:p>
-      <w:pPr>
-        <w:rPr>
-          <w:b/>
-          <w:bCs/>
-          <w:lang w:val="en-US"/>
-        </w:rPr>
-      </w:pPr>
-    </w:p>
-    <w:p>
-      <w:pPr>
-        <w:rPr>
-          <w:b/>
-          <w:bCs/>
-          <w:lang w:val="en-US"/>
-        </w:rPr>
-      </w:pPr>
-    </w:p>
-    <w:p>
-      <w:pPr>
-        <w:rPr>
-          <w:b/>
-          <w:bCs/>
-          <w:lang w:val="en-US"/>
-        </w:rPr>
-      </w:pPr>
-    </w:p>
-    <w:p>
-      <w:pPr>
-        <w:rPr>
-          <w:b/>
-          <w:bCs/>
-          <w:lang w:val="en-US"/>
-        </w:rPr>
-      </w:pPr>
-    </w:p>
-    <w:p>
-      <w:pPr>
-        <w:rPr>
-          <w:b/>
-          <w:bCs/>
-          <w:lang w:val="en-US"/>
-        </w:rPr>
-      </w:pPr>
-    </w:p>
-    <w:p>
-      <w:pPr>
-        <w:rPr>
-          <w:b/>
-          <w:bCs/>
-          <w:lang w:val="en-US"/>
-        </w:rPr>
-      </w:pPr>
-    </w:p>
-    <w:p>
-      <w:pPr>
-        <w:rPr>
-          <w:b/>
-          <w:bCs/>
-          <w:lang w:val="en-US"/>
-        </w:rPr>
-      </w:pPr>
-    </w:p>
-    <w:p>
-      <w:pPr>
-        <w:rPr>
-          <w:b/>
-          <w:bCs/>
-          <w:lang w:val="en-US"/>
-        </w:rPr>
-      </w:pPr>
-    </w:p>
-    <w:p>
-      <w:pPr>
-        <w:rPr>
-          <w:b/>
-          <w:bCs/>
-          <w:lang w:val="en-US"/>
-        </w:rPr>
-      </w:pPr>
-    </w:p>
-    <w:p>
-      <w:pPr>
-        <w:rPr>
-          <w:b/>
-          <w:bCs/>
-          <w:lang w:val="en-US"/>
-        </w:rPr>
-      </w:pPr>
-    </w:p>
-    <w:p>
-      <w:pPr>
-        <w:rPr>
-          <w:b/>
-          <w:bCs/>
-          <w:lang w:val="en-US"/>
-        </w:rPr>
-      </w:pPr>
-    </w:p>
-    <w:p>
-      <w:pPr>
-        <w:rPr>
-          <w:b/>
-          <w:bCs/>
-          <w:lang w:val="en-US"/>
-        </w:rPr>
-      </w:pPr>
-    </w:p>
-    <w:p>
-      <w:pPr>
-        <w:rPr>
-          <w:b/>
-          <w:bCs/>
-          <w:lang w:val="en-US"/>
-        </w:rPr>
-      </w:pPr>
-    </w:p>
-    <w:p>
-      <w:pPr>
-        <w:rPr>
-          <w:b/>
-          <w:bCs/>
-          <w:lang w:val="en-US"/>
-        </w:rPr>
-      </w:pPr>
-    </w:p>
-    <w:p>
-      <w:pPr>
-        <w:rPr>
-          <w:b/>
-          <w:bCs/>
-          <w:lang w:val="en-US"/>
-        </w:rPr>
-      </w:pPr>
-    </w:p>
-    <w:p>
-      <w:pPr>
-        <w:rPr>
-          <w:lang w:val="en-US"/>
-        </w:rPr>
-      </w:pPr>
-      <w:r>
-        <w:rPr>
-          <w:b/>
-          <w:bCs/>
-          <w:lang w:val="en-US"/>
-        </w:rPr>
-        <w:t xml:space="preserve">Keywords: </w:t>
-      </w:r>
-      <w:r>
-        <w:rPr>
-          <w:lang w:val="en-US"/>
-        </w:rPr>
-        <w:t>Preparation of summaries. Methodology.</w:t>
-      </w:r>
-    </w:p>
-    <w:p>
-      <w:pPr>
-        <w:rPr>
-          <w:b/>
-          <w:bCs/>
-          <w:lang w:val="en-US"/>
-        </w:rPr>
-      </w:pPr>
-    </w:p>
-    <w:p>
-      <w:pPr>
-        <w:rPr>
-          <w:color w:val="FF0000"/>
-          <w:lang w:val="en-US"/>
-        </w:rPr>
-      </w:pPr>
-      <w:r>
-        <w:rPr>
-          <w:color w:val="FF0000"/>
-          <w:lang w:val="en-US"/>
-        </w:rPr>
-        <w:t xml:space="preserve">Arial </w:t>
-      </w:r>
-      <w:proofErr w:type="spellStart"/>
-      <w:r>
-        <w:rPr>
-          <w:color w:val="FF0000"/>
-          <w:lang w:val="en-US"/>
-        </w:rPr>
-        <w:t>ou</w:t>
-      </w:r>
-      <w:proofErr w:type="spellEnd"/>
-      <w:r>
-        <w:rPr>
-          <w:color w:val="FF0000"/>
-          <w:lang w:val="en-US"/>
-        </w:rPr>
-        <w:t xml:space="preserve"> times new roman</w:t>
-      </w:r>
-    </w:p>
-    <w:p>
-      <w:pPr>
-        <w:rPr>
-          <w:color w:val="FF0000"/>
-        </w:rPr>
-      </w:pPr>
-      <w:r>
-        <w:rPr>
-          <w:color w:val="FF0000"/>
-        </w:rPr>
-        <w:t>Espaço 1,5</w:t>
-      </w:r>
-    </w:p>
-    <w:p>
-      <w:pPr>
-        <w:rPr>
-          <w:color w:val="FF0000"/>
-        </w:rPr>
-      </w:pPr>
-      <w:r>
-        <w:rPr>
-          <w:color w:val="FF0000"/>
-        </w:rPr>
-        <w:t>Fonte 12</w:t>
-      </w:r>
     </w:p>
     <w:p>
       <w:pPr>
@@ -2233,14 +1933,12 @@
         </w:rPr>
         <w:t xml:space="preserve">• O nome do </w:t>
       </w:r>
-      <w:proofErr w:type="gramStart"/>
-      <w:r>
-        <w:rPr>
-          <w:color w:val="FF0000"/>
-        </w:rPr>
-        <w:t>capitulo</w:t>
-      </w:r>
-      <w:proofErr w:type="gramEnd"/>
+      <w:r>
+        <w:rPr>
+          <w:color w:val="FF0000"/>
+        </w:rPr>
+        <w:t>capítulo</w:t>
+      </w:r>
       <w:r>
         <w:rPr>
           <w:color w:val="FF0000"/>
@@ -2259,136 +1957,401 @@
           <w:color w:val="FF0000"/>
         </w:rPr>
         <w:t xml:space="preserve">tamanho e fonte que </w:t>
+      </w:r>
+      <w:r>
+        <w:rPr>
+          <w:color w:val="FF0000"/>
+        </w:rPr>
+        <w:t>está</w:t>
+      </w:r>
+      <w:r>
+        <w:rPr>
+          <w:color w:val="FF0000"/>
+        </w:rPr>
+        <w:t xml:space="preserve"> no texto.</w:t>
+      </w:r>
+    </w:p>
+    <w:p>
+      <w:pPr>
+        <w:rPr>
+          <w:color w:val="FF0000"/>
+        </w:rPr>
+      </w:pPr>
+      <w:r>
+        <w:rPr>
+          <w:color w:val="FF0000"/>
+        </w:rPr>
+        <w:t>• Usar letras em negrito somente no início de capítulos;</w:t>
+      </w:r>
+    </w:p>
+    <w:p>
+      <w:pPr>
+        <w:rPr>
+          <w:color w:val="FF0000"/>
+        </w:rPr>
+      </w:pPr>
+      <w:r>
+        <w:rPr>
+          <w:color w:val="FF0000"/>
+        </w:rPr>
+        <w:t>• As frases devem ser todas alinhas de acordo com a maior numeração</w:t>
+      </w:r>
+    </w:p>
+    <w:p>
+      <w:pPr>
+        <w:rPr>
+          <w:color w:val="FF0000"/>
+        </w:rPr>
+      </w:pPr>
+      <w:r>
+        <w:rPr>
+          <w:color w:val="FF0000"/>
+        </w:rPr>
+        <w:t>apresentada;</w:t>
+      </w:r>
+    </w:p>
+    <w:p>
+      <w:pPr>
+        <w:rPr>
+          <w:b/>
+          <w:bCs/>
+        </w:rPr>
+      </w:pPr>
+    </w:p>
+    <w:p>
+      <w:pPr>
+        <w:rPr>
+          <w:b/>
+          <w:bCs/>
+        </w:rPr>
+      </w:pPr>
+    </w:p>
+    <w:p>
+      <w:pPr>
+        <w:rPr>
+          <w:b/>
+          <w:bCs/>
+        </w:rPr>
+      </w:pPr>
+    </w:p>
+    <w:p>
+      <w:pPr>
+        <w:rPr>
+          <w:b/>
+          <w:bCs/>
+        </w:rPr>
+      </w:pPr>
+    </w:p>
+    <w:p>
+      <w:pPr>
+        <w:rPr>
+          <w:b/>
+          <w:bCs/>
+        </w:rPr>
+      </w:pPr>
+    </w:p>
+    <w:p>
+      <w:pPr>
+        <w:rPr>
+          <w:b/>
+          <w:bCs/>
+          <w:sz w:val="24"/>
+          <w:szCs w:val="24"/>
+        </w:rPr>
+      </w:pPr>
+      <w:r>
+        <w:rPr>
+          <w:b/>
+          <w:bCs/>
+        </w:rPr>
+        <w:lastRenderedPageBreak/>
+        <w:t>1.INTRODUÇÃO</w:t>
+      </w:r>
+    </w:p>
+    <w:p>
+      <w:pPr>
+        <w:spacing w:line="360" w:lineRule="auto"/>
+        <w:jc w:val="both"/>
+      </w:pPr>
+      <w:r>
+        <w:t xml:space="preserve">De acordo com o escritor Roger Caras, </w:t>
+      </w:r>
+      <w:r>
+        <w:rPr>
+          <w:i/>
+          <w:iCs/>
+        </w:rPr>
+        <w:t>"Os animais de estimação não são nossa vida inteira, mas eles tornam nossas vidas completas."</w:t>
+      </w:r>
+      <w:r>
+        <w:t xml:space="preserve"> Atualmente, muitas pessoas têm animais de estimação e precisam adquirir produtos para manter a higiene, a saúde e o bem-estar de seus pets. Porém, nem sempre é fácil encontrar, em um único lugar, os itens necessários para atender às diferentes necessidades dos animais. Pensando nisso, o projeto consiste na criação de um pet shop online, onde os usuários poderão navegar pelo catálogo, conhecer os produtos disponíveis e realizar suas compras de maneira simples e prática.</w:t>
+      </w:r>
+    </w:p>
+    <w:p>
+      <w:pPr>
+        <w:spacing w:line="360" w:lineRule="auto"/>
+        <w:jc w:val="both"/>
+      </w:pPr>
+      <w:r>
+        <w:t>O pet shop contará com uma variedade de produtos destinados aos cuidados dos animais, como itens de higiene, alimentação, acessórios e medicamentos (os medicamentos como: Antimicrobianos, Controles especiais, só serão aceitos com prescrição veterinária). Dessa forma, os tutores poderão encontrar diferentes opções em um só ambiente, facilitando a escolha dos produtos de acordo com as necessidades de seus animais.</w:t>
+      </w:r>
+    </w:p>
+    <w:p>
+      <w:pPr>
+        <w:spacing w:line="360" w:lineRule="auto"/>
+        <w:jc w:val="both"/>
+      </w:pPr>
+      <w:r>
+        <w:t xml:space="preserve">Além da loja virtual, o web site terá um </w:t>
+      </w:r>
+      <w:proofErr w:type="spellStart"/>
+      <w:r>
+        <w:t>chatbot</w:t>
+      </w:r>
+      <w:proofErr w:type="spellEnd"/>
+      <w:r>
+        <w:t xml:space="preserve"> 24 horas durante toda semana, desenvolvido para tirar as dúvidas dos donos em relação aos pets. A ferramenta poderá responder perguntas frequentes sobre os bichos, esclarecendo suas dúvidas de forma rápida e clara. Com isso, o usuário terá um suporte mais acessível enquanto estiver realizando suas orientações relacionadas aos seus animais.</w:t>
+      </w:r>
+    </w:p>
+    <w:p>
+      <w:pPr>
+        <w:spacing w:line="360" w:lineRule="auto"/>
+        <w:jc w:val="both"/>
+      </w:pPr>
+      <w:r>
+        <w:t>Outro recurso presente na plataforma será uma página destinada a informações de médicos veterinários. Nela, os tutores poderão consultar contatos de profissionais e encontrar uma forma mais prática de buscar atendimento especializado quando necessário.</w:t>
+      </w:r>
+    </w:p>
+    <w:p>
+      <w:pPr>
+        <w:spacing w:line="360" w:lineRule="auto"/>
+        <w:jc w:val="both"/>
+      </w:pPr>
+      <w:r>
+        <w:t>Portanto, para realizar essas tarefas, os tutores precisam recorrer a diferentes lojas, sites e fontes de informação. Em muitos casos, a busca por produtos, esclarecimentos e atendimento veterinário acontece de forma separada, tornando o processo menos organizado. Por isso, a proposta do projeto é reunir esses recursos em uma única plataforma, proporcionando uma experiência mais simples, organizada e conveniente para quem cuida de animais de estimação.</w:t>
+      </w:r>
+    </w:p>
+    <w:p/>
+    <w:p>
+      <w:pPr>
+        <w:rPr>
+          <w:color w:val="FF0000"/>
+        </w:rPr>
+      </w:pPr>
+      <w:r>
+        <w:rPr>
+          <w:color w:val="FF0000"/>
+        </w:rPr>
+        <w:t>Delimitação e relevância.</w:t>
+      </w:r>
+    </w:p>
+    <w:p>
+      <w:pPr>
+        <w:rPr>
+          <w:color w:val="FF0000"/>
+        </w:rPr>
+      </w:pPr>
+      <w:r>
+        <w:rPr>
+          <w:color w:val="FF0000"/>
+        </w:rPr>
+        <w:t>Natureza e importância.</w:t>
+      </w:r>
+    </w:p>
+    <w:p>
+      <w:pPr>
+        <w:rPr>
+          <w:color w:val="FF0000"/>
+        </w:rPr>
+      </w:pPr>
+      <w:r>
+        <w:rPr>
+          <w:color w:val="FF0000"/>
+        </w:rPr>
+        <w:t>Exposição do assunto.</w:t>
+      </w:r>
+    </w:p>
+    <w:p>
+      <w:pPr>
+        <w:rPr>
+          <w:color w:val="FF0000"/>
+        </w:rPr>
+      </w:pPr>
+      <w:r>
+        <w:rPr>
+          <w:color w:val="FF0000"/>
+        </w:rPr>
+        <w:t>Objetivos e hipóteses.</w:t>
+      </w:r>
+    </w:p>
+    <w:p>
+      <w:pPr>
+        <w:rPr>
+          <w:color w:val="FF0000"/>
+        </w:rPr>
+      </w:pPr>
+      <w:r>
+        <w:rPr>
+          <w:color w:val="FF0000"/>
+        </w:rPr>
+        <w:t>Metodologia adotada.</w:t>
+      </w:r>
+    </w:p>
+    <w:p/>
+    <w:p>
+      <w:r>
+        <w:t>a)</w:t>
+      </w:r>
+      <w:r>
+        <w:rPr>
+          <w:color w:val="FF0000"/>
+        </w:rPr>
+        <w:t xml:space="preserve"> Importância:</w:t>
+      </w:r>
+      <w:r>
+        <w:t xml:space="preserve"> Mostra </w:t>
+      </w:r>
+      <w:r>
+        <w:t>por que</w:t>
+      </w:r>
+      <w:r>
+        <w:t xml:space="preserve"> estudar o tema proposto. Para quem o estudo do</w:t>
+      </w:r>
+    </w:p>
+    <w:p>
+      <w:r>
+        <w:t>tema é importante? Este tema é importante para minha área de</w:t>
+      </w:r>
+    </w:p>
+    <w:p>
+      <w:r>
+        <w:t xml:space="preserve">trabalho/atuação? </w:t>
+      </w:r>
+      <w:r>
+        <w:t>Porque</w:t>
+      </w:r>
+      <w:r>
+        <w:t xml:space="preserve"> este tema é importante para você (pesquisador).</w:t>
+      </w:r>
+    </w:p>
+    <w:p>
+      <w:r>
+        <w:t xml:space="preserve">b) </w:t>
+      </w:r>
+      <w:r>
+        <w:rPr>
+          <w:color w:val="FF0000"/>
+        </w:rPr>
+        <w:t>Viabilidade:</w:t>
+      </w:r>
+      <w:r>
+        <w:t xml:space="preserve"> É possível realizar esta pesquisa? Tenho fontes para pesquisar o</w:t>
+      </w:r>
+    </w:p>
+    <w:p>
+      <w:r>
+        <w:t>assunto? É viável fazer esta pesquisa?</w:t>
+      </w:r>
+    </w:p>
+    <w:p>
+      <w:r>
+        <w:t xml:space="preserve">c) </w:t>
+      </w:r>
+      <w:r>
+        <w:rPr>
+          <w:color w:val="FF0000"/>
+        </w:rPr>
+        <w:t>Oportunidade:</w:t>
+      </w:r>
+      <w:r>
+        <w:t xml:space="preserve"> Esta pesquisa é oportuna neste momento? Ela </w:t>
       </w:r>
       <w:proofErr w:type="spellStart"/>
       <w:proofErr w:type="gramStart"/>
       <w:r>
-        <w:rPr>
-          <w:color w:val="FF0000"/>
-        </w:rPr>
         <w:t>esta</w:t>
       </w:r>
       <w:proofErr w:type="spellEnd"/>
       <w:proofErr w:type="gramEnd"/>
       <w:r>
-        <w:rPr>
-          <w:color w:val="FF0000"/>
-        </w:rPr>
-        <w:t xml:space="preserve"> no texto.</w:t>
-      </w:r>
-    </w:p>
-    <w:p>
-      <w:pPr>
-        <w:rPr>
-          <w:color w:val="FF0000"/>
-        </w:rPr>
-      </w:pPr>
-      <w:r>
-        <w:rPr>
-          <w:color w:val="FF0000"/>
-        </w:rPr>
-        <w:t>• Usar letras em negrito somente no início de capítulos;</w:t>
-      </w:r>
-    </w:p>
-    <w:p>
-      <w:pPr>
-        <w:rPr>
-          <w:color w:val="FF0000"/>
-        </w:rPr>
-      </w:pPr>
-      <w:r>
-        <w:rPr>
-          <w:color w:val="FF0000"/>
-        </w:rPr>
-        <w:t>• As frases devem ser todas alinhas de acordo com a maior numeração</w:t>
-      </w:r>
-    </w:p>
-    <w:p>
-      <w:pPr>
-        <w:rPr>
-          <w:color w:val="FF0000"/>
-        </w:rPr>
-      </w:pPr>
-      <w:r>
-        <w:rPr>
-          <w:color w:val="FF0000"/>
-        </w:rPr>
-        <w:t>apresentada;</w:t>
-      </w:r>
-    </w:p>
-    <w:p>
-      <w:pPr>
-        <w:rPr>
-          <w:b/>
-          <w:bCs/>
-        </w:rPr>
-      </w:pPr>
-    </w:p>
-    <w:p>
-      <w:pPr>
-        <w:rPr>
-          <w:b/>
-          <w:bCs/>
-        </w:rPr>
-      </w:pPr>
-    </w:p>
-    <w:p>
-      <w:pPr>
-        <w:rPr>
-          <w:b/>
-          <w:bCs/>
-        </w:rPr>
-      </w:pPr>
-    </w:p>
-    <w:p>
-      <w:pPr>
-        <w:rPr>
-          <w:b/>
-          <w:bCs/>
-        </w:rPr>
-      </w:pPr>
-    </w:p>
-    <w:p>
-      <w:pPr>
-        <w:rPr>
-          <w:b/>
-          <w:bCs/>
-        </w:rPr>
-      </w:pPr>
-    </w:p>
-    <w:p>
-      <w:pPr>
-        <w:rPr>
-          <w:b/>
-          <w:bCs/>
-          <w:sz w:val="24"/>
-          <w:szCs w:val="24"/>
-        </w:rPr>
-      </w:pPr>
-      <w:r>
-        <w:rPr>
-          <w:b/>
-          <w:bCs/>
-        </w:rPr>
+        <w:t xml:space="preserve"> de acordo</w:t>
+      </w:r>
+    </w:p>
+    <w:p>
+      <w:r>
         <w:lastRenderedPageBreak/>
-        <w:t>1.INTRODUÇÃO</w:t>
-      </w:r>
-    </w:p>
-    <w:p>
-      <w:r>
-        <w:t>Atualmente, muitas pessoas têm animais de estimação e precisam adquirir produtos para manter a higiene, a saúde e o bem-estar de seus pets. Porém, nem sempre é fácil encontrar, em um único lugar, os itens necessários para atender às diferentes necessidades dos animais. Pensando nisso, o projeto consiste na criação de um pet shop online, onde os usuários poderão navegar pelo catálogo, conhecer os produtos disponíveis e realizar suas compras de maneira simples e prática.</w:t>
-      </w:r>
-    </w:p>
-    <w:p/>
-    <w:p>
-      <w:r>
-        <w:t>O pet shop contará com uma variedade de produtos destinados aos cuidados dos animais, como itens de higiene, alimentação, acessórios e medicamentos (os medicamentos como: Antimicrobianos, Controles especiais, só serão aceitos com prescrição veterinária). Dessa forma, os tutores poderão encontrar diferentes opções em um só ambiente, facilitando a escolha dos produtos de acordo com as necessidades de seus animais.</w:t>
-      </w:r>
-    </w:p>
-    <w:p/>
-    <w:p>
-      <w:r>
-        <w:t xml:space="preserve">Além da loja virtual, o web site terá um </w:t>
+        <w:t>com os interesses da minha área de trabalho? Como a minha pesquisa vai</w:t>
+      </w:r>
+    </w:p>
+    <w:p>
+      <w:r>
+        <w:t>contribuir para os demais profissionais da minha área?</w:t>
+      </w:r>
+    </w:p>
+    <w:p/>
+    <w:p/>
+    <w:p/>
+    <w:p/>
+    <w:p/>
+    <w:p/>
+    <w:p/>
+    <w:p/>
+    <w:p/>
+    <w:p/>
+    <w:p/>
+    <w:p/>
+    <w:p/>
+    <w:p/>
+    <w:p>
+      <w:pPr>
+        <w:ind w:right="-40"/>
+      </w:pPr>
+    </w:p>
+    <w:p>
+      <w:r>
+        <w:rPr>
+          <w:color w:val="FF0000"/>
+        </w:rPr>
+        <w:t xml:space="preserve">Qual será o tema trabalhado? </w:t>
+      </w:r>
+    </w:p>
+    <w:p>
+      <w:r>
+        <w:t>o atendimento rápido de dúvidas e compras com o chat bot.</w:t>
+      </w:r>
+    </w:p>
+    <w:p>
+      <w:r>
+        <w:rPr>
+          <w:color w:val="FF0000"/>
+        </w:rPr>
+        <w:t>Por que este tema foi escolhido?</w:t>
+      </w:r>
+      <w:r>
+        <w:t xml:space="preserve"> </w:t>
+      </w:r>
+    </w:p>
+    <w:p>
+      <w:r>
+        <w:t xml:space="preserve">pois é observado que em muitos sites de pet shop a uma demora de atendimento e uma dificuldade com isso levando ao atendimento lento e de péssima qualidade, com isso o projeto consiste em melhorar </w:t>
+      </w:r>
+      <w:r>
+        <w:t>isso,</w:t>
+      </w:r>
+      <w:r>
+        <w:t xml:space="preserve"> trazendo </w:t>
+      </w:r>
+      <w:r>
+        <w:t>praticidade,</w:t>
+      </w:r>
+      <w:r>
+        <w:t xml:space="preserve"> </w:t>
+      </w:r>
+      <w:r>
+        <w:t>segurança,</w:t>
+      </w:r>
+      <w:r>
+        <w:t xml:space="preserve"> bom serviço, atendimento mais rápido e um </w:t>
       </w:r>
       <w:proofErr w:type="spellStart"/>
       <w:r>
@@ -2396,1084 +2359,798 @@
       </w:r>
       <w:proofErr w:type="spellEnd"/>
       <w:r>
-        <w:t xml:space="preserve"> 24 horas durante toda semana, desenvolvido para tirar as dúvidas dos donos em relação aos pets. A ferramenta poderá responder perguntas frequentes sobre os bichos, esclarecendo suas dúvidas de forma rápida e clara. Com isso, o usuário terá um suporte mais acessível enquanto estiver realizando suas orientações relacionadas aos seus animais.</w:t>
-      </w:r>
-    </w:p>
-    <w:p/>
-    <w:p>
-      <w:r>
-        <w:t>Outro recurso presente na plataforma será uma página destinada a informações de médicos veterinários. Nela, os tutores poderão consultar contatos de profissionais e encontrar uma forma mais prática de buscar atendimento especializado quando necessário.</w:t>
-      </w:r>
-    </w:p>
-    <w:p/>
-    <w:p>
-      <w:r>
-        <w:t>Portanto, para realizar essas tarefas, os tutores precisam recorrer a diferentes lojas, sites e fontes de informação. Em muitos casos, a busca por produtos, esclarecimentos e atendimento veterinário acontece de forma separada, tornando o processo menos organizado. Por isso, a proposta do projeto é reunir esses recursos em uma única plataforma, proporcionando uma experiência mais simples, organizada e conveniente para quem cuida de animais de estimação.</w:t>
-      </w:r>
-    </w:p>
-    <w:p/>
-    <w:p>
-      <w:pPr>
-        <w:rPr>
-          <w:color w:val="FF0000"/>
-        </w:rPr>
-      </w:pPr>
-      <w:r>
-        <w:rPr>
-          <w:color w:val="FF0000"/>
-        </w:rPr>
-        <w:t>Delimitação e relevância.</w:t>
-      </w:r>
-    </w:p>
-    <w:p>
-      <w:pPr>
-        <w:rPr>
-          <w:color w:val="FF0000"/>
-        </w:rPr>
-      </w:pPr>
-      <w:r>
-        <w:rPr>
-          <w:color w:val="FF0000"/>
-        </w:rPr>
-        <w:t>Natureza e importância.</w:t>
-      </w:r>
-    </w:p>
-    <w:p>
-      <w:pPr>
-        <w:rPr>
-          <w:color w:val="FF0000"/>
-        </w:rPr>
-      </w:pPr>
-      <w:r>
-        <w:rPr>
-          <w:color w:val="FF0000"/>
-        </w:rPr>
-        <w:t>Exposição do assunto.</w:t>
-      </w:r>
-    </w:p>
-    <w:p>
-      <w:pPr>
-        <w:rPr>
-          <w:color w:val="FF0000"/>
-        </w:rPr>
-      </w:pPr>
-      <w:r>
-        <w:rPr>
-          <w:color w:val="FF0000"/>
-        </w:rPr>
-        <w:t>Objetivos e hipóteses.</w:t>
-      </w:r>
-    </w:p>
-    <w:p>
-      <w:pPr>
-        <w:rPr>
-          <w:color w:val="FF0000"/>
-        </w:rPr>
-      </w:pPr>
-      <w:r>
-        <w:rPr>
-          <w:color w:val="FF0000"/>
-        </w:rPr>
-        <w:t>Metodologia adotada.</w:t>
-      </w:r>
-    </w:p>
-    <w:p/>
-    <w:p>
-      <w:r>
-        <w:t>a)</w:t>
-      </w:r>
-      <w:r>
-        <w:rPr>
-          <w:color w:val="FF0000"/>
-        </w:rPr>
-        <w:t xml:space="preserve"> Importância:</w:t>
-      </w:r>
-      <w:r>
-        <w:t xml:space="preserve"> Mostra </w:t>
+        <w:t xml:space="preserve"> 24h para tirar dúvidas.</w:t>
+      </w:r>
+    </w:p>
+    <w:p>
+      <w:r>
+        <w:rPr>
+          <w:color w:val="FF0000"/>
+        </w:rPr>
+        <w:t xml:space="preserve">Para quem e de que forma o estudo oferecerá contribuição? </w:t>
+      </w:r>
+    </w:p>
+    <w:p>
+      <w:r>
+        <w:t xml:space="preserve">para usuários com animais de </w:t>
+      </w:r>
+      <w:r>
+        <w:t>estimação,</w:t>
+      </w:r>
+      <w:r>
+        <w:t xml:space="preserve"> ele contribuirá para a melhoria de </w:t>
+      </w:r>
+      <w:r>
+        <w:t>atendimentos,</w:t>
+      </w:r>
+      <w:r>
+        <w:t xml:space="preserve"> tendo uma velocidade de atendimento melhor, e um </w:t>
+      </w:r>
+      <w:proofErr w:type="spellStart"/>
+      <w:r>
+        <w:t>chatbot</w:t>
+      </w:r>
+      <w:proofErr w:type="spellEnd"/>
+      <w:r>
+        <w:t xml:space="preserve"> para que os usuários não tenham que procurar atendimento lento, qualidade </w:t>
+      </w:r>
+      <w:r>
+        <w:t>baixa,</w:t>
+      </w:r>
+      <w:r>
+        <w:t xml:space="preserve"> não confiável e de alto custo.</w:t>
+      </w:r>
+    </w:p>
+    <w:p>
+      <w:pPr>
+        <w:rPr>
+          <w:color w:val="FF0000"/>
+        </w:rPr>
+      </w:pPr>
+    </w:p>
+    <w:p>
+      <w:pPr>
+        <w:rPr>
+          <w:color w:val="FF0000"/>
+        </w:rPr>
+      </w:pPr>
+    </w:p>
+    <w:p>
+      <w:pPr>
+        <w:rPr>
+          <w:color w:val="FF0000"/>
+        </w:rPr>
+      </w:pPr>
+    </w:p>
+    <w:p/>
+    <w:p/>
+    <w:p/>
+    <w:p/>
+    <w:p/>
+    <w:p/>
+    <w:p/>
+    <w:p/>
+    <w:p/>
+    <w:p/>
+    <w:p/>
+    <w:p/>
+    <w:p/>
+    <w:p/>
+    <w:p/>
+    <w:p/>
+    <w:p/>
+    <w:p/>
+    <w:p/>
+    <w:p/>
+    <w:p/>
+    <w:p>
+      <w:pPr>
+        <w:rPr>
+          <w:b/>
+          <w:bCs/>
+          <w:sz w:val="24"/>
+          <w:szCs w:val="24"/>
+        </w:rPr>
+      </w:pPr>
+    </w:p>
+    <w:p>
+      <w:pPr>
+        <w:rPr>
+          <w:b/>
+          <w:bCs/>
+          <w:sz w:val="24"/>
+          <w:szCs w:val="24"/>
+        </w:rPr>
+      </w:pPr>
+      <w:r>
+        <w:rPr>
+          <w:b/>
+          <w:bCs/>
+          <w:sz w:val="24"/>
+          <w:szCs w:val="24"/>
+        </w:rPr>
+        <w:t>2 DESENVOLVIMENTO</w:t>
+      </w:r>
+    </w:p>
+    <w:p/>
+    <w:p>
+      <w:pPr>
+        <w:rPr>
+          <w:b/>
+          <w:bCs/>
+        </w:rPr>
+      </w:pPr>
+      <w:r>
+        <w:rPr>
+          <w:b/>
+          <w:bCs/>
+        </w:rPr>
+        <w:t>2.1 Objetivo geral</w:t>
+      </w:r>
+    </w:p>
+    <w:p>
+      <w:r>
+        <w:t>Está ligado a uma visão global e abrangente do tema. Relaciona-se com o conteúdo</w:t>
+      </w:r>
+    </w:p>
+    <w:p>
+      <w:r>
+        <w:t xml:space="preserve">intrínseco, quer dos fenômenos e eventos, quer das ideias estudadas. </w:t>
+      </w:r>
+      <w:proofErr w:type="spellStart"/>
+      <w:r>
+        <w:t>Bezzon</w:t>
+      </w:r>
+      <w:proofErr w:type="spellEnd"/>
+      <w:r>
+        <w:t>;</w:t>
+      </w:r>
+    </w:p>
+    <w:p>
+      <w:r>
+        <w:t xml:space="preserve">Miotto (2009) cita que esta etapa do projeto de pesquisa responde </w:t>
+      </w:r>
+      <w:proofErr w:type="spellStart"/>
+      <w:r>
+        <w:t>as</w:t>
+      </w:r>
+      <w:proofErr w:type="spellEnd"/>
+      <w:r>
+        <w:t xml:space="preserve"> perguntas:</w:t>
+      </w:r>
+    </w:p>
+    <w:p>
+      <w:r>
+        <w:t>Para que fazer? É a pergunta que se refere às ações que se quer alcançar.</w:t>
+      </w:r>
+    </w:p>
+    <w:p>
+      <w:pPr>
+        <w:rPr>
+          <w:color w:val="FF0000"/>
+        </w:rPr>
+      </w:pPr>
+      <w:r>
+        <w:rPr>
+          <w:color w:val="FF0000"/>
+        </w:rPr>
+        <w:t>Apenas 01 objetivo.</w:t>
+      </w:r>
+    </w:p>
+    <w:p/>
+    <w:p>
+      <w:pPr>
+        <w:rPr>
+          <w:b/>
+          <w:bCs/>
+        </w:rPr>
+      </w:pPr>
+      <w:r>
+        <w:rPr>
+          <w:b/>
+          <w:bCs/>
+        </w:rPr>
+        <w:t>2.2 Objetivos específicos</w:t>
+      </w:r>
+    </w:p>
+    <w:p>
+      <w:r>
+        <w:t>Apresentam caráter mais concreto. Têm função intermediária e instrumental,</w:t>
+      </w:r>
+    </w:p>
+    <w:p>
+      <w:r>
+        <w:t>permitindo de um lado, atingir o objetivo geral e, de outro, aplicar este a situações</w:t>
+      </w:r>
+    </w:p>
+    <w:p>
+      <w:r>
+        <w:t>particulares. Para construir este tópico responda: Para quem fazer?</w:t>
+      </w:r>
+    </w:p>
+    <w:p>
+      <w:pPr>
+        <w:rPr>
+          <w:color w:val="FF0000"/>
+        </w:rPr>
+      </w:pPr>
+      <w:r>
+        <w:rPr>
+          <w:color w:val="FF0000"/>
+        </w:rPr>
+        <w:t>Vários objetivos.</w:t>
+      </w:r>
+    </w:p>
+    <w:p>
+      <w:pPr>
+        <w:rPr>
+          <w:color w:val="FF0000"/>
+        </w:rPr>
+      </w:pPr>
+    </w:p>
+    <w:p>
+      <w:pPr>
+        <w:rPr>
+          <w:color w:val="FF0000"/>
+        </w:rPr>
+      </w:pPr>
+    </w:p>
+    <w:p>
+      <w:pPr>
+        <w:rPr>
+          <w:color w:val="FF0000"/>
+        </w:rPr>
+      </w:pPr>
+    </w:p>
+    <w:p>
+      <w:pPr>
+        <w:rPr>
+          <w:color w:val="FF0000"/>
+        </w:rPr>
+      </w:pPr>
+    </w:p>
+    <w:p>
+      <w:pPr>
+        <w:rPr>
+          <w:color w:val="FF0000"/>
+        </w:rPr>
+      </w:pPr>
+    </w:p>
+    <w:p>
+      <w:pPr>
+        <w:rPr>
+          <w:color w:val="FF0000"/>
+        </w:rPr>
+      </w:pPr>
+    </w:p>
+    <w:p>
+      <w:pPr>
+        <w:rPr>
+          <w:color w:val="FF0000"/>
+        </w:rPr>
+      </w:pPr>
+    </w:p>
+    <w:p>
+      <w:pPr>
+        <w:rPr>
+          <w:color w:val="FF0000"/>
+        </w:rPr>
+      </w:pPr>
+    </w:p>
+    <w:p>
+      <w:pPr>
+        <w:rPr>
+          <w:color w:val="FF0000"/>
+        </w:rPr>
+      </w:pPr>
+    </w:p>
+    <w:p>
+      <w:pPr>
+        <w:rPr>
+          <w:color w:val="FF0000"/>
+        </w:rPr>
+      </w:pPr>
+    </w:p>
+    <w:p>
+      <w:pPr>
+        <w:rPr>
+          <w:color w:val="FF0000"/>
+        </w:rPr>
+      </w:pPr>
+    </w:p>
+    <w:p>
+      <w:pPr>
+        <w:rPr>
+          <w:color w:val="FF0000"/>
+        </w:rPr>
+      </w:pPr>
+    </w:p>
+    <w:p>
+      <w:pPr>
+        <w:rPr>
+          <w:color w:val="FF0000"/>
+        </w:rPr>
+      </w:pPr>
+    </w:p>
+    <w:p>
+      <w:pPr>
+        <w:rPr>
+          <w:color w:val="FF0000"/>
+        </w:rPr>
+      </w:pPr>
+    </w:p>
+    <w:p/>
+    <w:p/>
+    <w:p/>
+    <w:p/>
+    <w:p/>
+    <w:p/>
+    <w:p/>
+    <w:p/>
+    <w:p/>
+    <w:p/>
+    <w:p/>
+    <w:p/>
+    <w:p/>
+    <w:p/>
+    <w:p/>
+    <w:p/>
+    <w:p/>
+    <w:p/>
+    <w:p/>
+    <w:p/>
+    <w:p>
+      <w:pPr>
+        <w:rPr>
+          <w:b/>
+          <w:bCs/>
+        </w:rPr>
+      </w:pPr>
+      <w:r>
+        <w:rPr>
+          <w:b/>
+          <w:bCs/>
+        </w:rPr>
+        <w:t>3 METODOLOGIA OU PROCEDIMENTOS METODOLÓGICOS</w:t>
+      </w:r>
+    </w:p>
+    <w:p>
+      <w:pPr>
+        <w:rPr>
+          <w:b/>
+          <w:bCs/>
+        </w:rPr>
+      </w:pPr>
+    </w:p>
+    <w:p>
+      <w:r>
+        <w:t>Neste capítulo o pesquisador deve descrever exatamente todos os passos</w:t>
+      </w:r>
+    </w:p>
+    <w:p>
+      <w:r>
+        <w:t>que ele utilizou para realizar o estudo.</w:t>
+      </w:r>
+    </w:p>
+    <w:p>
+      <w:r>
+        <w:t>Deve indicar as fontes que utilizou para construir seu referencial teórico</w:t>
+      </w:r>
+    </w:p>
+    <w:p>
+      <w:r>
+        <w:t xml:space="preserve">(livros, periódicos, documentos da internet, bases de </w:t>
       </w:r>
       <w:proofErr w:type="gramStart"/>
       <w:r>
-        <w:t>porquê</w:t>
-      </w:r>
-      <w:proofErr w:type="gramEnd"/>
-      <w:r>
-        <w:t xml:space="preserve"> estudar o tema proposto. Para quem o estudo do</w:t>
-      </w:r>
-    </w:p>
-    <w:p>
-      <w:r>
-        <w:t>tema é importante? Este tema é importante para minha área de</w:t>
-      </w:r>
-    </w:p>
-    <w:p>
-      <w:r>
-        <w:t xml:space="preserve">trabalho/atuação? </w:t>
-      </w:r>
-      <w:proofErr w:type="gramStart"/>
-      <w:r>
-        <w:t>Por que</w:t>
-      </w:r>
-      <w:proofErr w:type="gramEnd"/>
-      <w:r>
-        <w:t xml:space="preserve"> este tema é importante para você (pesquisador).</w:t>
-      </w:r>
-    </w:p>
-    <w:p>
-      <w:r>
-        <w:t xml:space="preserve">b) </w:t>
-      </w:r>
-      <w:r>
-        <w:rPr>
-          <w:color w:val="FF0000"/>
-        </w:rPr>
-        <w:t>Viabilidade:</w:t>
-      </w:r>
-      <w:r>
-        <w:t xml:space="preserve"> É possível realizar esta pesquisa? Tenho fontes para pesquisar o</w:t>
-      </w:r>
-    </w:p>
-    <w:p>
-      <w:r>
-        <w:t>assunto? É viável fazer esta pesquisa?</w:t>
-      </w:r>
-    </w:p>
-    <w:p>
-      <w:r>
-        <w:t xml:space="preserve">c) </w:t>
-      </w:r>
-      <w:r>
-        <w:rPr>
-          <w:color w:val="FF0000"/>
-        </w:rPr>
-        <w:t>Oportunidade:</w:t>
-      </w:r>
-      <w:r>
-        <w:t xml:space="preserve"> Esta pesquisa é oportuna neste momento? Ela </w:t>
+        <w:t xml:space="preserve">dados, </w:t>
       </w:r>
       <w:proofErr w:type="spellStart"/>
-      <w:proofErr w:type="gramStart"/>
-      <w:r>
-        <w:t>esta</w:t>
+      <w:r>
+        <w:t>etc</w:t>
       </w:r>
       <w:proofErr w:type="spellEnd"/>
       <w:proofErr w:type="gramEnd"/>
       <w:r>
-        <w:t xml:space="preserve"> de acordo</w:t>
-      </w:r>
-    </w:p>
-    <w:p>
-      <w:r>
-        <w:t>com os interesses da minha área de trabalho? Como a minha pesquisa vai</w:t>
-      </w:r>
-    </w:p>
-    <w:p>
-      <w:r>
-        <w:t>contribuir para os demais profissionais da minha área?</w:t>
-      </w:r>
-    </w:p>
-    <w:p/>
-    <w:p/>
-    <w:p/>
-    <w:p/>
-    <w:p/>
-    <w:p/>
-    <w:p/>
-    <w:p/>
-    <w:p/>
-    <w:p/>
-    <w:p/>
-    <w:p/>
-    <w:p/>
-    <w:p/>
-    <w:p>
-      <w:pPr>
-        <w:ind w:right="-40"/>
-      </w:pPr>
-    </w:p>
-    <w:p>
-      <w:r>
-        <w:rPr>
-          <w:color w:val="FF0000"/>
-        </w:rPr>
-        <w:t xml:space="preserve">Qual será o tema trabalhado? </w:t>
-      </w:r>
-    </w:p>
-    <w:p>
-      <w:r>
-        <w:t>o atendimento rápido de dúvidas e compras com o chat bot.</w:t>
-      </w:r>
-    </w:p>
-    <w:p>
-      <w:r>
-        <w:rPr>
-          <w:color w:val="FF0000"/>
-        </w:rPr>
-        <w:t>Por que este tema foi escolhido?</w:t>
-      </w:r>
-      <w:r>
-        <w:t xml:space="preserve"> </w:t>
-      </w:r>
-    </w:p>
-    <w:p>
-      <w:r>
-        <w:t xml:space="preserve">pois é observado que em muitos sites de pet shop a uma demora de atendimento e uma dificuldade com isso levando ao atendimento lento e de péssima qualidade, com isso o projeto consiste em melhorar </w:t>
+        <w:t>).</w:t>
+      </w:r>
+    </w:p>
+    <w:p>
+      <w:r>
+        <w:t>Quando for o caso, indicar as fases relativas à exploração (opção pelo espaço</w:t>
+      </w:r>
+    </w:p>
+    <w:p>
+      <w:r>
+        <w:t>da pesquisa, grupo a ser pesquisado, estabelecimento dos critérios de amostragem</w:t>
+      </w:r>
+    </w:p>
+    <w:p>
+      <w:r>
+        <w:t>e constituição de estratégias para a ida a campo) como também a definição de</w:t>
+      </w:r>
+    </w:p>
+    <w:p>
+      <w:r>
+        <w:rPr>
+          <w:color w:val="FF0000"/>
+        </w:rPr>
+        <w:t>instrumentos</w:t>
+      </w:r>
+      <w:r>
+        <w:t xml:space="preserve"> e procedimentos (</w:t>
+      </w:r>
+      <w:r>
+        <w:rPr>
+          <w:color w:val="FF0000"/>
+        </w:rPr>
+        <w:t>entrevista, questionário</w:t>
+      </w:r>
+      <w:r>
+        <w:t>).</w:t>
+      </w:r>
+    </w:p>
+    <w:p>
+      <w:r>
+        <w:t>Existem várias modalidades de pesquisa, e para cada uma delas um método</w:t>
+      </w:r>
+    </w:p>
+    <w:p>
+      <w:r>
+        <w:t>diferente deve ser utilizado.</w:t>
+      </w:r>
+    </w:p>
+    <w:p>
+      <w:r>
+        <w:t>As pesquisas podem ser divididas em pesquisa teórica, pesquisa exploratória,</w:t>
+      </w:r>
+    </w:p>
+    <w:p>
+      <w:r>
+        <w:t>pesquisa teórico-exploratória e pesquisa ação.</w:t>
+      </w:r>
+    </w:p>
+    <w:p>
+      <w:r>
+        <w:t>Os dados obtidos com estes métodos podem ser quantitativos, qualitativos ou</w:t>
+      </w:r>
+    </w:p>
+    <w:p>
+      <w:r>
+        <w:t>quanti-qualitativos.</w:t>
+      </w:r>
+    </w:p>
+    <w:p>
+      <w:pPr>
+        <w:rPr>
+          <w:color w:val="FF0000"/>
+        </w:rPr>
+      </w:pPr>
+      <w:r>
+        <w:t xml:space="preserve">Lembramos que tais aspectos </w:t>
+      </w:r>
+      <w:r>
+        <w:rPr>
+          <w:color w:val="FF0000"/>
+        </w:rPr>
+        <w:t>devem ser definidos junto com o Orientador.</w:t>
+      </w:r>
+    </w:p>
+    <w:p/>
+    <w:p>
+      <w:pPr>
+        <w:rPr>
+          <w:b/>
+          <w:bCs/>
+          <w:color w:val="FF0000"/>
+        </w:rPr>
+      </w:pPr>
+      <w:r>
+        <w:rPr>
+          <w:b/>
+          <w:bCs/>
+          <w:color w:val="FF0000"/>
+        </w:rPr>
+        <w:t>Tipo de pesquisa:</w:t>
+      </w:r>
+    </w:p>
+    <w:p>
+      <w:r>
+        <w:rPr>
+          <w:b/>
+          <w:bCs/>
+        </w:rPr>
+        <w:t>Pesquisa Bibliográfica:</w:t>
+      </w:r>
+      <w:r>
+        <w:t xml:space="preserve"> Quando elaborada a partir de material já publicado,</w:t>
+      </w:r>
+    </w:p>
+    <w:p>
+      <w:r>
+        <w:t xml:space="preserve">constituído principalmente de livros, revistas, </w:t>
       </w:r>
       <w:proofErr w:type="gramStart"/>
       <w:r>
-        <w:t>isso ,</w:t>
+        <w:t>jornais, etc.</w:t>
       </w:r>
       <w:proofErr w:type="gramEnd"/>
       <w:r>
-        <w:t xml:space="preserve"> trazendo </w:t>
+        <w:t xml:space="preserve"> e não por intermédio de</w:t>
+      </w:r>
+    </w:p>
+    <w:p>
+      <w:r>
+        <w:t>relatos de pessoas ou experimentos.</w:t>
+      </w:r>
+    </w:p>
+    <w:p>
+      <w:r>
+        <w:rPr>
+          <w:b/>
+          <w:bCs/>
+        </w:rPr>
+        <w:t>Pesquisa Descritiva:</w:t>
+      </w:r>
+      <w:r>
+        <w:t xml:space="preserve"> Quando tem como objetivo descrever as características de</w:t>
+      </w:r>
+    </w:p>
+    <w:p>
+      <w:r>
+        <w:t xml:space="preserve">determinado fenômeno ou população, correlacionar </w:t>
       </w:r>
       <w:proofErr w:type="gramStart"/>
       <w:r>
-        <w:t>praticidade ,</w:t>
+        <w:t>fatos, etc.</w:t>
       </w:r>
       <w:proofErr w:type="gramEnd"/>
       <w:r>
-        <w:t xml:space="preserve"> </w:t>
+        <w:t xml:space="preserve"> Observação, registro</w:t>
+      </w:r>
+    </w:p>
+    <w:p>
+      <w:r>
+        <w:t>e análise do objeto que está sendo estudado, podendo ser classificadas em: estudo</w:t>
+      </w:r>
+    </w:p>
+    <w:p>
+      <w:r>
+        <w:t>exploratório, descritivo, pesquisa de opinião, pesquisa de motivação, estudo de caso</w:t>
+      </w:r>
+    </w:p>
+    <w:p>
+      <w:r>
+        <w:t>e pesquisa documental.</w:t>
+      </w:r>
+    </w:p>
+    <w:p>
+      <w:r>
+        <w:rPr>
+          <w:b/>
+          <w:bCs/>
+        </w:rPr>
+        <w:t>Pesquisa experimental:</w:t>
+      </w:r>
+      <w:r>
+        <w:t xml:space="preserve"> Quando se determina um objeto de estudo, selecionam-se</w:t>
+      </w:r>
+    </w:p>
+    <w:p>
+      <w:r>
+        <w:t>as variáveis que seriam capazes de influenciá-lo, definem-se as formas de controle e</w:t>
+      </w:r>
+    </w:p>
+    <w:p>
+      <w:r>
+        <w:t>de observação dos efeitos que a variável produz no objeto. Seu objetivo é estudar as</w:t>
+      </w:r>
+    </w:p>
+    <w:p>
+      <w:r>
+        <w:t>causas que determinam o fenômeno e o modo como são produzidas.</w:t>
+      </w:r>
+    </w:p>
+    <w:p/>
+    <w:p/>
+    <w:p/>
+    <w:p/>
+    <w:p/>
+    <w:p/>
+    <w:p/>
+    <w:p/>
+    <w:p/>
+    <w:p/>
+    <w:p/>
+    <w:p/>
+    <w:p/>
+    <w:p/>
+    <w:p/>
+    <w:p/>
+    <w:p/>
+    <w:p>
+      <w:pPr>
+        <w:rPr>
+          <w:b/>
+          <w:bCs/>
+        </w:rPr>
+      </w:pPr>
+      <w:r>
+        <w:rPr>
+          <w:b/>
+          <w:bCs/>
+        </w:rPr>
+        <w:t>4 MÉTODOS</w:t>
+      </w:r>
+    </w:p>
+    <w:p>
+      <w:pPr>
+        <w:rPr>
+          <w:b/>
+          <w:bCs/>
+        </w:rPr>
+      </w:pPr>
+    </w:p>
+    <w:p>
+      <w:r>
+        <w:t xml:space="preserve">Neste capítulo o(s) </w:t>
       </w:r>
       <w:proofErr w:type="gramStart"/>
       <w:r>
-        <w:t>segurança ,</w:t>
+        <w:t>autor(es) devem</w:t>
       </w:r>
       <w:proofErr w:type="gramEnd"/>
       <w:r>
-        <w:t xml:space="preserve"> bom </w:t>
+        <w:t xml:space="preserve"> apresentar as tecnologias, ferramentas</w:t>
+      </w:r>
+    </w:p>
+    <w:p>
+      <w:r>
+        <w:t>utilizadas para o desenvolvimento do projeto. Realizando pesquisas em artigos</w:t>
+      </w:r>
+    </w:p>
+    <w:p>
+      <w:r>
+        <w:t>científicos e repositórios acadêmicos para pesquisar sobre as tecnologias.</w:t>
+      </w:r>
+    </w:p>
+    <w:p/>
+    <w:p/>
+    <w:p/>
+    <w:p/>
+    <w:p/>
+    <w:p/>
+    <w:p/>
+    <w:p/>
+    <w:p/>
+    <w:p/>
+    <w:p/>
+    <w:p/>
+    <w:p/>
+    <w:p/>
+    <w:p/>
+    <w:p/>
+    <w:p/>
+    <w:p/>
+    <w:p/>
+    <w:p/>
+    <w:p/>
+    <w:p/>
+    <w:p/>
+    <w:p/>
+    <w:p/>
+    <w:p/>
+    <w:p/>
+    <w:p/>
+    <w:p/>
+    <w:p/>
+    <w:p/>
+    <w:p/>
+    <w:p/>
+    <w:p/>
+    <w:p/>
+    <w:p/>
+    <w:p/>
+    <w:p/>
+    <w:p/>
+    <w:p/>
+    <w:p/>
+    <w:p/>
+    <w:p/>
+    <w:p>
+      <w:pPr>
+        <w:rPr>
+          <w:b/>
+          <w:bCs/>
+        </w:rPr>
+      </w:pPr>
+      <w:r>
+        <w:rPr>
+          <w:b/>
+          <w:bCs/>
+        </w:rPr>
+        <w:t xml:space="preserve">5 APRESENTAÇÃO E </w:t>
       </w:r>
       <w:proofErr w:type="gramStart"/>
       <w:r>
-        <w:t>serviço ,</w:t>
+        <w:rPr>
+          <w:b/>
+          <w:bCs/>
+        </w:rPr>
+        <w:t>ANALISE</w:t>
       </w:r>
       <w:proofErr w:type="gramEnd"/>
       <w:r>
-        <w:t xml:space="preserve"> atendimento mais rápido e um </w:t>
-      </w:r>
-      <w:proofErr w:type="spellStart"/>
-      <w:r>
-        <w:t>chatbot</w:t>
-      </w:r>
-      <w:proofErr w:type="spellEnd"/>
-      <w:r>
-        <w:t xml:space="preserve"> 24h para tirar dúvidas.</w:t>
-      </w:r>
-    </w:p>
-    <w:p>
-      <w:r>
-        <w:rPr>
-          <w:color w:val="FF0000"/>
-        </w:rPr>
-        <w:t xml:space="preserve">Para quem e de que forma o estudo oferecerá contribuição? </w:t>
-      </w:r>
-    </w:p>
-    <w:p>
-      <w:r>
-        <w:t xml:space="preserve">para usuários com animais de </w:t>
+        <w:rPr>
+          <w:b/>
+          <w:bCs/>
+        </w:rPr>
+        <w:t xml:space="preserve"> DOS RESULTADOS</w:t>
+      </w:r>
+    </w:p>
+    <w:p>
+      <w:r>
+        <w:t>Neste capítulo o autor deve apresentar os resultados obtidos com a execução</w:t>
+      </w:r>
+    </w:p>
+    <w:p>
+      <w:r>
+        <w:t>das propostas trabalhadas nos capítulos de desenvolvimento do trabalho. Em</w:t>
+      </w:r>
+    </w:p>
+    <w:p>
+      <w:pPr>
+        <w:rPr>
+          <w:b/>
+          <w:bCs/>
+        </w:rPr>
+      </w:pPr>
+      <w:r>
+        <w:t xml:space="preserve">algumas pesquisas este capítulo pode resultar em um capítulo posterior de </w:t>
+      </w:r>
+      <w:r>
+        <w:rPr>
+          <w:b/>
+          <w:bCs/>
+        </w:rPr>
+        <w:t>Análise</w:t>
+      </w:r>
+    </w:p>
+    <w:p>
+      <w:pPr>
+        <w:rPr>
+          <w:b/>
+          <w:bCs/>
+        </w:rPr>
+      </w:pPr>
+      <w:r>
+        <w:rPr>
+          <w:b/>
+          <w:bCs/>
+        </w:rPr>
+        <w:t>e Discussão dos Dados.</w:t>
+      </w:r>
+    </w:p>
+    <w:p>
+      <w:r>
+        <w:t>A transcrição dos resultados deve ser feita de maneira fiel aquela obtida com</w:t>
+      </w:r>
+    </w:p>
+    <w:p>
+      <w:r>
+        <w:t>a execução das propostas e, apresentar a interpretação crítica dos dados,</w:t>
+      </w:r>
+    </w:p>
+    <w:p>
+      <w:r>
+        <w:t xml:space="preserve">verificando se </w:t>
       </w:r>
       <w:proofErr w:type="gramStart"/>
       <w:r>
-        <w:t>estimação ,</w:t>
+        <w:t>os mesmos</w:t>
       </w:r>
       <w:proofErr w:type="gramEnd"/>
       <w:r>
-        <w:t xml:space="preserve"> ele contribuirá para a melhoria de </w:t>
-      </w:r>
-      <w:proofErr w:type="gramStart"/>
-      <w:r>
-        <w:t>atendimentos ,</w:t>
-      </w:r>
-      <w:proofErr w:type="gramEnd"/>
-      <w:r>
-        <w:t xml:space="preserve"> tendo uma velocidade de atendimento </w:t>
-      </w:r>
-      <w:proofErr w:type="gramStart"/>
-      <w:r>
-        <w:t>melhor ,</w:t>
-      </w:r>
-      <w:proofErr w:type="gramEnd"/>
-      <w:r>
-        <w:t xml:space="preserve"> e um </w:t>
-      </w:r>
-      <w:proofErr w:type="spellStart"/>
-      <w:r>
-        <w:t>chatbot</w:t>
-      </w:r>
-      <w:proofErr w:type="spellEnd"/>
-      <w:r>
-        <w:t xml:space="preserve"> para que os usuários não tenham que procurar atendimento </w:t>
-      </w:r>
-      <w:proofErr w:type="gramStart"/>
-      <w:r>
-        <w:t>lento ,</w:t>
-      </w:r>
-      <w:proofErr w:type="gramEnd"/>
-      <w:r>
-        <w:t xml:space="preserve"> qualidade </w:t>
-      </w:r>
-      <w:proofErr w:type="gramStart"/>
-      <w:r>
-        <w:t>baixa ,</w:t>
-      </w:r>
-      <w:proofErr w:type="gramEnd"/>
-      <w:r>
-        <w:t xml:space="preserve"> não confiável e de alto custo.</w:t>
-      </w:r>
-    </w:p>
-    <w:p>
-      <w:pPr>
-        <w:rPr>
-          <w:color w:val="FF0000"/>
-        </w:rPr>
-      </w:pPr>
-    </w:p>
-    <w:p>
-      <w:pPr>
-        <w:rPr>
-          <w:color w:val="FF0000"/>
-        </w:rPr>
-      </w:pPr>
-    </w:p>
-    <w:p>
-      <w:pPr>
-        <w:rPr>
-          <w:color w:val="FF0000"/>
-        </w:rPr>
-      </w:pPr>
-    </w:p>
-    <w:p/>
-    <w:p/>
-    <w:p/>
-    <w:p/>
-    <w:p/>
-    <w:p/>
-    <w:p/>
-    <w:p/>
-    <w:p/>
-    <w:p/>
-    <w:p/>
-    <w:p/>
-    <w:p/>
-    <w:p/>
-    <w:p/>
-    <w:p/>
-    <w:p/>
-    <w:p/>
-    <w:p/>
-    <w:p/>
-    <w:p/>
-    <w:p>
-      <w:pPr>
-        <w:rPr>
-          <w:b/>
-          <w:bCs/>
-          <w:sz w:val="24"/>
-          <w:szCs w:val="24"/>
-        </w:rPr>
-      </w:pPr>
-    </w:p>
-    <w:p>
-      <w:pPr>
-        <w:rPr>
-          <w:b/>
-          <w:bCs/>
-          <w:sz w:val="24"/>
-          <w:szCs w:val="24"/>
-        </w:rPr>
-      </w:pPr>
-      <w:r>
-        <w:rPr>
-          <w:b/>
-          <w:bCs/>
-          <w:sz w:val="24"/>
-          <w:szCs w:val="24"/>
-        </w:rPr>
-        <w:lastRenderedPageBreak/>
-        <w:t>2 DESENVOLVIMENTO</w:t>
-      </w:r>
-    </w:p>
-    <w:p/>
-    <w:p>
-      <w:pPr>
-        <w:rPr>
-          <w:b/>
-          <w:bCs/>
-        </w:rPr>
-      </w:pPr>
-      <w:r>
-        <w:rPr>
-          <w:b/>
-          <w:bCs/>
-        </w:rPr>
-        <w:t>2.1 Objetivo geral</w:t>
-      </w:r>
-    </w:p>
-    <w:p>
-      <w:r>
-        <w:t>Está ligado a uma visão global e abrangente do tema. Relaciona-se com o conteúdo</w:t>
-      </w:r>
-    </w:p>
-    <w:p>
-      <w:r>
-        <w:t xml:space="preserve">intrínseco, quer dos fenômenos e eventos, quer das ideias estudadas. </w:t>
-      </w:r>
-      <w:proofErr w:type="spellStart"/>
-      <w:r>
-        <w:t>Bezzon</w:t>
-      </w:r>
-      <w:proofErr w:type="spellEnd"/>
-      <w:r>
-        <w:t>;</w:t>
-      </w:r>
-    </w:p>
-    <w:p>
-      <w:r>
-        <w:t xml:space="preserve">Miotto (2009) cita que esta etapa do projeto de pesquisa responde </w:t>
-      </w:r>
-      <w:proofErr w:type="spellStart"/>
-      <w:r>
-        <w:t>as</w:t>
-      </w:r>
-      <w:proofErr w:type="spellEnd"/>
-      <w:r>
-        <w:t xml:space="preserve"> perguntas:</w:t>
-      </w:r>
-    </w:p>
-    <w:p>
-      <w:r>
-        <w:t>Para que fazer? É a pergunta que se refere às ações que se quer alcançar.</w:t>
-      </w:r>
-    </w:p>
-    <w:p>
-      <w:pPr>
-        <w:rPr>
-          <w:color w:val="FF0000"/>
-        </w:rPr>
-      </w:pPr>
-      <w:r>
-        <w:rPr>
-          <w:color w:val="FF0000"/>
-        </w:rPr>
-        <w:t>Apenas 01 objetivo.</w:t>
-      </w:r>
-    </w:p>
-    <w:p/>
-    <w:p>
-      <w:pPr>
-        <w:rPr>
-          <w:b/>
-          <w:bCs/>
-        </w:rPr>
-      </w:pPr>
-      <w:r>
-        <w:rPr>
-          <w:b/>
-          <w:bCs/>
-        </w:rPr>
-        <w:t>2.2 Objetivos específicos</w:t>
-      </w:r>
-    </w:p>
-    <w:p>
-      <w:r>
-        <w:t>Apresentam caráter mais concreto. Têm função intermediária e instrumental,</w:t>
-      </w:r>
-    </w:p>
-    <w:p>
-      <w:r>
-        <w:t>permitindo de um lado, atingir o objetivo geral e, de outro, aplicar este a situações</w:t>
-      </w:r>
-    </w:p>
-    <w:p>
-      <w:r>
-        <w:t>particulares. Para construir este tópico responda: Para quem fazer?</w:t>
-      </w:r>
-    </w:p>
-    <w:p>
-      <w:pPr>
-        <w:rPr>
-          <w:color w:val="FF0000"/>
-        </w:rPr>
-      </w:pPr>
-      <w:r>
-        <w:rPr>
-          <w:color w:val="FF0000"/>
-        </w:rPr>
-        <w:t>Vários objetivos.</w:t>
-      </w:r>
-    </w:p>
-    <w:p>
-      <w:pPr>
-        <w:rPr>
-          <w:color w:val="FF0000"/>
-        </w:rPr>
-      </w:pPr>
-    </w:p>
-    <w:p>
-      <w:pPr>
-        <w:rPr>
-          <w:color w:val="FF0000"/>
-        </w:rPr>
-      </w:pPr>
-    </w:p>
-    <w:p>
-      <w:pPr>
-        <w:rPr>
-          <w:color w:val="FF0000"/>
-        </w:rPr>
-      </w:pPr>
-    </w:p>
-    <w:p>
-      <w:pPr>
-        <w:rPr>
-          <w:color w:val="FF0000"/>
-        </w:rPr>
-      </w:pPr>
-    </w:p>
-    <w:p>
-      <w:pPr>
-        <w:rPr>
-          <w:color w:val="FF0000"/>
-        </w:rPr>
-      </w:pPr>
-    </w:p>
-    <w:p>
-      <w:pPr>
-        <w:rPr>
-          <w:color w:val="FF0000"/>
-        </w:rPr>
-      </w:pPr>
-    </w:p>
-    <w:p>
-      <w:pPr>
-        <w:rPr>
-          <w:color w:val="FF0000"/>
-        </w:rPr>
-      </w:pPr>
-    </w:p>
-    <w:p>
-      <w:pPr>
-        <w:rPr>
-          <w:color w:val="FF0000"/>
-        </w:rPr>
-      </w:pPr>
-    </w:p>
-    <w:p>
-      <w:pPr>
-        <w:rPr>
-          <w:color w:val="FF0000"/>
-        </w:rPr>
-      </w:pPr>
-    </w:p>
-    <w:p>
-      <w:pPr>
-        <w:rPr>
-          <w:color w:val="FF0000"/>
-        </w:rPr>
-      </w:pPr>
-    </w:p>
-    <w:p>
-      <w:pPr>
-        <w:rPr>
-          <w:color w:val="FF0000"/>
-        </w:rPr>
-      </w:pPr>
-    </w:p>
-    <w:p>
-      <w:pPr>
-        <w:rPr>
-          <w:color w:val="FF0000"/>
-        </w:rPr>
-      </w:pPr>
-    </w:p>
-    <w:p>
-      <w:pPr>
-        <w:rPr>
-          <w:color w:val="FF0000"/>
-        </w:rPr>
-      </w:pPr>
-    </w:p>
-    <w:p>
-      <w:pPr>
-        <w:rPr>
-          <w:color w:val="FF0000"/>
-        </w:rPr>
-      </w:pPr>
-    </w:p>
-    <w:p/>
-    <w:p/>
-    <w:p/>
-    <w:p/>
-    <w:p/>
-    <w:p/>
-    <w:p/>
-    <w:p/>
-    <w:p/>
-    <w:p/>
-    <w:p/>
-    <w:p/>
-    <w:p/>
-    <w:p/>
-    <w:p/>
-    <w:p/>
-    <w:p/>
-    <w:p/>
-    <w:p/>
-    <w:p/>
-    <w:p>
-      <w:pPr>
-        <w:rPr>
-          <w:b/>
-          <w:bCs/>
-        </w:rPr>
-      </w:pPr>
-      <w:r>
-        <w:rPr>
-          <w:b/>
-          <w:bCs/>
-        </w:rPr>
-        <w:lastRenderedPageBreak/>
-        <w:t>3 METODOLOGIA OU PROCEDIMENTOS METODOLÓGICOS</w:t>
-      </w:r>
-    </w:p>
-    <w:p>
-      <w:pPr>
-        <w:rPr>
-          <w:b/>
-          <w:bCs/>
-        </w:rPr>
-      </w:pPr>
-    </w:p>
-    <w:p>
-      <w:r>
-        <w:t>Neste capítulo o pesquisador deve descrever exatamente todos os passos</w:t>
-      </w:r>
-    </w:p>
-    <w:p>
-      <w:r>
-        <w:t>que ele utilizou para realizar o estudo.</w:t>
-      </w:r>
-    </w:p>
-    <w:p>
-      <w:r>
-        <w:t>Deve indicar as fontes que utilizou para construir seu referencial teórico</w:t>
-      </w:r>
-    </w:p>
-    <w:p>
-      <w:r>
-        <w:t xml:space="preserve">(livros, periódicos, documentos da internet, bases de </w:t>
-      </w:r>
-      <w:proofErr w:type="gramStart"/>
-      <w:r>
-        <w:t xml:space="preserve">dados, </w:t>
-      </w:r>
-      <w:proofErr w:type="spellStart"/>
-      <w:r>
-        <w:t>etc</w:t>
-      </w:r>
-      <w:proofErr w:type="spellEnd"/>
-      <w:proofErr w:type="gramEnd"/>
-      <w:r>
-        <w:t>).</w:t>
-      </w:r>
-    </w:p>
-    <w:p>
-      <w:r>
-        <w:t>Quando for o caso, indicar as fases relativas à exploração (opção pelo espaço</w:t>
-      </w:r>
-    </w:p>
-    <w:p>
-      <w:r>
-        <w:t>da pesquisa, grupo a ser pesquisado, estabelecimento dos critérios de amostragem</w:t>
-      </w:r>
-    </w:p>
-    <w:p>
-      <w:r>
-        <w:t>e constituição de estratégias para a ida a campo) como também a definição de</w:t>
-      </w:r>
-    </w:p>
-    <w:p>
-      <w:r>
-        <w:rPr>
-          <w:color w:val="FF0000"/>
-        </w:rPr>
-        <w:t>instrumentos</w:t>
-      </w:r>
-      <w:r>
-        <w:t xml:space="preserve"> e procedimentos (</w:t>
-      </w:r>
-      <w:r>
-        <w:rPr>
-          <w:color w:val="FF0000"/>
-        </w:rPr>
-        <w:t>entrevista, questionário</w:t>
-      </w:r>
-      <w:r>
-        <w:t>).</w:t>
-      </w:r>
-    </w:p>
-    <w:p>
-      <w:r>
-        <w:t>Existem várias modalidades de pesquisa, e para cada uma delas um método</w:t>
-      </w:r>
-    </w:p>
-    <w:p>
-      <w:r>
-        <w:t>diferente deve ser utilizado.</w:t>
-      </w:r>
-    </w:p>
-    <w:p>
-      <w:r>
-        <w:t>As pesquisas podem ser divididas em pesquisa teórica, pesquisa exploratória,</w:t>
-      </w:r>
-    </w:p>
-    <w:p>
-      <w:r>
-        <w:t>pesquisa teórico-exploratória e pesquisa ação.</w:t>
-      </w:r>
-    </w:p>
-    <w:p>
-      <w:r>
-        <w:t>Os dados obtidos com estes métodos podem ser quantitativos, qualitativos ou</w:t>
-      </w:r>
-    </w:p>
-    <w:p>
-      <w:r>
-        <w:t>quanti-qualitativos.</w:t>
-      </w:r>
-    </w:p>
-    <w:p>
-      <w:pPr>
-        <w:rPr>
-          <w:color w:val="FF0000"/>
-        </w:rPr>
-      </w:pPr>
-      <w:r>
-        <w:t xml:space="preserve">Lembramos que tais aspectos </w:t>
-      </w:r>
-      <w:r>
-        <w:rPr>
-          <w:color w:val="FF0000"/>
-        </w:rPr>
-        <w:t>devem ser definidos junto com o Orientador.</w:t>
-      </w:r>
-    </w:p>
-    <w:p/>
-    <w:p>
-      <w:pPr>
-        <w:rPr>
-          <w:b/>
-          <w:bCs/>
-          <w:color w:val="FF0000"/>
-        </w:rPr>
-      </w:pPr>
-      <w:r>
-        <w:rPr>
-          <w:b/>
-          <w:bCs/>
-          <w:color w:val="FF0000"/>
-        </w:rPr>
-        <w:t>Tipo de pesquisa:</w:t>
-      </w:r>
-    </w:p>
-    <w:p>
-      <w:r>
-        <w:rPr>
-          <w:b/>
-          <w:bCs/>
-        </w:rPr>
-        <w:t>Pesquisa Bibliográfica:</w:t>
-      </w:r>
-      <w:r>
-        <w:t xml:space="preserve"> Quando elaborada a partir de material já publicado,</w:t>
-      </w:r>
-    </w:p>
-    <w:p>
-      <w:r>
-        <w:t xml:space="preserve">constituído principalmente de livros, revistas, </w:t>
-      </w:r>
-      <w:proofErr w:type="gramStart"/>
-      <w:r>
-        <w:t>jornais, etc.</w:t>
-      </w:r>
-      <w:proofErr w:type="gramEnd"/>
-      <w:r>
-        <w:t xml:space="preserve"> e não por intermédio de</w:t>
-      </w:r>
-    </w:p>
-    <w:p>
-      <w:r>
-        <w:t>relatos de pessoas ou experimentos.</w:t>
-      </w:r>
-    </w:p>
-    <w:p>
-      <w:r>
-        <w:rPr>
-          <w:b/>
-          <w:bCs/>
-        </w:rPr>
-        <w:t>Pesquisa Descritiva:</w:t>
-      </w:r>
-      <w:r>
-        <w:t xml:space="preserve"> Quando tem como objetivo descrever as características de</w:t>
-      </w:r>
-    </w:p>
-    <w:p>
-      <w:r>
-        <w:t xml:space="preserve">determinado fenômeno ou população, correlacionar </w:t>
-      </w:r>
-      <w:proofErr w:type="gramStart"/>
-      <w:r>
-        <w:t>fatos, etc.</w:t>
-      </w:r>
-      <w:proofErr w:type="gramEnd"/>
-      <w:r>
-        <w:t xml:space="preserve"> Observação, registro</w:t>
-      </w:r>
-    </w:p>
-    <w:p>
-      <w:r>
-        <w:t>e análise do objeto que está sendo estudado, podendo ser classificadas em: estudo</w:t>
-      </w:r>
-    </w:p>
-    <w:p>
-      <w:r>
-        <w:t>exploratório, descritivo, pesquisa de opinião, pesquisa de motivação, estudo de caso</w:t>
-      </w:r>
-    </w:p>
-    <w:p>
-      <w:r>
-        <w:t>e pesquisa documental.</w:t>
-      </w:r>
-    </w:p>
-    <w:p>
-      <w:r>
-        <w:rPr>
-          <w:b/>
-          <w:bCs/>
-        </w:rPr>
-        <w:t>Pesquisa experimental:</w:t>
-      </w:r>
-      <w:r>
-        <w:t xml:space="preserve"> Quando se determina um objeto de estudo, selecionam-se</w:t>
-      </w:r>
-    </w:p>
-    <w:p>
-      <w:r>
-        <w:t>as variáveis que seriam capazes de influenciá-lo, definem-se as formas de controle e</w:t>
-      </w:r>
-    </w:p>
-    <w:p>
-      <w:r>
-        <w:t>de observação dos efeitos que a variável produz no objeto. Seu objetivo é estudar as</w:t>
-      </w:r>
-    </w:p>
-    <w:p>
-      <w:r>
-        <w:t>causas que determinam o fenômeno e o modo como são produzidas.</w:t>
-      </w:r>
-    </w:p>
-    <w:p/>
-    <w:p/>
-    <w:p/>
-    <w:p/>
-    <w:p/>
-    <w:p/>
-    <w:p/>
-    <w:p/>
-    <w:p/>
-    <w:p/>
-    <w:p/>
-    <w:p/>
-    <w:p/>
-    <w:p/>
-    <w:p/>
-    <w:p/>
-    <w:p/>
-    <w:p>
-      <w:pPr>
-        <w:rPr>
-          <w:b/>
-          <w:bCs/>
-        </w:rPr>
-      </w:pPr>
-      <w:r>
-        <w:rPr>
-          <w:b/>
-          <w:bCs/>
-        </w:rPr>
-        <w:lastRenderedPageBreak/>
-        <w:t>4 MÉTODOS</w:t>
-      </w:r>
-    </w:p>
-    <w:p>
-      <w:pPr>
-        <w:rPr>
-          <w:b/>
-          <w:bCs/>
-        </w:rPr>
-      </w:pPr>
-    </w:p>
-    <w:p>
-      <w:r>
-        <w:t xml:space="preserve">Neste capítulo o(s) </w:t>
-      </w:r>
-      <w:proofErr w:type="gramStart"/>
-      <w:r>
-        <w:t>autor(es) devem</w:t>
-      </w:r>
-      <w:proofErr w:type="gramEnd"/>
-      <w:r>
-        <w:t xml:space="preserve"> apresentar as tecnologias, ferramentas</w:t>
-      </w:r>
-    </w:p>
-    <w:p>
-      <w:r>
-        <w:t>utilizadas para o desenvolvimento do projeto. Realizando pesquisas em artigos</w:t>
-      </w:r>
-    </w:p>
-    <w:p>
-      <w:r>
-        <w:t>científicos e repositórios acadêmicos para pesquisar sobre as tecnologias.</w:t>
-      </w:r>
-    </w:p>
-    <w:p/>
-    <w:p/>
-    <w:p/>
-    <w:p/>
-    <w:p/>
-    <w:p/>
-    <w:p/>
-    <w:p/>
-    <w:p/>
-    <w:p/>
-    <w:p/>
-    <w:p/>
-    <w:p/>
-    <w:p/>
-    <w:p/>
-    <w:p/>
-    <w:p/>
-    <w:p/>
-    <w:p/>
-    <w:p/>
-    <w:p/>
-    <w:p/>
-    <w:p/>
-    <w:p/>
-    <w:p/>
-    <w:p/>
-    <w:p/>
-    <w:p/>
-    <w:p/>
-    <w:p/>
-    <w:p/>
-    <w:p/>
-    <w:p/>
-    <w:p/>
-    <w:p/>
-    <w:p/>
-    <w:p/>
-    <w:p/>
-    <w:p/>
-    <w:p/>
-    <w:p/>
-    <w:p/>
-    <w:p/>
-    <w:p>
-      <w:pPr>
-        <w:rPr>
-          <w:b/>
-          <w:bCs/>
-        </w:rPr>
-      </w:pPr>
-      <w:r>
-        <w:rPr>
-          <w:b/>
-          <w:bCs/>
-        </w:rPr>
-        <w:lastRenderedPageBreak/>
-        <w:t xml:space="preserve">5 APRESENTAÇÃO E </w:t>
-      </w:r>
-      <w:proofErr w:type="gramStart"/>
-      <w:r>
-        <w:rPr>
-          <w:b/>
-          <w:bCs/>
-        </w:rPr>
-        <w:t>ANALISE</w:t>
-      </w:r>
-      <w:proofErr w:type="gramEnd"/>
-      <w:r>
-        <w:rPr>
-          <w:b/>
-          <w:bCs/>
-        </w:rPr>
-        <w:t xml:space="preserve"> DOS RESULTADOS</w:t>
-      </w:r>
-    </w:p>
-    <w:p>
-      <w:r>
-        <w:t>Neste capítulo o autor deve apresentar os resultados obtidos com a execução</w:t>
-      </w:r>
-    </w:p>
-    <w:p>
-      <w:r>
-        <w:t>das propostas trabalhadas nos capítulos de desenvolvimento do trabalho. Em</w:t>
-      </w:r>
-    </w:p>
-    <w:p>
-      <w:pPr>
-        <w:rPr>
-          <w:b/>
-          <w:bCs/>
-        </w:rPr>
-      </w:pPr>
-      <w:r>
-        <w:t xml:space="preserve">algumas pesquisas este capítulo pode resultar em um capítulo posterior de </w:t>
-      </w:r>
-      <w:r>
-        <w:rPr>
-          <w:b/>
-          <w:bCs/>
-        </w:rPr>
-        <w:t>Análise</w:t>
-      </w:r>
-    </w:p>
-    <w:p>
-      <w:pPr>
-        <w:rPr>
-          <w:b/>
-          <w:bCs/>
-        </w:rPr>
-      </w:pPr>
-      <w:r>
-        <w:rPr>
-          <w:b/>
-          <w:bCs/>
-        </w:rPr>
-        <w:t>e Discussão dos Dados.</w:t>
-      </w:r>
-    </w:p>
-    <w:p>
-      <w:r>
-        <w:t>A transcrição dos resultados deve ser feita de maneira fiel aquela obtida com</w:t>
-      </w:r>
-    </w:p>
-    <w:p>
-      <w:r>
-        <w:t>a execução das propostas e, apresentar a interpretação crítica dos dados,</w:t>
-      </w:r>
-    </w:p>
-    <w:p>
-      <w:r>
-        <w:t xml:space="preserve">verificando se </w:t>
-      </w:r>
-      <w:proofErr w:type="gramStart"/>
-      <w:r>
-        <w:t>os mesmos</w:t>
-      </w:r>
-      <w:proofErr w:type="gramEnd"/>
-      <w:r>
         <w:t xml:space="preserve"> comprovam ou refutam as hipóteses.</w:t>
       </w:r>
     </w:p>
@@ -3529,7 +3206,6 @@
           <w:b/>
           <w:bCs/>
         </w:rPr>
-        <w:lastRenderedPageBreak/>
         <w:t>6 CONCLUSÃO</w:t>
       </w:r>
     </w:p>
@@ -3694,7 +3370,6 @@
           <w:b/>
           <w:bCs/>
         </w:rPr>
-        <w:lastRenderedPageBreak/>
         <w:t>7 REFERÊNCIAS</w:t>
       </w:r>
       <w:r>
@@ -3702,6 +3377,7 @@
       </w:r>
     </w:p>
     <w:sectPr>
+      <w:headerReference w:type="default" r:id="rId8"/>
       <w:pgSz w:w="11909" w:h="16834"/>
       <w:pgMar w:top="1440" w:right="1440" w:bottom="1440" w:left="1440" w:header="720" w:footer="720" w:gutter="0"/>
       <w:pgNumType w:start="1"/>
@@ -3709,6 +3385,98 @@
     </w:sectPr>
   </w:body>
 </w:document>
+</file>
+
+<file path=word/endnotes.xml><?xml version="1.0" encoding="utf-8"?>
+<w:endnotes xmlns:wpc="http://schemas.microsoft.com/office/word/2010/wordprocessingCanvas" xmlns:cx="http://schemas.microsoft.com/office/drawing/2014/chartex" xmlns:cx1="http://schemas.microsoft.com/office/drawing/2015/9/8/chartex" xmlns:cx2="http://schemas.microsoft.com/office/drawing/2015/10/21/chartex" xmlns:cx3="http://schemas.microsoft.com/office/drawing/2016/5/9/chartex" xmlns:cx4="http://schemas.microsoft.com/office/drawing/2016/5/10/chartex" xmlns:cx5="http://schemas.microsoft.com/office/drawing/2016/5/11/chartex" xmlns:cx6="http://schemas.microsoft.com/office/drawing/2016/5/12/chartex" xmlns:cx7="http://schemas.microsoft.com/office/drawing/2016/5/13/chartex" xmlns:cx8="http://schemas.microsoft.com/office/drawing/2016/5/14/chartex" xmlns:mc="http://schemas.openxmlformats.org/markup-compatibility/2006" xmlns:aink="http://schemas.microsoft.com/office/drawing/2016/ink" xmlns:am3d="http://schemas.microsoft.com/office/drawing/2017/model3d" xmlns:o="urn:schemas-microsoft-com:office:office" xmlns:oel="http://schemas.microsoft.com/office/2019/extlst" xmlns:r="http://schemas.openxmlformats.org/officeDocument/2006/relationships" xmlns:m="http://schemas.openxmlformats.org/officeDocument/2006/math" xmlns:v="urn:schemas-microsoft-com:vml" xmlns:wp14="http://schemas.microsoft.com/office/word/2010/wordprocessingDrawing" xmlns:wp="http://schemas.openxmlformats.org/drawingml/2006/wordprocessingDrawing" xmlns:w10="urn:schemas-microsoft-com:office:word" xmlns:w="http://schemas.openxmlformats.org/wordprocessingml/2006/main" xmlns:w14="http://schemas.microsoft.com/office/word/2010/wordml" xmlns:w15="http://schemas.microsoft.com/office/word/2012/wordml" xmlns:w16cex="http://schemas.microsoft.com/office/word/2018/wordml/cex" xmlns:w16cid="http://schemas.microsoft.com/office/word/2016/wordml/cid" xmlns:w16="http://schemas.microsoft.com/office/word/2018/wordml" xmlns:w16du="http://schemas.microsoft.com/office/word/2023/wordml/word16du" xmlns:w16sdtdh="http://schemas.microsoft.com/office/word/2020/wordml/sdtdatahash" xmlns:w16sdtfl="http://schemas.microsoft.com/office/word/2024/wordml/sdtformatlock" xmlns:w16se="http://schemas.microsoft.com/office/word/2015/wordml/symex" xmlns:wpg="http://schemas.microsoft.com/office/word/2010/wordprocessingGroup" xmlns:wpi="http://schemas.microsoft.com/office/word/2010/wordprocessingInk" xmlns:wne="http://schemas.microsoft.com/office/word/2006/wordml" xmlns:wps="http://schemas.microsoft.com/office/word/2010/wordprocessingShape" mc:Ignorable="w14 w15 w16se w16cid w16 w16cex w16sdtdh w16sdtfl w16du wp14">
+  <w:endnote w:type="separator" w:id="-1">
+    <w:p>
+      <w:pPr>
+        <w:spacing w:line="240" w:lineRule="auto"/>
+      </w:pPr>
+      <w:r>
+        <w:separator/>
+      </w:r>
+    </w:p>
+  </w:endnote>
+  <w:endnote w:type="continuationSeparator" w:id="0">
+    <w:p>
+      <w:pPr>
+        <w:spacing w:line="240" w:lineRule="auto"/>
+      </w:pPr>
+      <w:r>
+        <w:continuationSeparator/>
+      </w:r>
+    </w:p>
+  </w:endnote>
+</w:endnotes>
+</file>
+
+<file path=word/footnotes.xml><?xml version="1.0" encoding="utf-8"?>
+<w:footnotes xmlns:wpc="http://schemas.microsoft.com/office/word/2010/wordprocessingCanvas" xmlns:cx="http://schemas.microsoft.com/office/drawing/2014/chartex" xmlns:cx1="http://schemas.microsoft.com/office/drawing/2015/9/8/chartex" xmlns:cx2="http://schemas.microsoft.com/office/drawing/2015/10/21/chartex" xmlns:cx3="http://schemas.microsoft.com/office/drawing/2016/5/9/chartex" xmlns:cx4="http://schemas.microsoft.com/office/drawing/2016/5/10/chartex" xmlns:cx5="http://schemas.microsoft.com/office/drawing/2016/5/11/chartex" xmlns:cx6="http://schemas.microsoft.com/office/drawing/2016/5/12/chartex" xmlns:cx7="http://schemas.microsoft.com/office/drawing/2016/5/13/chartex" xmlns:cx8="http://schemas.microsoft.com/office/drawing/2016/5/14/chartex" xmlns:mc="http://schemas.openxmlformats.org/markup-compatibility/2006" xmlns:aink="http://schemas.microsoft.com/office/drawing/2016/ink" xmlns:am3d="http://schemas.microsoft.com/office/drawing/2017/model3d" xmlns:o="urn:schemas-microsoft-com:office:office" xmlns:oel="http://schemas.microsoft.com/office/2019/extlst" xmlns:r="http://schemas.openxmlformats.org/officeDocument/2006/relationships" xmlns:m="http://schemas.openxmlformats.org/officeDocument/2006/math" xmlns:v="urn:schemas-microsoft-com:vml" xmlns:wp14="http://schemas.microsoft.com/office/word/2010/wordprocessingDrawing" xmlns:wp="http://schemas.openxmlformats.org/drawingml/2006/wordprocessingDrawing" xmlns:w10="urn:schemas-microsoft-com:office:word" xmlns:w="http://schemas.openxmlformats.org/wordprocessingml/2006/main" xmlns:w14="http://schemas.microsoft.com/office/word/2010/wordml" xmlns:w15="http://schemas.microsoft.com/office/word/2012/wordml" xmlns:w16cex="http://schemas.microsoft.com/office/word/2018/wordml/cex" xmlns:w16cid="http://schemas.microsoft.com/office/word/2016/wordml/cid" xmlns:w16="http://schemas.microsoft.com/office/word/2018/wordml" xmlns:w16du="http://schemas.microsoft.com/office/word/2023/wordml/word16du" xmlns:w16sdtdh="http://schemas.microsoft.com/office/word/2020/wordml/sdtdatahash" xmlns:w16sdtfl="http://schemas.microsoft.com/office/word/2024/wordml/sdtformatlock" xmlns:w16se="http://schemas.microsoft.com/office/word/2015/wordml/symex" xmlns:wpg="http://schemas.microsoft.com/office/word/2010/wordprocessingGroup" xmlns:wpi="http://schemas.microsoft.com/office/word/2010/wordprocessingInk" xmlns:wne="http://schemas.microsoft.com/office/word/2006/wordml" xmlns:wps="http://schemas.microsoft.com/office/word/2010/wordprocessingShape" mc:Ignorable="w14 w15 w16se w16cid w16 w16cex w16sdtdh w16sdtfl w16du wp14">
+  <w:footnote w:type="separator" w:id="-1">
+    <w:p>
+      <w:pPr>
+        <w:spacing w:line="240" w:lineRule="auto"/>
+      </w:pPr>
+      <w:r>
+        <w:separator/>
+      </w:r>
+    </w:p>
+  </w:footnote>
+  <w:footnote w:type="continuationSeparator" w:id="0">
+    <w:p>
+      <w:pPr>
+        <w:spacing w:line="240" w:lineRule="auto"/>
+      </w:pPr>
+      <w:r>
+        <w:continuationSeparator/>
+      </w:r>
+    </w:p>
+  </w:footnote>
+</w:footnotes>
+</file>
+
+<file path=word/header1.xml><?xml version="1.0" encoding="utf-8"?>
+<w:hdr xmlns:wpc="http://schemas.microsoft.com/office/word/2010/wordprocessingCanvas" xmlns:cx="http://schemas.microsoft.com/office/drawing/2014/chartex" xmlns:cx1="http://schemas.microsoft.com/office/drawing/2015/9/8/chartex" xmlns:cx2="http://schemas.microsoft.com/office/drawing/2015/10/21/chartex" xmlns:cx3="http://schemas.microsoft.com/office/drawing/2016/5/9/chartex" xmlns:cx4="http://schemas.microsoft.com/office/drawing/2016/5/10/chartex" xmlns:cx5="http://schemas.microsoft.com/office/drawing/2016/5/11/chartex" xmlns:cx6="http://schemas.microsoft.com/office/drawing/2016/5/12/chartex" xmlns:cx7="http://schemas.microsoft.com/office/drawing/2016/5/13/chartex" xmlns:cx8="http://schemas.microsoft.com/office/drawing/2016/5/14/chartex" xmlns:mc="http://schemas.openxmlformats.org/markup-compatibility/2006" xmlns:aink="http://schemas.microsoft.com/office/drawing/2016/ink" xmlns:am3d="http://schemas.microsoft.com/office/drawing/2017/model3d" xmlns:o="urn:schemas-microsoft-com:office:office" xmlns:oel="http://schemas.microsoft.com/office/2019/extlst" xmlns:r="http://schemas.openxmlformats.org/officeDocument/2006/relationships" xmlns:m="http://schemas.openxmlformats.org/officeDocument/2006/math" xmlns:v="urn:schemas-microsoft-com:vml" xmlns:wp14="http://schemas.microsoft.com/office/word/2010/wordprocessingDrawing" xmlns:wp="http://schemas.openxmlformats.org/drawingml/2006/wordprocessingDrawing" xmlns:w10="urn:schemas-microsoft-com:office:word" xmlns:w="http://schemas.openxmlformats.org/wordprocessingml/2006/main" xmlns:w14="http://schemas.microsoft.com/office/word/2010/wordml" xmlns:w15="http://schemas.microsoft.com/office/word/2012/wordml" xmlns:w16cex="http://schemas.microsoft.com/office/word/2018/wordml/cex" xmlns:w16cid="http://schemas.microsoft.com/office/word/2016/wordml/cid" xmlns:w16="http://schemas.microsoft.com/office/word/2018/wordml" xmlns:w16du="http://schemas.microsoft.com/office/word/2023/wordml/word16du" xmlns:w16sdtdh="http://schemas.microsoft.com/office/word/2020/wordml/sdtdatahash" xmlns:w16sdtfl="http://schemas.microsoft.com/office/word/2024/wordml/sdtformatlock" xmlns:w16se="http://schemas.microsoft.com/office/word/2015/wordml/symex" xmlns:wpg="http://schemas.microsoft.com/office/word/2010/wordprocessingGroup" xmlns:wpi="http://schemas.microsoft.com/office/word/2010/wordprocessingInk" xmlns:wne="http://schemas.microsoft.com/office/word/2006/wordml" xmlns:wps="http://schemas.microsoft.com/office/word/2010/wordprocessingShape" mc:Ignorable="w14 w15 w16se w16cid w16 w16cex w16sdtdh w16sdtfl w16du wp14">
+  <w:sdt>
+    <w:sdtPr>
+      <w:id w:val="-455402865"/>
+      <w:docPartObj>
+        <w:docPartGallery w:val="Page Numbers (Top of Page)"/>
+        <w:docPartUnique/>
+      </w:docPartObj>
+    </w:sdtPr>
+    <w:sdtContent>
+      <w:p>
+        <w:pPr>
+          <w:pStyle w:val="Cabealho"/>
+          <w:jc w:val="right"/>
+        </w:pPr>
+        <w:r>
+          <w:fldChar w:fldCharType="begin"/>
+        </w:r>
+        <w:r>
+          <w:instrText>PAGE   \* MERGEFORMAT</w:instrText>
+        </w:r>
+        <w:r>
+          <w:fldChar w:fldCharType="separate"/>
+        </w:r>
+        <w:r>
+          <w:t>2</w:t>
+        </w:r>
+        <w:r>
+          <w:fldChar w:fldCharType="end"/>
+        </w:r>
+      </w:p>
+    </w:sdtContent>
+  </w:sdt>
+  <w:p>
+    <w:pPr>
+      <w:pStyle w:val="Cabealho"/>
+    </w:pPr>
+  </w:p>
+</w:hdr>
 </file>
 
 <file path=word/styles.xml><?xml version="1.0" encoding="utf-8"?>
@@ -4227,7 +3995,6 @@
   <w:style w:type="character" w:default="1" w:styleId="Fontepargpadro">
     <w:name w:val="Default Paragraph Font"/>
     <w:uiPriority w:val="1"/>
-    <w:semiHidden/>
     <w:unhideWhenUsed/>
   </w:style>
   <w:style w:type="table" w:default="1" w:styleId="Tabelanormal">
@@ -4294,6 +4061,50 @@
       <w:sz w:val="30"/>
       <w:szCs w:val="30"/>
     </w:rPr>
+  </w:style>
+  <w:style w:type="paragraph" w:styleId="Cabealho">
+    <w:name w:val="header"/>
+    <w:basedOn w:val="Normal"/>
+    <w:link w:val="CabealhoChar"/>
+    <w:uiPriority w:val="99"/>
+    <w:unhideWhenUsed/>
+    <w:rsid w:val="000E5A91"/>
+    <w:pPr>
+      <w:tabs>
+        <w:tab w:val="center" w:pos="4252"/>
+        <w:tab w:val="right" w:pos="8504"/>
+      </w:tabs>
+      <w:spacing w:line="240" w:lineRule="auto"/>
+    </w:pPr>
+  </w:style>
+  <w:style w:type="character" w:customStyle="1" w:styleId="CabealhoChar">
+    <w:name w:val="Cabeçalho Char"/>
+    <w:basedOn w:val="Fontepargpadro"/>
+    <w:link w:val="Cabealho"/>
+    <w:uiPriority w:val="99"/>
+    <w:rsid w:val="000E5A91"/>
+  </w:style>
+  <w:style w:type="paragraph" w:styleId="Rodap">
+    <w:name w:val="footer"/>
+    <w:basedOn w:val="Normal"/>
+    <w:link w:val="RodapChar"/>
+    <w:uiPriority w:val="99"/>
+    <w:unhideWhenUsed/>
+    <w:rsid w:val="000E5A91"/>
+    <w:pPr>
+      <w:tabs>
+        <w:tab w:val="center" w:pos="4252"/>
+        <w:tab w:val="right" w:pos="8504"/>
+      </w:tabs>
+      <w:spacing w:line="240" w:lineRule="auto"/>
+    </w:pPr>
+  </w:style>
+  <w:style w:type="character" w:customStyle="1" w:styleId="RodapChar">
+    <w:name w:val="Rodapé Char"/>
+    <w:basedOn w:val="Fontepargpadro"/>
+    <w:link w:val="Rodap"/>
+    <w:uiPriority w:val="99"/>
+    <w:rsid w:val="000E5A91"/>
   </w:style>
 </w:styles>
 </file>
@@ -4616,4 +4427,16 @@
   </a:objectDefaults>
   <a:extraClrSchemeLst/>
 </a:theme>
+</file>
+
+<file path=customXml/item1.xml><?xml version="1.0" encoding="utf-8"?>
+<b:Sources xmlns:b="http://schemas.openxmlformats.org/officeDocument/2006/bibliography" xmlns="http://schemas.openxmlformats.org/officeDocument/2006/bibliography" SelectedStyle="\APASixthEditionOfficeOnline.xsl" StyleName="APA" Version="6"/>
+</file>
+
+<file path=customXml/itemProps1.xml><?xml version="1.0" encoding="utf-8"?>
+<ds:datastoreItem xmlns:ds="http://schemas.openxmlformats.org/officeDocument/2006/customXml" ds:itemID="{58F0C320-67E4-406E-AFA5-21F1F9B40B5A}">
+  <ds:schemaRefs>
+    <ds:schemaRef ds:uri="http://schemas.openxmlformats.org/officeDocument/2006/bibliography"/>
+  </ds:schemaRefs>
+</ds:datastoreItem>
 </file>
--- a/DOC/Documentação.docx
+++ b/DOC/Documentação.docx
@@ -2376,6 +2376,19 @@
     </w:p>
     <w:p>
       <w:r>
+        <w:t xml:space="preserve">De acordo com o escritor Roger Caras, </w:t>
+      </w:r>
+      <w:r>
+        <w:rPr>
+          <w:i/>
+          <w:iCs/>
+        </w:rPr>
+        <w:t>"Os animais de estimação não são nossa vida inteira, mas eles tornam nossas vidas completas."</w:t>
+      </w:r>
+      <w:r>
+        <w:t xml:space="preserve"> </w:t>
+      </w:r>
+      <w:r>
         <w:t>Atualmente, muitas pessoas têm animais de estimação e precisam adquirir produtos para manter a higiene, a saúde e o bem-estar de seus pets. Porém, nem sempre é fácil encontrar, em um único lugar, os itens necessários para atender às diferentes necessidades dos animais. Pensando nisso, o projeto consiste na criação de um pet shop online, onde os usuários poderão navegar pelo catálogo, conhecer os produtos disponíveis e realizar suas compras de maneira simples e prática.</w:t>
       </w:r>
     </w:p>
@@ -2788,7 +2801,6 @@
           <w:sz w:val="24"/>
           <w:szCs w:val="24"/>
         </w:rPr>
-        <w:lastRenderedPageBreak/>
         <w:t>2 DESENVOLVIMENTO</w:t>
       </w:r>
     </w:p>
@@ -3031,7 +3043,6 @@
           <w:b/>
           <w:bCs/>
         </w:rPr>
-        <w:lastRenderedPageBreak/>
         <w:t>3 METODOLOGIA OU PROCEDIMENTOS METODOLÓGICOS</w:t>
       </w:r>
     </w:p>
@@ -3301,7 +3312,6 @@
           <w:b/>
           <w:bCs/>
         </w:rPr>
-        <w:lastRenderedPageBreak/>
         <w:t>4 MÉTODOS</w:t>
       </w:r>
     </w:p>
@@ -3391,7 +3401,6 @@
           <w:b/>
           <w:bCs/>
         </w:rPr>
-        <w:lastRenderedPageBreak/>
         <w:t xml:space="preserve">5 APRESENTAÇÃO E </w:t>
       </w:r>
       <w:proofErr w:type="gramStart"/>
@@ -3529,7 +3538,6 @@
           <w:b/>
           <w:bCs/>
         </w:rPr>
-        <w:lastRenderedPageBreak/>
         <w:t>6 CONCLUSÃO</w:t>
       </w:r>
     </w:p>
@@ -3694,7 +3702,6 @@
           <w:b/>
           <w:bCs/>
         </w:rPr>
-        <w:lastRenderedPageBreak/>
         <w:t>7 REFERÊNCIAS</w:t>
       </w:r>
       <w:r>
@@ -4227,7 +4234,6 @@
   <w:style w:type="character" w:default="1" w:styleId="Fontepargpadro">
     <w:name w:val="Default Paragraph Font"/>
     <w:uiPriority w:val="1"/>
-    <w:semiHidden/>
     <w:unhideWhenUsed/>
   </w:style>
   <w:style w:type="table" w:default="1" w:styleId="Tabelanormal">

--- a/DOC/Documentação.docx
+++ b/DOC/Documentação.docx
@@ -1422,139 +1422,126 @@
           <w:bCs/>
           <w:sz w:val="24"/>
           <w:szCs w:val="24"/>
-          <w:lang w:val="en-US"/>
-        </w:rPr>
-      </w:pPr>
-    </w:p>
-    <w:p>
-      <w:pPr>
-        <w:rPr>
-          <w:b/>
-          <w:bCs/>
-          <w:sz w:val="24"/>
-          <w:szCs w:val="24"/>
-          <w:lang w:val="en-US"/>
-        </w:rPr>
-      </w:pPr>
-    </w:p>
-    <w:p>
-      <w:pPr>
-        <w:rPr>
-          <w:b/>
-          <w:bCs/>
-          <w:sz w:val="24"/>
-          <w:szCs w:val="24"/>
-          <w:lang w:val="en-US"/>
-        </w:rPr>
-      </w:pPr>
-    </w:p>
-    <w:p>
-      <w:pPr>
-        <w:rPr>
-          <w:b/>
-          <w:bCs/>
-          <w:sz w:val="24"/>
-          <w:szCs w:val="24"/>
-          <w:lang w:val="en-US"/>
-        </w:rPr>
-      </w:pPr>
-    </w:p>
-    <w:p>
-      <w:pPr>
-        <w:rPr>
-          <w:b/>
-          <w:bCs/>
-          <w:sz w:val="24"/>
-          <w:szCs w:val="24"/>
-          <w:lang w:val="en-US"/>
-        </w:rPr>
-      </w:pPr>
-    </w:p>
-    <w:p>
-      <w:pPr>
-        <w:rPr>
-          <w:b/>
-          <w:bCs/>
-          <w:sz w:val="24"/>
-          <w:szCs w:val="24"/>
-          <w:lang w:val="en-US"/>
-        </w:rPr>
-      </w:pPr>
-    </w:p>
-    <w:p>
-      <w:pPr>
-        <w:rPr>
-          <w:b/>
-          <w:bCs/>
-          <w:sz w:val="24"/>
-          <w:szCs w:val="24"/>
-          <w:lang w:val="en-US"/>
-        </w:rPr>
-      </w:pPr>
-    </w:p>
-    <w:p>
-      <w:pPr>
-        <w:rPr>
-          <w:b/>
-          <w:bCs/>
-          <w:sz w:val="24"/>
-          <w:szCs w:val="24"/>
-          <w:lang w:val="en-US"/>
-        </w:rPr>
-      </w:pPr>
-    </w:p>
-    <w:p>
-      <w:pPr>
-        <w:rPr>
-          <w:b/>
-          <w:bCs/>
-          <w:sz w:val="24"/>
-          <w:szCs w:val="24"/>
-          <w:lang w:val="en-US"/>
-        </w:rPr>
-      </w:pPr>
-    </w:p>
-    <w:p>
-      <w:pPr>
-        <w:rPr>
-          <w:b/>
-          <w:bCs/>
-          <w:sz w:val="24"/>
-          <w:szCs w:val="24"/>
-          <w:lang w:val="en-US"/>
-        </w:rPr>
-      </w:pPr>
-    </w:p>
-    <w:p>
-      <w:pPr>
-        <w:rPr>
-          <w:b/>
-          <w:bCs/>
-          <w:sz w:val="24"/>
-          <w:szCs w:val="24"/>
-          <w:lang w:val="en-US"/>
-        </w:rPr>
-      </w:pPr>
-    </w:p>
-    <w:p>
-      <w:pPr>
-        <w:rPr>
-          <w:b/>
-          <w:bCs/>
-          <w:sz w:val="24"/>
-          <w:szCs w:val="24"/>
-          <w:lang w:val="en-US"/>
-        </w:rPr>
-      </w:pPr>
-    </w:p>
-    <w:p>
-      <w:pPr>
-        <w:rPr>
-          <w:b/>
-          <w:bCs/>
-          <w:sz w:val="24"/>
-          <w:szCs w:val="24"/>
-          <w:lang w:val="en-US"/>
+        </w:rPr>
+      </w:pPr>
+    </w:p>
+    <w:p>
+      <w:pPr>
+        <w:rPr>
+          <w:b/>
+          <w:bCs/>
+          <w:sz w:val="24"/>
+          <w:szCs w:val="24"/>
+        </w:rPr>
+      </w:pPr>
+    </w:p>
+    <w:p>
+      <w:pPr>
+        <w:rPr>
+          <w:b/>
+          <w:bCs/>
+          <w:sz w:val="24"/>
+          <w:szCs w:val="24"/>
+        </w:rPr>
+      </w:pPr>
+    </w:p>
+    <w:p>
+      <w:pPr>
+        <w:rPr>
+          <w:b/>
+          <w:bCs/>
+          <w:sz w:val="24"/>
+          <w:szCs w:val="24"/>
+        </w:rPr>
+      </w:pPr>
+    </w:p>
+    <w:p>
+      <w:pPr>
+        <w:rPr>
+          <w:b/>
+          <w:bCs/>
+          <w:sz w:val="24"/>
+          <w:szCs w:val="24"/>
+        </w:rPr>
+      </w:pPr>
+    </w:p>
+    <w:p>
+      <w:pPr>
+        <w:rPr>
+          <w:b/>
+          <w:bCs/>
+          <w:sz w:val="24"/>
+          <w:szCs w:val="24"/>
+        </w:rPr>
+      </w:pPr>
+    </w:p>
+    <w:p>
+      <w:pPr>
+        <w:rPr>
+          <w:b/>
+          <w:bCs/>
+          <w:sz w:val="24"/>
+          <w:szCs w:val="24"/>
+        </w:rPr>
+      </w:pPr>
+    </w:p>
+    <w:p>
+      <w:pPr>
+        <w:rPr>
+          <w:b/>
+          <w:bCs/>
+          <w:sz w:val="24"/>
+          <w:szCs w:val="24"/>
+        </w:rPr>
+      </w:pPr>
+    </w:p>
+    <w:p>
+      <w:pPr>
+        <w:rPr>
+          <w:b/>
+          <w:bCs/>
+          <w:sz w:val="24"/>
+          <w:szCs w:val="24"/>
+        </w:rPr>
+      </w:pPr>
+    </w:p>
+    <w:p>
+      <w:pPr>
+        <w:rPr>
+          <w:b/>
+          <w:bCs/>
+          <w:sz w:val="24"/>
+          <w:szCs w:val="24"/>
+        </w:rPr>
+      </w:pPr>
+    </w:p>
+    <w:p>
+      <w:pPr>
+        <w:rPr>
+          <w:b/>
+          <w:bCs/>
+          <w:sz w:val="24"/>
+          <w:szCs w:val="24"/>
+        </w:rPr>
+      </w:pPr>
+    </w:p>
+    <w:p>
+      <w:pPr>
+        <w:rPr>
+          <w:b/>
+          <w:bCs/>
+          <w:sz w:val="24"/>
+          <w:szCs w:val="24"/>
+        </w:rPr>
+      </w:pPr>
+    </w:p>
+    <w:p>
+      <w:pPr>
+        <w:rPr>
+          <w:b/>
+          <w:bCs/>
+          <w:sz w:val="24"/>
+          <w:szCs w:val="24"/>
         </w:rPr>
       </w:pPr>
     </w:p>
@@ -1611,8 +1598,6 @@
     <w:sdt>
       <w:sdtPr>
         <w:rPr>
-          <w:rFonts w:ascii="Arial" w:eastAsia="Arial" w:hAnsi="Arial" w:cs="Arial"/>
-          <w:color w:val="auto"/>
           <w:sz w:val="24"/>
           <w:szCs w:val="24"/>
         </w:rPr>
@@ -1624,8 +1609,10 @@
       </w:sdtPr>
       <w:sdtEndPr>
         <w:rPr>
-          <w:b/>
-          <w:bCs/>
+          <w:rFonts w:ascii="Arial" w:eastAsia="Arial" w:hAnsi="Arial" w:cs="Arial"/>
+          <w:b/>
+          <w:bCs/>
+          <w:color w:val="auto"/>
         </w:rPr>
       </w:sdtEndPr>
       <w:sdtContent>
@@ -2822,7 +2809,23 @@
           <w:sz w:val="24"/>
           <w:szCs w:val="24"/>
         </w:rPr>
-        <w:t xml:space="preserve"> Mostra porquê estudar o tema proposto. Para quem o estudo do</w:t>
+        <w:t xml:space="preserve"> Mostra </w:t>
+      </w:r>
+      <w:proofErr w:type="gramStart"/>
+      <w:r>
+        <w:rPr>
+          <w:sz w:val="24"/>
+          <w:szCs w:val="24"/>
+        </w:rPr>
+        <w:t>porquê</w:t>
+      </w:r>
+      <w:proofErr w:type="gramEnd"/>
+      <w:r>
+        <w:rPr>
+          <w:sz w:val="24"/>
+          <w:szCs w:val="24"/>
+        </w:rPr>
+        <w:t xml:space="preserve"> estudar o tema proposto. Para quem o estudo do</w:t>
       </w:r>
     </w:p>
     <w:p>
@@ -2853,7 +2856,23 @@
           <w:szCs w:val="24"/>
         </w:rPr>
         <w:lastRenderedPageBreak/>
-        <w:t>trabalho/atuação? Por que este tema é importante para você (pesquisador).</w:t>
+        <w:t xml:space="preserve">trabalho/atuação? </w:t>
+      </w:r>
+      <w:proofErr w:type="gramStart"/>
+      <w:r>
+        <w:rPr>
+          <w:sz w:val="24"/>
+          <w:szCs w:val="24"/>
+        </w:rPr>
+        <w:t>Por que</w:t>
+      </w:r>
+      <w:proofErr w:type="gramEnd"/>
+      <w:r>
+        <w:rPr>
+          <w:sz w:val="24"/>
+          <w:szCs w:val="24"/>
+        </w:rPr>
+        <w:t xml:space="preserve"> este tema é importante para você (pesquisador).</w:t>
       </w:r>
     </w:p>
     <w:p>
@@ -2931,6 +2950,7 @@
         <w:t xml:space="preserve"> Esta pesquisa é oportuna neste momento? Ela </w:t>
       </w:r>
       <w:proofErr w:type="spellStart"/>
+      <w:proofErr w:type="gramStart"/>
       <w:r>
         <w:rPr>
           <w:sz w:val="24"/>
@@ -2939,6 +2959,7 @@
         <w:t>esta</w:t>
       </w:r>
       <w:proofErr w:type="spellEnd"/>
+      <w:proofErr w:type="gramEnd"/>
       <w:r>
         <w:rPr>
           <w:sz w:val="24"/>
@@ -3164,7 +3185,71 @@
           <w:sz w:val="24"/>
           <w:szCs w:val="24"/>
         </w:rPr>
-        <w:t xml:space="preserve">pois é observado que em muitos sites de pet shop a uma demora de atendimento e uma dificuldade com isso levando ao atendimento lento e de péssima qualidade, com isso o projeto consiste em melhorar isso , trazendo praticidade , segurança , bom serviço , atendimento mais rápido e um </w:t>
+        <w:t xml:space="preserve">pois é observado que em muitos sites de pet shop a uma demora de atendimento e uma dificuldade com isso levando ao atendimento lento e de péssima qualidade, com isso o projeto consiste em melhorar </w:t>
+      </w:r>
+      <w:proofErr w:type="gramStart"/>
+      <w:r>
+        <w:rPr>
+          <w:sz w:val="24"/>
+          <w:szCs w:val="24"/>
+        </w:rPr>
+        <w:t>isso ,</w:t>
+      </w:r>
+      <w:proofErr w:type="gramEnd"/>
+      <w:r>
+        <w:rPr>
+          <w:sz w:val="24"/>
+          <w:szCs w:val="24"/>
+        </w:rPr>
+        <w:t xml:space="preserve"> trazendo </w:t>
+      </w:r>
+      <w:proofErr w:type="gramStart"/>
+      <w:r>
+        <w:rPr>
+          <w:sz w:val="24"/>
+          <w:szCs w:val="24"/>
+        </w:rPr>
+        <w:t>praticidade ,</w:t>
+      </w:r>
+      <w:proofErr w:type="gramEnd"/>
+      <w:r>
+        <w:rPr>
+          <w:sz w:val="24"/>
+          <w:szCs w:val="24"/>
+        </w:rPr>
+        <w:t xml:space="preserve"> </w:t>
+      </w:r>
+      <w:proofErr w:type="gramStart"/>
+      <w:r>
+        <w:rPr>
+          <w:sz w:val="24"/>
+          <w:szCs w:val="24"/>
+        </w:rPr>
+        <w:t>segurança ,</w:t>
+      </w:r>
+      <w:proofErr w:type="gramEnd"/>
+      <w:r>
+        <w:rPr>
+          <w:sz w:val="24"/>
+          <w:szCs w:val="24"/>
+        </w:rPr>
+        <w:t xml:space="preserve"> bom </w:t>
+      </w:r>
+      <w:proofErr w:type="gramStart"/>
+      <w:r>
+        <w:rPr>
+          <w:sz w:val="24"/>
+          <w:szCs w:val="24"/>
+        </w:rPr>
+        <w:t>serviço ,</w:t>
+      </w:r>
+      <w:proofErr w:type="gramEnd"/>
+      <w:r>
+        <w:rPr>
+          <w:sz w:val="24"/>
+          <w:szCs w:val="24"/>
+        </w:rPr>
+        <w:t xml:space="preserve"> atendimento mais rápido e um </w:t>
       </w:r>
       <w:proofErr w:type="spellStart"/>
       <w:r>
@@ -3211,7 +3296,55 @@
           <w:sz w:val="24"/>
           <w:szCs w:val="24"/>
         </w:rPr>
-        <w:t xml:space="preserve">para usuários com animais de estimação , ele contribuirá para a melhoria de atendimentos , tendo uma velocidade de atendimento melhor , e um </w:t>
+        <w:t xml:space="preserve">para usuários com animais de </w:t>
+      </w:r>
+      <w:proofErr w:type="gramStart"/>
+      <w:r>
+        <w:rPr>
+          <w:sz w:val="24"/>
+          <w:szCs w:val="24"/>
+        </w:rPr>
+        <w:t>estimação ,</w:t>
+      </w:r>
+      <w:proofErr w:type="gramEnd"/>
+      <w:r>
+        <w:rPr>
+          <w:sz w:val="24"/>
+          <w:szCs w:val="24"/>
+        </w:rPr>
+        <w:t xml:space="preserve"> ele contribuirá para a melhoria de </w:t>
+      </w:r>
+      <w:proofErr w:type="gramStart"/>
+      <w:r>
+        <w:rPr>
+          <w:sz w:val="24"/>
+          <w:szCs w:val="24"/>
+        </w:rPr>
+        <w:t>atendimentos ,</w:t>
+      </w:r>
+      <w:proofErr w:type="gramEnd"/>
+      <w:r>
+        <w:rPr>
+          <w:sz w:val="24"/>
+          <w:szCs w:val="24"/>
+        </w:rPr>
+        <w:t xml:space="preserve"> tendo uma velocidade de atendimento </w:t>
+      </w:r>
+      <w:proofErr w:type="gramStart"/>
+      <w:r>
+        <w:rPr>
+          <w:sz w:val="24"/>
+          <w:szCs w:val="24"/>
+        </w:rPr>
+        <w:t>melhor ,</w:t>
+      </w:r>
+      <w:proofErr w:type="gramEnd"/>
+      <w:r>
+        <w:rPr>
+          <w:sz w:val="24"/>
+          <w:szCs w:val="24"/>
+        </w:rPr>
+        <w:t xml:space="preserve"> e um </w:t>
       </w:r>
       <w:proofErr w:type="spellStart"/>
       <w:r>
@@ -3227,7 +3360,39 @@
           <w:sz w:val="24"/>
           <w:szCs w:val="24"/>
         </w:rPr>
-        <w:t xml:space="preserve"> para que os usuários não tenham que procurar atendimento lento , qualidade baixa , não confiável e de alto custo.</w:t>
+        <w:t xml:space="preserve"> para que os usuários não tenham que procurar atendimento </w:t>
+      </w:r>
+      <w:proofErr w:type="gramStart"/>
+      <w:r>
+        <w:rPr>
+          <w:sz w:val="24"/>
+          <w:szCs w:val="24"/>
+        </w:rPr>
+        <w:t>lento ,</w:t>
+      </w:r>
+      <w:proofErr w:type="gramEnd"/>
+      <w:r>
+        <w:rPr>
+          <w:sz w:val="24"/>
+          <w:szCs w:val="24"/>
+        </w:rPr>
+        <w:t xml:space="preserve"> qualidade </w:t>
+      </w:r>
+      <w:proofErr w:type="gramStart"/>
+      <w:r>
+        <w:rPr>
+          <w:sz w:val="24"/>
+          <w:szCs w:val="24"/>
+        </w:rPr>
+        <w:t>baixa ,</w:t>
+      </w:r>
+      <w:proofErr w:type="gramEnd"/>
+      <w:r>
+        <w:rPr>
+          <w:sz w:val="24"/>
+          <w:szCs w:val="24"/>
+        </w:rPr>
+        <w:t xml:space="preserve"> não confiável e de alto custo.</w:t>
       </w:r>
     </w:p>
     <w:p>
@@ -4010,6 +4175,7 @@
         <w:t xml:space="preserve">A coordenação das atividades adotou o Scrum como metodologia </w:t>
       </w:r>
       <w:proofErr w:type="spellStart"/>
+      <w:proofErr w:type="gramStart"/>
       <w:r>
         <w:rPr>
           <w:sz w:val="24"/>
@@ -4025,6 +4191,7 @@
         <w:t>ajudando</w:t>
       </w:r>
       <w:proofErr w:type="spellEnd"/>
+      <w:proofErr w:type="gramEnd"/>
       <w:r>
         <w:rPr>
           <w:sz w:val="24"/>
@@ -4664,14 +4831,6 @@
     </w:p>
     <w:p>
       <w:pPr>
-        <w:rPr>
-          <w:sz w:val="24"/>
-          <w:szCs w:val="24"/>
-        </w:rPr>
-      </w:pPr>
-    </w:p>
-    <w:p>
-      <w:pPr>
         <w:pStyle w:val="Ttulo1"/>
         <w:rPr>
           <w:b/>
@@ -4688,800 +4847,805 @@
           <w:sz w:val="24"/>
           <w:szCs w:val="24"/>
         </w:rPr>
+        <w:t>4</w:t>
+      </w:r>
+      <w:r>
+        <w:rPr>
+          <w:b/>
+          <w:bCs/>
+          <w:sz w:val="24"/>
+          <w:szCs w:val="24"/>
+        </w:rPr>
+        <w:t>.</w:t>
+      </w:r>
+      <w:r>
+        <w:rPr>
+          <w:b/>
+          <w:bCs/>
+          <w:sz w:val="24"/>
+          <w:szCs w:val="24"/>
+        </w:rPr>
+        <w:t>MÉTODOS</w:t>
+      </w:r>
+      <w:bookmarkEnd w:id="5"/>
+    </w:p>
+    <w:p>
+      <w:pPr>
+        <w:rPr>
+          <w:sz w:val="24"/>
+          <w:szCs w:val="24"/>
+        </w:rPr>
+      </w:pPr>
+    </w:p>
+    <w:p>
+      <w:pPr>
+        <w:rPr>
+          <w:sz w:val="24"/>
+          <w:szCs w:val="24"/>
+        </w:rPr>
+      </w:pPr>
+    </w:p>
+    <w:p>
+      <w:pPr>
+        <w:rPr>
+          <w:sz w:val="24"/>
+          <w:szCs w:val="24"/>
+        </w:rPr>
+      </w:pPr>
+    </w:p>
+    <w:p>
+      <w:pPr>
+        <w:rPr>
+          <w:sz w:val="24"/>
+          <w:szCs w:val="24"/>
+        </w:rPr>
+      </w:pPr>
+    </w:p>
+    <w:p>
+      <w:pPr>
+        <w:rPr>
+          <w:sz w:val="24"/>
+          <w:szCs w:val="24"/>
+        </w:rPr>
+      </w:pPr>
+    </w:p>
+    <w:p>
+      <w:pPr>
+        <w:rPr>
+          <w:sz w:val="24"/>
+          <w:szCs w:val="24"/>
+        </w:rPr>
+      </w:pPr>
+    </w:p>
+    <w:p>
+      <w:pPr>
+        <w:rPr>
+          <w:sz w:val="24"/>
+          <w:szCs w:val="24"/>
+        </w:rPr>
+      </w:pPr>
+    </w:p>
+    <w:p>
+      <w:pPr>
+        <w:rPr>
+          <w:sz w:val="24"/>
+          <w:szCs w:val="24"/>
+        </w:rPr>
+      </w:pPr>
+    </w:p>
+    <w:p>
+      <w:pPr>
+        <w:rPr>
+          <w:sz w:val="24"/>
+          <w:szCs w:val="24"/>
+        </w:rPr>
+      </w:pPr>
+    </w:p>
+    <w:p>
+      <w:pPr>
+        <w:rPr>
+          <w:sz w:val="24"/>
+          <w:szCs w:val="24"/>
+        </w:rPr>
+      </w:pPr>
+    </w:p>
+    <w:p>
+      <w:pPr>
+        <w:rPr>
+          <w:sz w:val="24"/>
+          <w:szCs w:val="24"/>
+        </w:rPr>
+      </w:pPr>
+    </w:p>
+    <w:p>
+      <w:pPr>
+        <w:rPr>
+          <w:sz w:val="24"/>
+          <w:szCs w:val="24"/>
+        </w:rPr>
+      </w:pPr>
+    </w:p>
+    <w:p>
+      <w:pPr>
+        <w:rPr>
+          <w:sz w:val="24"/>
+          <w:szCs w:val="24"/>
+        </w:rPr>
+      </w:pPr>
+    </w:p>
+    <w:p>
+      <w:pPr>
+        <w:rPr>
+          <w:sz w:val="24"/>
+          <w:szCs w:val="24"/>
+        </w:rPr>
+      </w:pPr>
+    </w:p>
+    <w:p>
+      <w:pPr>
+        <w:rPr>
+          <w:sz w:val="24"/>
+          <w:szCs w:val="24"/>
+        </w:rPr>
+      </w:pPr>
+    </w:p>
+    <w:p>
+      <w:pPr>
+        <w:rPr>
+          <w:sz w:val="24"/>
+          <w:szCs w:val="24"/>
+        </w:rPr>
+      </w:pPr>
+    </w:p>
+    <w:p>
+      <w:pPr>
+        <w:rPr>
+          <w:sz w:val="24"/>
+          <w:szCs w:val="24"/>
+        </w:rPr>
+      </w:pPr>
+    </w:p>
+    <w:p>
+      <w:pPr>
+        <w:rPr>
+          <w:sz w:val="24"/>
+          <w:szCs w:val="24"/>
+        </w:rPr>
+      </w:pPr>
+    </w:p>
+    <w:p>
+      <w:pPr>
+        <w:rPr>
+          <w:sz w:val="24"/>
+          <w:szCs w:val="24"/>
+        </w:rPr>
+      </w:pPr>
+    </w:p>
+    <w:p>
+      <w:pPr>
+        <w:rPr>
+          <w:sz w:val="24"/>
+          <w:szCs w:val="24"/>
+        </w:rPr>
+      </w:pPr>
+    </w:p>
+    <w:p>
+      <w:pPr>
+        <w:rPr>
+          <w:sz w:val="24"/>
+          <w:szCs w:val="24"/>
+        </w:rPr>
+      </w:pPr>
+    </w:p>
+    <w:p>
+      <w:pPr>
+        <w:rPr>
+          <w:sz w:val="24"/>
+          <w:szCs w:val="24"/>
+        </w:rPr>
+      </w:pPr>
+    </w:p>
+    <w:p>
+      <w:pPr>
+        <w:rPr>
+          <w:sz w:val="24"/>
+          <w:szCs w:val="24"/>
+        </w:rPr>
+      </w:pPr>
+    </w:p>
+    <w:p>
+      <w:pPr>
+        <w:rPr>
+          <w:sz w:val="24"/>
+          <w:szCs w:val="24"/>
+        </w:rPr>
+      </w:pPr>
+    </w:p>
+    <w:p>
+      <w:pPr>
+        <w:rPr>
+          <w:sz w:val="24"/>
+          <w:szCs w:val="24"/>
+        </w:rPr>
+      </w:pPr>
+    </w:p>
+    <w:p>
+      <w:pPr>
+        <w:rPr>
+          <w:sz w:val="24"/>
+          <w:szCs w:val="24"/>
+        </w:rPr>
+      </w:pPr>
+    </w:p>
+    <w:p>
+      <w:pPr>
+        <w:rPr>
+          <w:sz w:val="24"/>
+          <w:szCs w:val="24"/>
+        </w:rPr>
+      </w:pPr>
+    </w:p>
+    <w:p>
+      <w:pPr>
+        <w:rPr>
+          <w:sz w:val="24"/>
+          <w:szCs w:val="24"/>
+        </w:rPr>
+      </w:pPr>
+    </w:p>
+    <w:p>
+      <w:pPr>
+        <w:rPr>
+          <w:sz w:val="24"/>
+          <w:szCs w:val="24"/>
+        </w:rPr>
+      </w:pPr>
+    </w:p>
+    <w:p>
+      <w:pPr>
+        <w:rPr>
+          <w:sz w:val="24"/>
+          <w:szCs w:val="24"/>
+        </w:rPr>
+      </w:pPr>
+    </w:p>
+    <w:p>
+      <w:pPr>
+        <w:rPr>
+          <w:sz w:val="24"/>
+          <w:szCs w:val="24"/>
+        </w:rPr>
+      </w:pPr>
+    </w:p>
+    <w:p>
+      <w:pPr>
+        <w:rPr>
+          <w:sz w:val="24"/>
+          <w:szCs w:val="24"/>
+        </w:rPr>
+      </w:pPr>
+    </w:p>
+    <w:p>
+      <w:pPr>
+        <w:rPr>
+          <w:sz w:val="24"/>
+          <w:szCs w:val="24"/>
+        </w:rPr>
+      </w:pPr>
+    </w:p>
+    <w:p>
+      <w:pPr>
+        <w:rPr>
+          <w:sz w:val="24"/>
+          <w:szCs w:val="24"/>
+        </w:rPr>
+      </w:pPr>
+    </w:p>
+    <w:p>
+      <w:pPr>
+        <w:rPr>
+          <w:sz w:val="24"/>
+          <w:szCs w:val="24"/>
+        </w:rPr>
+      </w:pPr>
+    </w:p>
+    <w:p>
+      <w:pPr>
+        <w:rPr>
+          <w:sz w:val="24"/>
+          <w:szCs w:val="24"/>
+        </w:rPr>
+      </w:pPr>
+    </w:p>
+    <w:p>
+      <w:pPr>
+        <w:rPr>
+          <w:sz w:val="24"/>
+          <w:szCs w:val="24"/>
+        </w:rPr>
+      </w:pPr>
+    </w:p>
+    <w:p>
+      <w:pPr>
+        <w:rPr>
+          <w:sz w:val="24"/>
+          <w:szCs w:val="24"/>
+        </w:rPr>
+      </w:pPr>
+    </w:p>
+    <w:p>
+      <w:pPr>
+        <w:rPr>
+          <w:sz w:val="24"/>
+          <w:szCs w:val="24"/>
+        </w:rPr>
+      </w:pPr>
+    </w:p>
+    <w:p>
+      <w:pPr>
+        <w:rPr>
+          <w:sz w:val="24"/>
+          <w:szCs w:val="24"/>
+        </w:rPr>
+      </w:pPr>
+    </w:p>
+    <w:p>
+      <w:pPr>
+        <w:rPr>
+          <w:sz w:val="24"/>
+          <w:szCs w:val="24"/>
+        </w:rPr>
+      </w:pPr>
+    </w:p>
+    <w:p>
+      <w:pPr>
+        <w:pStyle w:val="Ttulo1"/>
+        <w:rPr>
+          <w:b/>
+          <w:bCs/>
+          <w:sz w:val="24"/>
+          <w:szCs w:val="24"/>
+        </w:rPr>
+      </w:pPr>
+      <w:bookmarkStart w:id="6" w:name="_Toc241048663"/>
+      <w:r>
+        <w:rPr>
+          <w:b/>
+          <w:bCs/>
+          <w:sz w:val="24"/>
+          <w:szCs w:val="24"/>
+        </w:rPr>
+        <w:t>5</w:t>
+      </w:r>
+      <w:r>
+        <w:rPr>
+          <w:b/>
+          <w:bCs/>
+          <w:sz w:val="24"/>
+          <w:szCs w:val="24"/>
+        </w:rPr>
+        <w:t xml:space="preserve">. </w:t>
+      </w:r>
+      <w:r>
+        <w:rPr>
+          <w:b/>
+          <w:bCs/>
+          <w:sz w:val="24"/>
+          <w:szCs w:val="24"/>
+        </w:rPr>
+        <w:t>APRESENTAÇÃO E AN</w:t>
+      </w:r>
+      <w:r>
+        <w:rPr>
+          <w:b/>
+          <w:bCs/>
+          <w:sz w:val="24"/>
+          <w:szCs w:val="24"/>
+        </w:rPr>
+        <w:t>Á</w:t>
+      </w:r>
+      <w:r>
+        <w:rPr>
+          <w:b/>
+          <w:bCs/>
+          <w:sz w:val="24"/>
+          <w:szCs w:val="24"/>
+        </w:rPr>
+        <w:t>LISE DOS RESULTADOS</w:t>
+      </w:r>
+      <w:bookmarkEnd w:id="6"/>
+    </w:p>
+    <w:p>
+      <w:pPr>
+        <w:rPr>
+          <w:sz w:val="24"/>
+          <w:szCs w:val="24"/>
+        </w:rPr>
+      </w:pPr>
+    </w:p>
+    <w:p>
+      <w:pPr>
+        <w:rPr>
+          <w:sz w:val="24"/>
+          <w:szCs w:val="24"/>
+        </w:rPr>
+      </w:pPr>
+    </w:p>
+    <w:p>
+      <w:pPr>
+        <w:rPr>
+          <w:sz w:val="24"/>
+          <w:szCs w:val="24"/>
+        </w:rPr>
+      </w:pPr>
+    </w:p>
+    <w:p>
+      <w:pPr>
+        <w:rPr>
+          <w:sz w:val="24"/>
+          <w:szCs w:val="24"/>
+        </w:rPr>
+      </w:pPr>
+    </w:p>
+    <w:p>
+      <w:pPr>
+        <w:rPr>
+          <w:sz w:val="24"/>
+          <w:szCs w:val="24"/>
+        </w:rPr>
+      </w:pPr>
+    </w:p>
+    <w:p>
+      <w:pPr>
+        <w:rPr>
+          <w:sz w:val="24"/>
+          <w:szCs w:val="24"/>
+        </w:rPr>
+      </w:pPr>
+    </w:p>
+    <w:p>
+      <w:pPr>
+        <w:rPr>
+          <w:sz w:val="24"/>
+          <w:szCs w:val="24"/>
+        </w:rPr>
+      </w:pPr>
+    </w:p>
+    <w:p>
+      <w:pPr>
+        <w:rPr>
+          <w:sz w:val="24"/>
+          <w:szCs w:val="24"/>
+        </w:rPr>
+      </w:pPr>
+    </w:p>
+    <w:p>
+      <w:pPr>
+        <w:rPr>
+          <w:sz w:val="24"/>
+          <w:szCs w:val="24"/>
+        </w:rPr>
+      </w:pPr>
+    </w:p>
+    <w:p>
+      <w:pPr>
+        <w:rPr>
+          <w:sz w:val="24"/>
+          <w:szCs w:val="24"/>
+        </w:rPr>
+      </w:pPr>
+    </w:p>
+    <w:p>
+      <w:pPr>
+        <w:rPr>
+          <w:sz w:val="24"/>
+          <w:szCs w:val="24"/>
+        </w:rPr>
+      </w:pPr>
+    </w:p>
+    <w:p>
+      <w:pPr>
+        <w:rPr>
+          <w:sz w:val="24"/>
+          <w:szCs w:val="24"/>
+        </w:rPr>
+      </w:pPr>
+    </w:p>
+    <w:p>
+      <w:pPr>
+        <w:rPr>
+          <w:sz w:val="24"/>
+          <w:szCs w:val="24"/>
+        </w:rPr>
+      </w:pPr>
+    </w:p>
+    <w:p>
+      <w:pPr>
+        <w:rPr>
+          <w:sz w:val="24"/>
+          <w:szCs w:val="24"/>
+        </w:rPr>
+      </w:pPr>
+    </w:p>
+    <w:p>
+      <w:pPr>
+        <w:rPr>
+          <w:sz w:val="24"/>
+          <w:szCs w:val="24"/>
+        </w:rPr>
+      </w:pPr>
+    </w:p>
+    <w:p>
+      <w:pPr>
+        <w:rPr>
+          <w:sz w:val="24"/>
+          <w:szCs w:val="24"/>
+        </w:rPr>
+      </w:pPr>
+    </w:p>
+    <w:p>
+      <w:pPr>
+        <w:rPr>
+          <w:sz w:val="24"/>
+          <w:szCs w:val="24"/>
+        </w:rPr>
+      </w:pPr>
+    </w:p>
+    <w:p>
+      <w:pPr>
+        <w:rPr>
+          <w:sz w:val="24"/>
+          <w:szCs w:val="24"/>
+        </w:rPr>
+      </w:pPr>
+    </w:p>
+    <w:p>
+      <w:pPr>
+        <w:rPr>
+          <w:sz w:val="24"/>
+          <w:szCs w:val="24"/>
+        </w:rPr>
+      </w:pPr>
+    </w:p>
+    <w:p>
+      <w:pPr>
+        <w:rPr>
+          <w:sz w:val="24"/>
+          <w:szCs w:val="24"/>
+        </w:rPr>
+      </w:pPr>
+    </w:p>
+    <w:p>
+      <w:pPr>
+        <w:rPr>
+          <w:sz w:val="24"/>
+          <w:szCs w:val="24"/>
+        </w:rPr>
+      </w:pPr>
+    </w:p>
+    <w:p>
+      <w:pPr>
+        <w:rPr>
+          <w:sz w:val="24"/>
+          <w:szCs w:val="24"/>
+        </w:rPr>
+      </w:pPr>
+    </w:p>
+    <w:p>
+      <w:pPr>
+        <w:rPr>
+          <w:sz w:val="24"/>
+          <w:szCs w:val="24"/>
+        </w:rPr>
+      </w:pPr>
+    </w:p>
+    <w:p>
+      <w:pPr>
+        <w:rPr>
+          <w:sz w:val="24"/>
+          <w:szCs w:val="24"/>
+        </w:rPr>
+      </w:pPr>
+    </w:p>
+    <w:p>
+      <w:pPr>
+        <w:rPr>
+          <w:sz w:val="24"/>
+          <w:szCs w:val="24"/>
+        </w:rPr>
+      </w:pPr>
+    </w:p>
+    <w:p>
+      <w:pPr>
+        <w:rPr>
+          <w:sz w:val="24"/>
+          <w:szCs w:val="24"/>
+        </w:rPr>
+      </w:pPr>
+    </w:p>
+    <w:p>
+      <w:pPr>
+        <w:rPr>
+          <w:sz w:val="24"/>
+          <w:szCs w:val="24"/>
+        </w:rPr>
+      </w:pPr>
+    </w:p>
+    <w:p>
+      <w:pPr>
+        <w:rPr>
+          <w:sz w:val="24"/>
+          <w:szCs w:val="24"/>
+        </w:rPr>
+      </w:pPr>
+    </w:p>
+    <w:p>
+      <w:pPr>
+        <w:rPr>
+          <w:sz w:val="24"/>
+          <w:szCs w:val="24"/>
+        </w:rPr>
+      </w:pPr>
+    </w:p>
+    <w:p>
+      <w:pPr>
+        <w:rPr>
+          <w:sz w:val="24"/>
+          <w:szCs w:val="24"/>
+        </w:rPr>
+      </w:pPr>
+    </w:p>
+    <w:p>
+      <w:pPr>
+        <w:rPr>
+          <w:sz w:val="24"/>
+          <w:szCs w:val="24"/>
+        </w:rPr>
+      </w:pPr>
+    </w:p>
+    <w:p>
+      <w:pPr>
+        <w:rPr>
+          <w:sz w:val="24"/>
+          <w:szCs w:val="24"/>
+        </w:rPr>
+      </w:pPr>
+    </w:p>
+    <w:p>
+      <w:pPr>
+        <w:rPr>
+          <w:sz w:val="24"/>
+          <w:szCs w:val="24"/>
+        </w:rPr>
+      </w:pPr>
+    </w:p>
+    <w:p>
+      <w:pPr>
+        <w:rPr>
+          <w:sz w:val="24"/>
+          <w:szCs w:val="24"/>
+        </w:rPr>
+      </w:pPr>
+    </w:p>
+    <w:p>
+      <w:pPr>
+        <w:rPr>
+          <w:sz w:val="24"/>
+          <w:szCs w:val="24"/>
+        </w:rPr>
+      </w:pPr>
+    </w:p>
+    <w:p>
+      <w:pPr>
+        <w:rPr>
+          <w:sz w:val="24"/>
+          <w:szCs w:val="24"/>
+        </w:rPr>
+      </w:pPr>
+    </w:p>
+    <w:p>
+      <w:pPr>
+        <w:rPr>
+          <w:sz w:val="24"/>
+          <w:szCs w:val="24"/>
+        </w:rPr>
+      </w:pPr>
+    </w:p>
+    <w:p>
+      <w:pPr>
+        <w:rPr>
+          <w:sz w:val="24"/>
+          <w:szCs w:val="24"/>
+        </w:rPr>
+      </w:pPr>
+    </w:p>
+    <w:p>
+      <w:pPr>
+        <w:rPr>
+          <w:sz w:val="24"/>
+          <w:szCs w:val="24"/>
+        </w:rPr>
+      </w:pPr>
+    </w:p>
+    <w:p>
+      <w:pPr>
+        <w:rPr>
+          <w:sz w:val="24"/>
+          <w:szCs w:val="24"/>
+        </w:rPr>
+      </w:pPr>
+    </w:p>
+    <w:p>
+      <w:pPr>
+        <w:pStyle w:val="Ttulo1"/>
+        <w:rPr>
+          <w:b/>
+          <w:bCs/>
+          <w:sz w:val="24"/>
+          <w:szCs w:val="24"/>
+        </w:rPr>
+      </w:pPr>
+      <w:bookmarkStart w:id="7" w:name="_Toc241048664"/>
+      <w:r>
+        <w:rPr>
+          <w:b/>
+          <w:bCs/>
+          <w:sz w:val="24"/>
+          <w:szCs w:val="24"/>
+        </w:rPr>
+        <w:t>6</w:t>
+      </w:r>
+      <w:r>
+        <w:rPr>
+          <w:b/>
+          <w:bCs/>
+          <w:sz w:val="24"/>
+          <w:szCs w:val="24"/>
+        </w:rPr>
+        <w:t>.</w:t>
+      </w:r>
+      <w:r>
+        <w:rPr>
+          <w:b/>
+          <w:bCs/>
+          <w:sz w:val="24"/>
+          <w:szCs w:val="24"/>
+        </w:rPr>
+        <w:t>CONCLUSÃO</w:t>
+      </w:r>
+      <w:bookmarkEnd w:id="7"/>
+    </w:p>
+    <w:p>
+      <w:pPr>
+        <w:rPr>
+          <w:sz w:val="24"/>
+          <w:szCs w:val="24"/>
+        </w:rPr>
+      </w:pPr>
+    </w:p>
+    <w:p>
+      <w:pPr>
+        <w:rPr>
+          <w:sz w:val="24"/>
+          <w:szCs w:val="24"/>
+        </w:rPr>
+      </w:pPr>
+    </w:p>
+    <w:p>
+      <w:pPr>
+        <w:rPr>
+          <w:sz w:val="24"/>
+          <w:szCs w:val="24"/>
+        </w:rPr>
+      </w:pPr>
+      <w:r>
+        <w:rPr>
+          <w:sz w:val="24"/>
+          <w:szCs w:val="24"/>
+        </w:rPr>
         <w:lastRenderedPageBreak/>
-        <w:t>4</w:t>
-      </w:r>
-      <w:r>
-        <w:rPr>
-          <w:b/>
-          <w:bCs/>
-          <w:sz w:val="24"/>
-          <w:szCs w:val="24"/>
-        </w:rPr>
         <w:t>.</w:t>
       </w:r>
-      <w:r>
-        <w:rPr>
-          <w:b/>
-          <w:bCs/>
-          <w:sz w:val="24"/>
-          <w:szCs w:val="24"/>
-        </w:rPr>
-        <w:t>MÉTODOS</w:t>
-      </w:r>
-      <w:bookmarkEnd w:id="5"/>
-    </w:p>
-    <w:p>
-      <w:pPr>
-        <w:rPr>
-          <w:sz w:val="24"/>
-          <w:szCs w:val="24"/>
-        </w:rPr>
-      </w:pPr>
-    </w:p>
-    <w:p>
-      <w:pPr>
-        <w:rPr>
-          <w:sz w:val="24"/>
-          <w:szCs w:val="24"/>
-        </w:rPr>
-      </w:pPr>
-    </w:p>
-    <w:p>
-      <w:pPr>
-        <w:rPr>
-          <w:sz w:val="24"/>
-          <w:szCs w:val="24"/>
-        </w:rPr>
-      </w:pPr>
-    </w:p>
-    <w:p>
-      <w:pPr>
-        <w:rPr>
-          <w:sz w:val="24"/>
-          <w:szCs w:val="24"/>
-        </w:rPr>
-      </w:pPr>
-    </w:p>
-    <w:p>
-      <w:pPr>
-        <w:rPr>
-          <w:sz w:val="24"/>
-          <w:szCs w:val="24"/>
-        </w:rPr>
-      </w:pPr>
-    </w:p>
-    <w:p>
-      <w:pPr>
-        <w:rPr>
-          <w:sz w:val="24"/>
-          <w:szCs w:val="24"/>
-        </w:rPr>
-      </w:pPr>
-    </w:p>
-    <w:p>
-      <w:pPr>
-        <w:rPr>
-          <w:sz w:val="24"/>
-          <w:szCs w:val="24"/>
-        </w:rPr>
-      </w:pPr>
-    </w:p>
-    <w:p>
-      <w:pPr>
-        <w:rPr>
-          <w:sz w:val="24"/>
-          <w:szCs w:val="24"/>
-        </w:rPr>
-      </w:pPr>
-    </w:p>
-    <w:p>
-      <w:pPr>
-        <w:rPr>
-          <w:sz w:val="24"/>
-          <w:szCs w:val="24"/>
-        </w:rPr>
-      </w:pPr>
-    </w:p>
-    <w:p>
-      <w:pPr>
-        <w:rPr>
-          <w:sz w:val="24"/>
-          <w:szCs w:val="24"/>
-        </w:rPr>
-      </w:pPr>
-    </w:p>
-    <w:p>
-      <w:pPr>
-        <w:rPr>
-          <w:sz w:val="24"/>
-          <w:szCs w:val="24"/>
-        </w:rPr>
-      </w:pPr>
-    </w:p>
-    <w:p>
-      <w:pPr>
-        <w:rPr>
-          <w:sz w:val="24"/>
-          <w:szCs w:val="24"/>
-        </w:rPr>
-      </w:pPr>
-    </w:p>
-    <w:p>
-      <w:pPr>
-        <w:rPr>
-          <w:sz w:val="24"/>
-          <w:szCs w:val="24"/>
-        </w:rPr>
-      </w:pPr>
-    </w:p>
-    <w:p>
-      <w:pPr>
-        <w:rPr>
-          <w:sz w:val="24"/>
-          <w:szCs w:val="24"/>
-        </w:rPr>
-      </w:pPr>
-    </w:p>
-    <w:p>
-      <w:pPr>
-        <w:rPr>
-          <w:sz w:val="24"/>
-          <w:szCs w:val="24"/>
-        </w:rPr>
-      </w:pPr>
-    </w:p>
-    <w:p>
-      <w:pPr>
-        <w:rPr>
-          <w:sz w:val="24"/>
-          <w:szCs w:val="24"/>
-        </w:rPr>
-      </w:pPr>
-    </w:p>
-    <w:p>
-      <w:pPr>
-        <w:rPr>
-          <w:sz w:val="24"/>
-          <w:szCs w:val="24"/>
-        </w:rPr>
-      </w:pPr>
-    </w:p>
-    <w:p>
-      <w:pPr>
-        <w:rPr>
-          <w:sz w:val="24"/>
-          <w:szCs w:val="24"/>
-        </w:rPr>
-      </w:pPr>
-    </w:p>
-    <w:p>
-      <w:pPr>
-        <w:rPr>
-          <w:sz w:val="24"/>
-          <w:szCs w:val="24"/>
-        </w:rPr>
-      </w:pPr>
-    </w:p>
-    <w:p>
-      <w:pPr>
-        <w:rPr>
-          <w:sz w:val="24"/>
-          <w:szCs w:val="24"/>
-        </w:rPr>
-      </w:pPr>
-    </w:p>
-    <w:p>
-      <w:pPr>
-        <w:rPr>
-          <w:sz w:val="24"/>
-          <w:szCs w:val="24"/>
-        </w:rPr>
-      </w:pPr>
-    </w:p>
-    <w:p>
-      <w:pPr>
-        <w:rPr>
-          <w:sz w:val="24"/>
-          <w:szCs w:val="24"/>
-        </w:rPr>
-      </w:pPr>
-    </w:p>
-    <w:p>
-      <w:pPr>
-        <w:rPr>
-          <w:sz w:val="24"/>
-          <w:szCs w:val="24"/>
-        </w:rPr>
-      </w:pPr>
-    </w:p>
-    <w:p>
-      <w:pPr>
-        <w:rPr>
-          <w:sz w:val="24"/>
-          <w:szCs w:val="24"/>
-        </w:rPr>
-      </w:pPr>
-    </w:p>
-    <w:p>
-      <w:pPr>
-        <w:rPr>
-          <w:sz w:val="24"/>
-          <w:szCs w:val="24"/>
-        </w:rPr>
-      </w:pPr>
-    </w:p>
-    <w:p>
-      <w:pPr>
-        <w:rPr>
-          <w:sz w:val="24"/>
-          <w:szCs w:val="24"/>
-        </w:rPr>
-      </w:pPr>
-    </w:p>
-    <w:p>
-      <w:pPr>
-        <w:rPr>
-          <w:sz w:val="24"/>
-          <w:szCs w:val="24"/>
-        </w:rPr>
-      </w:pPr>
-    </w:p>
-    <w:p>
-      <w:pPr>
-        <w:rPr>
-          <w:sz w:val="24"/>
-          <w:szCs w:val="24"/>
-        </w:rPr>
-      </w:pPr>
-    </w:p>
-    <w:p>
-      <w:pPr>
-        <w:rPr>
-          <w:sz w:val="24"/>
-          <w:szCs w:val="24"/>
-        </w:rPr>
-      </w:pPr>
-    </w:p>
-    <w:p>
-      <w:pPr>
-        <w:rPr>
-          <w:sz w:val="24"/>
-          <w:szCs w:val="24"/>
-        </w:rPr>
-      </w:pPr>
-    </w:p>
-    <w:p>
-      <w:pPr>
-        <w:rPr>
-          <w:sz w:val="24"/>
-          <w:szCs w:val="24"/>
-        </w:rPr>
-      </w:pPr>
-    </w:p>
-    <w:p>
-      <w:pPr>
-        <w:rPr>
-          <w:sz w:val="24"/>
-          <w:szCs w:val="24"/>
-        </w:rPr>
-      </w:pPr>
-    </w:p>
-    <w:p>
-      <w:pPr>
-        <w:rPr>
-          <w:sz w:val="24"/>
-          <w:szCs w:val="24"/>
-        </w:rPr>
-      </w:pPr>
-    </w:p>
-    <w:p>
-      <w:pPr>
-        <w:rPr>
-          <w:sz w:val="24"/>
-          <w:szCs w:val="24"/>
-        </w:rPr>
-      </w:pPr>
-    </w:p>
-    <w:p>
-      <w:pPr>
-        <w:rPr>
-          <w:sz w:val="24"/>
-          <w:szCs w:val="24"/>
-        </w:rPr>
-      </w:pPr>
-    </w:p>
-    <w:p>
-      <w:pPr>
-        <w:rPr>
-          <w:sz w:val="24"/>
-          <w:szCs w:val="24"/>
-        </w:rPr>
-      </w:pPr>
-    </w:p>
-    <w:p>
-      <w:pPr>
-        <w:rPr>
-          <w:sz w:val="24"/>
-          <w:szCs w:val="24"/>
-        </w:rPr>
-      </w:pPr>
-    </w:p>
-    <w:p>
-      <w:pPr>
-        <w:rPr>
-          <w:sz w:val="24"/>
-          <w:szCs w:val="24"/>
-        </w:rPr>
-      </w:pPr>
-    </w:p>
-    <w:p>
-      <w:pPr>
-        <w:rPr>
-          <w:sz w:val="24"/>
-          <w:szCs w:val="24"/>
-        </w:rPr>
-      </w:pPr>
-    </w:p>
-    <w:p>
-      <w:pPr>
-        <w:rPr>
-          <w:sz w:val="24"/>
-          <w:szCs w:val="24"/>
-        </w:rPr>
-      </w:pPr>
-    </w:p>
-    <w:p>
-      <w:pPr>
-        <w:rPr>
-          <w:sz w:val="24"/>
-          <w:szCs w:val="24"/>
-        </w:rPr>
-      </w:pPr>
-    </w:p>
-    <w:p>
-      <w:pPr>
-        <w:pStyle w:val="Ttulo1"/>
-        <w:rPr>
-          <w:b/>
-          <w:bCs/>
-          <w:sz w:val="24"/>
-          <w:szCs w:val="24"/>
-        </w:rPr>
-      </w:pPr>
-      <w:bookmarkStart w:id="6" w:name="_Toc241048663"/>
-      <w:r>
-        <w:rPr>
-          <w:b/>
-          <w:bCs/>
-          <w:sz w:val="24"/>
-          <w:szCs w:val="24"/>
-        </w:rPr>
-        <w:lastRenderedPageBreak/>
-        <w:t>5</w:t>
-      </w:r>
-      <w:r>
-        <w:rPr>
-          <w:b/>
-          <w:bCs/>
-          <w:sz w:val="24"/>
-          <w:szCs w:val="24"/>
-        </w:rPr>
-        <w:t xml:space="preserve">. </w:t>
-      </w:r>
-      <w:r>
-        <w:rPr>
-          <w:b/>
-          <w:bCs/>
-          <w:sz w:val="24"/>
-          <w:szCs w:val="24"/>
-        </w:rPr>
-        <w:t>APRESENTAÇÃO E AN</w:t>
-      </w:r>
-      <w:r>
-        <w:rPr>
-          <w:b/>
-          <w:bCs/>
-          <w:sz w:val="24"/>
-          <w:szCs w:val="24"/>
-        </w:rPr>
-        <w:t>Á</w:t>
-      </w:r>
-      <w:r>
-        <w:rPr>
-          <w:b/>
-          <w:bCs/>
-          <w:sz w:val="24"/>
-          <w:szCs w:val="24"/>
-        </w:rPr>
-        <w:t>LISE DOS RESULTADOS</w:t>
-      </w:r>
-      <w:bookmarkEnd w:id="6"/>
-    </w:p>
-    <w:p>
-      <w:pPr>
-        <w:rPr>
-          <w:sz w:val="24"/>
-          <w:szCs w:val="24"/>
-        </w:rPr>
-      </w:pPr>
-    </w:p>
-    <w:p>
-      <w:pPr>
-        <w:rPr>
-          <w:sz w:val="24"/>
-          <w:szCs w:val="24"/>
-        </w:rPr>
-      </w:pPr>
-    </w:p>
-    <w:p>
-      <w:pPr>
-        <w:rPr>
-          <w:sz w:val="24"/>
-          <w:szCs w:val="24"/>
-        </w:rPr>
-      </w:pPr>
-    </w:p>
-    <w:p>
-      <w:pPr>
-        <w:rPr>
-          <w:sz w:val="24"/>
-          <w:szCs w:val="24"/>
-        </w:rPr>
-      </w:pPr>
-    </w:p>
-    <w:p>
-      <w:pPr>
-        <w:rPr>
-          <w:sz w:val="24"/>
-          <w:szCs w:val="24"/>
-        </w:rPr>
-      </w:pPr>
-    </w:p>
-    <w:p>
-      <w:pPr>
-        <w:rPr>
-          <w:sz w:val="24"/>
-          <w:szCs w:val="24"/>
-        </w:rPr>
-      </w:pPr>
-    </w:p>
-    <w:p>
-      <w:pPr>
-        <w:rPr>
-          <w:sz w:val="24"/>
-          <w:szCs w:val="24"/>
-        </w:rPr>
-      </w:pPr>
-    </w:p>
-    <w:p>
-      <w:pPr>
-        <w:rPr>
-          <w:sz w:val="24"/>
-          <w:szCs w:val="24"/>
-        </w:rPr>
-      </w:pPr>
-    </w:p>
-    <w:p>
-      <w:pPr>
-        <w:rPr>
-          <w:sz w:val="24"/>
-          <w:szCs w:val="24"/>
-        </w:rPr>
-      </w:pPr>
-    </w:p>
-    <w:p>
-      <w:pPr>
-        <w:rPr>
-          <w:sz w:val="24"/>
-          <w:szCs w:val="24"/>
-        </w:rPr>
-      </w:pPr>
-    </w:p>
-    <w:p>
-      <w:pPr>
-        <w:rPr>
-          <w:sz w:val="24"/>
-          <w:szCs w:val="24"/>
-        </w:rPr>
-      </w:pPr>
-    </w:p>
-    <w:p>
-      <w:pPr>
-        <w:rPr>
-          <w:sz w:val="24"/>
-          <w:szCs w:val="24"/>
-        </w:rPr>
-      </w:pPr>
-    </w:p>
-    <w:p>
-      <w:pPr>
-        <w:rPr>
-          <w:sz w:val="24"/>
-          <w:szCs w:val="24"/>
-        </w:rPr>
-      </w:pPr>
-    </w:p>
-    <w:p>
-      <w:pPr>
-        <w:rPr>
-          <w:sz w:val="24"/>
-          <w:szCs w:val="24"/>
-        </w:rPr>
-      </w:pPr>
-    </w:p>
-    <w:p>
-      <w:pPr>
-        <w:rPr>
-          <w:sz w:val="24"/>
-          <w:szCs w:val="24"/>
-        </w:rPr>
-      </w:pPr>
-    </w:p>
-    <w:p>
-      <w:pPr>
-        <w:rPr>
-          <w:sz w:val="24"/>
-          <w:szCs w:val="24"/>
-        </w:rPr>
-      </w:pPr>
-    </w:p>
-    <w:p>
-      <w:pPr>
-        <w:rPr>
-          <w:sz w:val="24"/>
-          <w:szCs w:val="24"/>
-        </w:rPr>
-      </w:pPr>
-    </w:p>
-    <w:p>
-      <w:pPr>
-        <w:rPr>
-          <w:sz w:val="24"/>
-          <w:szCs w:val="24"/>
-        </w:rPr>
-      </w:pPr>
-    </w:p>
-    <w:p>
-      <w:pPr>
-        <w:rPr>
-          <w:sz w:val="24"/>
-          <w:szCs w:val="24"/>
-        </w:rPr>
-      </w:pPr>
-    </w:p>
-    <w:p>
-      <w:pPr>
-        <w:rPr>
-          <w:sz w:val="24"/>
-          <w:szCs w:val="24"/>
-        </w:rPr>
-      </w:pPr>
-    </w:p>
-    <w:p>
-      <w:pPr>
-        <w:rPr>
-          <w:sz w:val="24"/>
-          <w:szCs w:val="24"/>
-        </w:rPr>
-      </w:pPr>
-    </w:p>
-    <w:p>
-      <w:pPr>
-        <w:rPr>
-          <w:sz w:val="24"/>
-          <w:szCs w:val="24"/>
-        </w:rPr>
-      </w:pPr>
-    </w:p>
-    <w:p>
-      <w:pPr>
-        <w:rPr>
-          <w:sz w:val="24"/>
-          <w:szCs w:val="24"/>
-        </w:rPr>
-      </w:pPr>
-    </w:p>
-    <w:p>
-      <w:pPr>
-        <w:rPr>
-          <w:sz w:val="24"/>
-          <w:szCs w:val="24"/>
-        </w:rPr>
-      </w:pPr>
-    </w:p>
-    <w:p>
-      <w:pPr>
-        <w:rPr>
-          <w:sz w:val="24"/>
-          <w:szCs w:val="24"/>
-        </w:rPr>
-      </w:pPr>
-    </w:p>
-    <w:p>
-      <w:pPr>
-        <w:rPr>
-          <w:sz w:val="24"/>
-          <w:szCs w:val="24"/>
-        </w:rPr>
-      </w:pPr>
-    </w:p>
-    <w:p>
-      <w:pPr>
-        <w:rPr>
-          <w:sz w:val="24"/>
-          <w:szCs w:val="24"/>
-        </w:rPr>
-      </w:pPr>
-    </w:p>
-    <w:p>
-      <w:pPr>
-        <w:rPr>
-          <w:sz w:val="24"/>
-          <w:szCs w:val="24"/>
-        </w:rPr>
-      </w:pPr>
-    </w:p>
-    <w:p>
-      <w:pPr>
-        <w:rPr>
-          <w:sz w:val="24"/>
-          <w:szCs w:val="24"/>
-        </w:rPr>
-      </w:pPr>
-    </w:p>
-    <w:p>
-      <w:pPr>
-        <w:rPr>
-          <w:sz w:val="24"/>
-          <w:szCs w:val="24"/>
-        </w:rPr>
-      </w:pPr>
-    </w:p>
-    <w:p>
-      <w:pPr>
-        <w:rPr>
-          <w:sz w:val="24"/>
-          <w:szCs w:val="24"/>
-        </w:rPr>
-      </w:pPr>
-    </w:p>
-    <w:p>
-      <w:pPr>
-        <w:rPr>
-          <w:sz w:val="24"/>
-          <w:szCs w:val="24"/>
-        </w:rPr>
-      </w:pPr>
-    </w:p>
-    <w:p>
-      <w:pPr>
-        <w:rPr>
-          <w:sz w:val="24"/>
-          <w:szCs w:val="24"/>
-        </w:rPr>
-      </w:pPr>
-    </w:p>
-    <w:p>
-      <w:pPr>
-        <w:rPr>
-          <w:sz w:val="24"/>
-          <w:szCs w:val="24"/>
-        </w:rPr>
-      </w:pPr>
-    </w:p>
-    <w:p>
-      <w:pPr>
-        <w:rPr>
-          <w:sz w:val="24"/>
-          <w:szCs w:val="24"/>
-        </w:rPr>
-      </w:pPr>
-    </w:p>
-    <w:p>
-      <w:pPr>
-        <w:rPr>
-          <w:sz w:val="24"/>
-          <w:szCs w:val="24"/>
-        </w:rPr>
-      </w:pPr>
-    </w:p>
-    <w:p>
-      <w:pPr>
-        <w:rPr>
-          <w:sz w:val="24"/>
-          <w:szCs w:val="24"/>
-        </w:rPr>
-      </w:pPr>
-    </w:p>
-    <w:p>
-      <w:pPr>
-        <w:rPr>
-          <w:sz w:val="24"/>
-          <w:szCs w:val="24"/>
-        </w:rPr>
-      </w:pPr>
-    </w:p>
-    <w:p>
-      <w:pPr>
-        <w:rPr>
-          <w:sz w:val="24"/>
-          <w:szCs w:val="24"/>
-        </w:rPr>
-      </w:pPr>
-    </w:p>
-    <w:p>
-      <w:pPr>
-        <w:rPr>
-          <w:sz w:val="24"/>
-          <w:szCs w:val="24"/>
-        </w:rPr>
-      </w:pPr>
-    </w:p>
-    <w:p>
-      <w:pPr>
-        <w:pStyle w:val="Ttulo1"/>
-        <w:rPr>
-          <w:b/>
-          <w:bCs/>
-          <w:sz w:val="24"/>
-          <w:szCs w:val="24"/>
-        </w:rPr>
-      </w:pPr>
-      <w:bookmarkStart w:id="7" w:name="_Toc241048664"/>
-      <w:r>
-        <w:rPr>
-          <w:b/>
-          <w:bCs/>
-          <w:sz w:val="24"/>
-          <w:szCs w:val="24"/>
-        </w:rPr>
-        <w:lastRenderedPageBreak/>
-        <w:t>6</w:t>
-      </w:r>
-      <w:r>
-        <w:rPr>
-          <w:b/>
-          <w:bCs/>
-          <w:sz w:val="24"/>
-          <w:szCs w:val="24"/>
-        </w:rPr>
-        <w:t>.</w:t>
-      </w:r>
-      <w:r>
-        <w:rPr>
-          <w:b/>
-          <w:bCs/>
-          <w:sz w:val="24"/>
-          <w:szCs w:val="24"/>
-        </w:rPr>
-        <w:t>CONCLUSÃO</w:t>
-      </w:r>
-      <w:bookmarkEnd w:id="7"/>
-    </w:p>
-    <w:p>
-      <w:pPr>
-        <w:rPr>
-          <w:sz w:val="24"/>
-          <w:szCs w:val="24"/>
-        </w:rPr>
-      </w:pPr>
-    </w:p>
-    <w:p>
-      <w:pPr>
-        <w:rPr>
-          <w:sz w:val="24"/>
-          <w:szCs w:val="24"/>
-        </w:rPr>
-      </w:pPr>
-    </w:p>
-    <w:p>
-      <w:pPr>
-        <w:rPr>
-          <w:sz w:val="24"/>
-          <w:szCs w:val="24"/>
-        </w:rPr>
-      </w:pPr>
     </w:p>
     <w:p>
       <w:pPr>
@@ -6228,7 +6392,6 @@
   <w:style w:type="character" w:default="1" w:styleId="Fontepargpadro">
     <w:name w:val="Default Paragraph Font"/>
     <w:uiPriority w:val="1"/>
-    <w:semiHidden/>
     <w:unhideWhenUsed/>
   </w:style>
   <w:style w:type="table" w:default="1" w:styleId="Tabelanormal">
